--- a/oggaver/Uge38_39.docx
+++ b/oggaver/Uge38_39.docx
@@ -297,23 +297,7 @@
           <w:rFonts w:ascii="system-ui" w:eastAsia="system-ui" w:hAnsi="system-ui" w:cs="system-ui"/>
           <w:lang w:val="da" w:eastAsia="ja-JP"/>
         </w:rPr>
-        <w:t xml:space="preserve"> i Google Drive eller Microsoft OneDrive, så I har et fælles arbejdsområde, hvor I kan gemme, dele og redigere </w:t>
-      </w:r>
-      <w:proofErr w:type="spellStart"/>
-      <w:r>
-        <w:rPr>
-          <w:rFonts w:ascii="system-ui" w:eastAsia="system-ui" w:hAnsi="system-ui" w:cs="system-ui"/>
-          <w:lang w:val="da" w:eastAsia="ja-JP"/>
-        </w:rPr>
-        <w:t>projektfiler</w:t>
-      </w:r>
-      <w:proofErr w:type="spellEnd"/>
-      <w:r>
-        <w:rPr>
-          <w:rFonts w:ascii="system-ui" w:eastAsia="system-ui" w:hAnsi="system-ui" w:cs="system-ui"/>
-          <w:lang w:val="da" w:eastAsia="ja-JP"/>
-        </w:rPr>
-        <w:t>.</w:t>
+        <w:t xml:space="preserve"> i Google Drive eller Microsoft OneDrive, så I har et fælles arbejdsområde, hvor I kan gemme, dele og redigere projektfiler.</w:t>
       </w:r>
     </w:p>
     <w:tbl>
@@ -628,9 +612,8 @@
                 <w:bCs/>
                 <w:lang w:val="da"/>
               </w:rPr>
-              <w:t>3. Videoer:</w:t>
+              <w:t xml:space="preserve">3. Videoer: </w:t>
             </w:r>
-            <w:proofErr w:type="gramStart"/>
             <w:r>
               <w:rPr>
                 <w:rFonts w:ascii="system-ui" w:eastAsia="system-ui" w:hAnsi="system-ui" w:cs="system-ui"/>
@@ -656,26 +639,7 @@
                 <w:bCs/>
                 <w:lang w:val="da"/>
               </w:rPr>
-              <w:t xml:space="preserve"> </w:t>
-            </w:r>
-            <w:r>
-              <w:rPr>
-                <w:rFonts w:ascii="system-ui" w:eastAsia="system-ui" w:hAnsi="system-ui" w:cs="system-ui"/>
-                <w:b/>
-                <w:bCs/>
-                <w:lang w:val="da"/>
-              </w:rPr>
-              <w:t>(</w:t>
-            </w:r>
-            <w:proofErr w:type="gramEnd"/>
-            <w:r>
-              <w:rPr>
-                <w:rFonts w:ascii="system-ui" w:eastAsia="system-ui" w:hAnsi="system-ui" w:cs="system-ui"/>
-                <w:b/>
-                <w:bCs/>
-                <w:lang w:val="da"/>
-              </w:rPr>
-              <w:t>tilbage til forside)</w:t>
+              <w:t>(tilbage til forside)</w:t>
             </w:r>
           </w:p>
           <w:p>
@@ -1027,10 +991,7 @@
         <w:t xml:space="preserve"> til jeres projekt.</w:t>
       </w:r>
       <w:r>
-        <w:t xml:space="preserve"> </w:t>
-      </w:r>
-      <w:r>
-        <w:t xml:space="preserve">Redesign </w:t>
+        <w:t xml:space="preserve"> Redesign </w:t>
       </w:r>
       <w:r>
         <w:rPr>
@@ -1197,19 +1158,41 @@
           <w:bCs/>
           <w:lang w:val="da"/>
         </w:rPr>
-        <w:t>&lt;</w:t>
-      </w:r>
-      <w:proofErr w:type="spellStart"/>
-      <w:r>
+        <w:t>&lt;footer&gt;</w:t>
+      </w:r>
+      <w:r>
+        <w:rPr>
+          <w:rFonts w:ascii="system-ui" w:eastAsia="system-ui" w:hAnsi="system-ui" w:cs="system-ui"/>
+          <w:lang w:val="da"/>
+        </w:rPr>
+        <w:t>: Indeholder copyright-information og kontaktoplysninger.</w:t>
+      </w:r>
+    </w:p>
+    <w:p>
+      <w:pPr>
+        <w:spacing w:after="0" w:line="257" w:lineRule="auto"/>
+        <w:rPr>
+          <w:lang w:val="da-DK"/>
+        </w:rPr>
+      </w:pPr>
+      <w:r>
+        <w:rPr>
+          <w:rFonts w:ascii="system-ui" w:eastAsia="system-ui" w:hAnsi="system-ui" w:cs="system-ui"/>
+          <w:lang w:val="da"/>
+        </w:rPr>
+        <w:t xml:space="preserve"> </w:t>
+      </w:r>
+    </w:p>
+    <w:p>
+      <w:pPr>
+        <w:spacing w:after="0" w:line="257" w:lineRule="auto"/>
         <w:rPr>
           <w:rFonts w:ascii="system-ui" w:eastAsia="system-ui" w:hAnsi="system-ui" w:cs="system-ui"/>
           <w:b/>
           <w:bCs/>
           <w:lang w:val="da"/>
         </w:rPr>
-        <w:t>footer</w:t>
-      </w:r>
-      <w:proofErr w:type="spellEnd"/>
+      </w:pPr>
       <w:r>
         <w:rPr>
           <w:rFonts w:ascii="system-ui" w:eastAsia="system-ui" w:hAnsi="system-ui" w:cs="system-ui"/>
@@ -1217,41 +1200,26 @@
           <w:bCs/>
           <w:lang w:val="da"/>
         </w:rPr>
-        <w:t>&gt;</w:t>
-      </w:r>
-      <w:r>
-        <w:rPr>
-          <w:rFonts w:ascii="system-ui" w:eastAsia="system-ui" w:hAnsi="system-ui" w:cs="system-ui"/>
-          <w:lang w:val="da"/>
-        </w:rPr>
-        <w:t>: Indeholder copyright-information og kontaktoplysninger.</w:t>
-      </w:r>
-    </w:p>
-    <w:p>
-      <w:pPr>
-        <w:spacing w:after="0" w:line="257" w:lineRule="auto"/>
-        <w:rPr>
-          <w:lang w:val="da-DK"/>
-        </w:rPr>
-      </w:pPr>
-      <w:r>
-        <w:rPr>
-          <w:rFonts w:ascii="system-ui" w:eastAsia="system-ui" w:hAnsi="system-ui" w:cs="system-ui"/>
-          <w:lang w:val="da"/>
-        </w:rPr>
-        <w:t xml:space="preserve"> </w:t>
-      </w:r>
-    </w:p>
-    <w:p>
-      <w:pPr>
-        <w:spacing w:after="0" w:line="257" w:lineRule="auto"/>
+        <w:t>Kan bruge</w:t>
+      </w:r>
+    </w:p>
+    <w:p>
+      <w:pPr>
+        <w:spacing w:after="0" w:line="257" w:lineRule="auto"/>
+        <w:rPr>
+          <w:rFonts w:ascii="system-ui" w:eastAsia="system-ui" w:hAnsi="system-ui" w:cs="system-ui"/>
+          <w:lang w:val="da"/>
+        </w:rPr>
+      </w:pPr>
+      <w:r>
         <w:rPr>
           <w:rFonts w:ascii="system-ui" w:eastAsia="system-ui" w:hAnsi="system-ui" w:cs="system-ui"/>
           <w:b/>
           <w:bCs/>
           <w:lang w:val="da"/>
         </w:rPr>
-      </w:pPr>
+        <w:t xml:space="preserve">  </w:t>
+      </w:r>
       <w:r>
         <w:rPr>
           <w:rFonts w:ascii="system-ui" w:eastAsia="system-ui" w:hAnsi="system-ui" w:cs="system-ui"/>
@@ -1259,8 +1227,91 @@
           <w:bCs/>
           <w:lang w:val="da"/>
         </w:rPr>
-        <w:t>Kan bruge</w:t>
-      </w:r>
+        <w:t>&lt;section&gt;</w:t>
+      </w:r>
+      <w:r>
+        <w:rPr>
+          <w:rFonts w:ascii="system-ui" w:eastAsia="system-ui" w:hAnsi="system-ui" w:cs="system-ui"/>
+          <w:lang w:val="da"/>
+        </w:rPr>
+        <w:t>: Bruges til at gruppere relateret indhold</w:t>
+      </w:r>
+      <w:r>
+        <w:rPr>
+          <w:rFonts w:ascii="system-ui" w:eastAsia="system-ui" w:hAnsi="system-ui" w:cs="system-ui"/>
+          <w:lang w:val="da"/>
+        </w:rPr>
+        <w:t xml:space="preserve"> </w:t>
+      </w:r>
+    </w:p>
+    <w:p>
+      <w:pPr>
+        <w:spacing w:after="0" w:line="257" w:lineRule="auto"/>
+        <w:ind w:firstLine="720"/>
+        <w:rPr>
+          <w:rFonts w:ascii="system-ui" w:eastAsia="system-ui" w:hAnsi="system-ui" w:cs="system-ui"/>
+          <w:lang w:val="da"/>
+        </w:rPr>
+      </w:pPr>
+      <w:r>
+        <w:rPr>
+          <w:rFonts w:ascii="system-ui" w:eastAsia="system-ui" w:hAnsi="system-ui" w:cs="system-ui"/>
+          <w:lang w:val="da"/>
+        </w:rPr>
+        <w:fldChar w:fldCharType="begin"/>
+      </w:r>
+      <w:r>
+        <w:rPr>
+          <w:rFonts w:ascii="system-ui" w:eastAsia="system-ui" w:hAnsi="system-ui" w:cs="system-ui"/>
+          <w:lang w:val="da"/>
+        </w:rPr>
+        <w:instrText>HYPERLINK "</w:instrText>
+      </w:r>
+      <w:r>
+        <w:rPr>
+          <w:rFonts w:ascii="system-ui" w:eastAsia="system-ui" w:hAnsi="system-ui" w:cs="system-ui"/>
+          <w:lang w:val="da"/>
+        </w:rPr>
+        <w:instrText>https://www.w3schools.com/tags/tag_section.asp</w:instrText>
+      </w:r>
+      <w:r>
+        <w:rPr>
+          <w:rFonts w:ascii="system-ui" w:eastAsia="system-ui" w:hAnsi="system-ui" w:cs="system-ui"/>
+          <w:lang w:val="da"/>
+        </w:rPr>
+        <w:instrText>"</w:instrText>
+      </w:r>
+      <w:r>
+        <w:rPr>
+          <w:rFonts w:ascii="system-ui" w:eastAsia="system-ui" w:hAnsi="system-ui" w:cs="system-ui"/>
+          <w:lang w:val="da"/>
+        </w:rPr>
+        <w:fldChar w:fldCharType="separate"/>
+      </w:r>
+      <w:r>
+        <w:rPr>
+          <w:rStyle w:val="Hyperlink"/>
+          <w:rFonts w:ascii="system-ui" w:eastAsia="system-ui" w:hAnsi="system-ui" w:cs="system-ui"/>
+          <w:lang w:val="da"/>
+        </w:rPr>
+        <w:t>https://www.w3schools.com/tags/tag_section.asp</w:t>
+      </w:r>
+      <w:r>
+        <w:rPr>
+          <w:rFonts w:ascii="system-ui" w:eastAsia="system-ui" w:hAnsi="system-ui" w:cs="system-ui"/>
+          <w:lang w:val="da"/>
+        </w:rPr>
+        <w:fldChar w:fldCharType="end"/>
+      </w:r>
+    </w:p>
+    <w:p>
+      <w:pPr>
+        <w:spacing w:after="0" w:line="257" w:lineRule="auto"/>
+        <w:rPr>
+          <w:rFonts w:ascii="system-ui" w:eastAsia="system-ui" w:hAnsi="system-ui" w:cs="system-ui"/>
+          <w:lang w:val="da"/>
+        </w:rPr>
+      </w:pPr>
     </w:p>
     <w:p>
       <w:pPr>
@@ -1286,9 +1337,47 @@
           <w:bCs/>
           <w:lang w:val="da"/>
         </w:rPr>
-        <w:t>&lt;</w:t>
-      </w:r>
-      <w:proofErr w:type="spellStart"/>
+        <w:t>&lt;article&gt;</w:t>
+      </w:r>
+      <w:r>
+        <w:rPr>
+          <w:rFonts w:ascii="system-ui" w:eastAsia="system-ui" w:hAnsi="system-ui" w:cs="system-ui"/>
+          <w:lang w:val="da"/>
+        </w:rPr>
+        <w:t>: Anvendes til at indeholde individuelle opskrifter eller artikler om madlavning.</w:t>
+      </w:r>
+    </w:p>
+    <w:p>
+      <w:pPr>
+        <w:spacing w:after="0" w:line="257" w:lineRule="auto"/>
+        <w:rPr>
+          <w:rFonts w:ascii="system-ui" w:eastAsia="system-ui" w:hAnsi="system-ui" w:cs="system-ui"/>
+          <w:lang w:val="da"/>
+        </w:rPr>
+      </w:pPr>
+    </w:p>
+    <w:p>
+      <w:pPr>
+        <w:spacing w:after="0" w:line="257" w:lineRule="auto"/>
+        <w:rPr>
+          <w:lang w:val="da-DK"/>
+        </w:rPr>
+      </w:pPr>
+      <w:r>
+        <w:rPr>
+          <w:rFonts w:ascii="system-ui" w:eastAsia="system-ui" w:hAnsi="system-ui" w:cs="system-ui"/>
+          <w:lang w:val="da"/>
+        </w:rPr>
+        <w:t xml:space="preserve"> </w:t>
+      </w:r>
+    </w:p>
+    <w:p>
+      <w:pPr>
+        <w:spacing w:line="257" w:lineRule="auto"/>
+        <w:rPr>
+          <w:lang w:val="da-DK"/>
+        </w:rPr>
+      </w:pPr>
       <w:r>
         <w:rPr>
           <w:rFonts w:ascii="system-ui" w:eastAsia="system-ui" w:hAnsi="system-ui" w:cs="system-ui"/>
@@ -1296,9 +1385,13 @@
           <w:bCs/>
           <w:lang w:val="da"/>
         </w:rPr>
-        <w:t>section</w:t>
-      </w:r>
-      <w:proofErr w:type="spellEnd"/>
+        <w:t xml:space="preserve"> </w:t>
+      </w:r>
+    </w:p>
+    <w:p>
+      <w:pPr>
+        <w:spacing w:line="257" w:lineRule="auto"/>
+      </w:pPr>
       <w:r>
         <w:rPr>
           <w:rFonts w:ascii="system-ui" w:eastAsia="system-ui" w:hAnsi="system-ui" w:cs="system-ui"/>
@@ -1306,122 +1399,7 @@
           <w:bCs/>
           <w:lang w:val="da"/>
         </w:rPr>
-        <w:t>&gt;</w:t>
-      </w:r>
-      <w:r>
-        <w:rPr>
-          <w:rFonts w:ascii="system-ui" w:eastAsia="system-ui" w:hAnsi="system-ui" w:cs="system-ui"/>
-          <w:lang w:val="da"/>
-        </w:rPr>
-        <w:t>: Bruges til at gruppere relateret indhold, f.eks. en sektion med opskrifter og en sektion med videoer.</w:t>
-      </w:r>
-    </w:p>
-    <w:p>
-      <w:pPr>
-        <w:spacing w:after="0" w:line="257" w:lineRule="auto"/>
-        <w:rPr>
-          <w:rFonts w:ascii="system-ui" w:eastAsia="system-ui" w:hAnsi="system-ui" w:cs="system-ui"/>
-          <w:lang w:val="da"/>
-        </w:rPr>
-      </w:pPr>
-      <w:r>
-        <w:rPr>
-          <w:rFonts w:ascii="system-ui" w:eastAsia="system-ui" w:hAnsi="system-ui" w:cs="system-ui"/>
-          <w:b/>
-          <w:bCs/>
-          <w:lang w:val="da"/>
-        </w:rPr>
-        <w:t xml:space="preserve">  </w:t>
-      </w:r>
-      <w:r>
-        <w:rPr>
-          <w:rFonts w:ascii="system-ui" w:eastAsia="system-ui" w:hAnsi="system-ui" w:cs="system-ui"/>
-          <w:b/>
-          <w:bCs/>
-          <w:lang w:val="da"/>
-        </w:rPr>
-        <w:t>&lt;</w:t>
-      </w:r>
-      <w:proofErr w:type="spellStart"/>
-      <w:r>
-        <w:rPr>
-          <w:rFonts w:ascii="system-ui" w:eastAsia="system-ui" w:hAnsi="system-ui" w:cs="system-ui"/>
-          <w:b/>
-          <w:bCs/>
-          <w:lang w:val="da"/>
-        </w:rPr>
-        <w:t>article</w:t>
-      </w:r>
-      <w:proofErr w:type="spellEnd"/>
-      <w:r>
-        <w:rPr>
-          <w:rFonts w:ascii="system-ui" w:eastAsia="system-ui" w:hAnsi="system-ui" w:cs="system-ui"/>
-          <w:b/>
-          <w:bCs/>
-          <w:lang w:val="da"/>
-        </w:rPr>
-        <w:t>&gt;</w:t>
-      </w:r>
-      <w:r>
-        <w:rPr>
-          <w:rFonts w:ascii="system-ui" w:eastAsia="system-ui" w:hAnsi="system-ui" w:cs="system-ui"/>
-          <w:lang w:val="da"/>
-        </w:rPr>
-        <w:t>: Anvendes til at indeholde individuelle opskrifter eller artikler om madlavning.</w:t>
-      </w:r>
-    </w:p>
-    <w:p>
-      <w:pPr>
-        <w:spacing w:after="0" w:line="257" w:lineRule="auto"/>
-        <w:rPr>
-          <w:rFonts w:ascii="system-ui" w:eastAsia="system-ui" w:hAnsi="system-ui" w:cs="system-ui"/>
-          <w:lang w:val="da"/>
-        </w:rPr>
-      </w:pPr>
-    </w:p>
-    <w:p>
-      <w:pPr>
-        <w:spacing w:after="0" w:line="257" w:lineRule="auto"/>
-        <w:rPr>
-          <w:lang w:val="da-DK"/>
-        </w:rPr>
-      </w:pPr>
-      <w:r>
-        <w:rPr>
-          <w:rFonts w:ascii="system-ui" w:eastAsia="system-ui" w:hAnsi="system-ui" w:cs="system-ui"/>
-          <w:lang w:val="da"/>
-        </w:rPr>
-        <w:t xml:space="preserve"> </w:t>
-      </w:r>
-    </w:p>
-    <w:p>
-      <w:pPr>
-        <w:spacing w:line="257" w:lineRule="auto"/>
-        <w:rPr>
-          <w:lang w:val="da-DK"/>
-        </w:rPr>
-      </w:pPr>
-      <w:r>
-        <w:rPr>
-          <w:rFonts w:ascii="system-ui" w:eastAsia="system-ui" w:hAnsi="system-ui" w:cs="system-ui"/>
-          <w:b/>
-          <w:bCs/>
-          <w:lang w:val="da"/>
-        </w:rPr>
-        <w:t xml:space="preserve"> </w:t>
-      </w:r>
-    </w:p>
-    <w:p>
-      <w:pPr>
-        <w:spacing w:line="257" w:lineRule="auto"/>
-      </w:pPr>
-      <w:r>
-        <w:rPr>
-          <w:rFonts w:ascii="system-ui" w:eastAsia="system-ui" w:hAnsi="system-ui" w:cs="system-ui"/>
-          <w:b/>
-          <w:bCs/>
-          <w:lang w:val="da"/>
-        </w:rPr>
+        <w:lastRenderedPageBreak/>
         <w:t>Læringspunkter:</w:t>
       </w:r>
     </w:p>
@@ -1443,7 +1421,6 @@
           <w:rFonts w:ascii="system-ui" w:eastAsia="system-ui" w:hAnsi="system-ui" w:cs="system-ui"/>
           <w:lang w:val="da"/>
         </w:rPr>
-        <w:lastRenderedPageBreak/>
         <w:t xml:space="preserve">I </w:t>
       </w:r>
       <w:r>
@@ -1694,7 +1671,6 @@
           <w:lang w:val="da"/>
         </w:rPr>
       </w:pPr>
-      <w:proofErr w:type="spellStart"/>
       <w:r>
         <w:rPr>
           <w:rFonts w:ascii="system-ui" w:eastAsia="system-ui" w:hAnsi="system-ui" w:cs="system-ui"/>
@@ -1709,29 +1685,8 @@
           <w:szCs w:val="18"/>
           <w:lang w:val="da"/>
         </w:rPr>
-        <w:t>Copy</w:t>
-      </w:r>
-      <w:proofErr w:type="spellEnd"/>
-      <w:r>
-        <w:rPr>
-          <w:rFonts w:ascii="system-ui" w:eastAsia="system-ui" w:hAnsi="system-ui" w:cs="system-ui"/>
-          <w:sz w:val="18"/>
-          <w:szCs w:val="18"/>
-          <w:lang w:val="da"/>
-        </w:rPr>
-        <w:t xml:space="preserve"> </w:t>
-      </w:r>
-      <w:proofErr w:type="spellStart"/>
-      <w:r>
-        <w:rPr>
-          <w:rFonts w:ascii="system-ui" w:eastAsia="system-ui" w:hAnsi="system-ui" w:cs="system-ui"/>
-          <w:sz w:val="18"/>
-          <w:szCs w:val="18"/>
-          <w:lang w:val="da"/>
-        </w:rPr>
-        <w:t>code</w:t>
-      </w:r>
-      <w:proofErr w:type="spellEnd"/>
+        <w:t>Copy code</w:t>
+      </w:r>
     </w:p>
     <w:p>
       <w:pPr>
@@ -1839,9 +1794,15 @@
           <w:bCs/>
           <w:lang w:val="da"/>
         </w:rPr>
-        <w:t>&lt;</w:t>
-      </w:r>
-      <w:proofErr w:type="spellStart"/>
+        <w:t>&lt;article&gt;</w:t>
+      </w:r>
+      <w:r>
+        <w:rPr>
+          <w:rFonts w:ascii="system-ui" w:eastAsia="system-ui" w:hAnsi="system-ui" w:cs="system-ui"/>
+          <w:lang w:val="da"/>
+        </w:rPr>
+        <w:t xml:space="preserve">, og </w:t>
+      </w:r>
       <w:r>
         <w:rPr>
           <w:rFonts w:ascii="Monaco" w:eastAsia="Monaco" w:hAnsi="Monaco" w:cs="Monaco"/>
@@ -1849,53 +1810,7 @@
           <w:bCs/>
           <w:lang w:val="da"/>
         </w:rPr>
-        <w:t>article</w:t>
-      </w:r>
-      <w:proofErr w:type="spellEnd"/>
-      <w:r>
-        <w:rPr>
-          <w:rFonts w:ascii="Monaco" w:eastAsia="Monaco" w:hAnsi="Monaco" w:cs="Monaco"/>
-          <w:b/>
-          <w:bCs/>
-          <w:lang w:val="da"/>
-        </w:rPr>
-        <w:t>&gt;</w:t>
-      </w:r>
-      <w:r>
-        <w:rPr>
-          <w:rFonts w:ascii="system-ui" w:eastAsia="system-ui" w:hAnsi="system-ui" w:cs="system-ui"/>
-          <w:lang w:val="da"/>
-        </w:rPr>
-        <w:t xml:space="preserve">, og </w:t>
-      </w:r>
-      <w:r>
-        <w:rPr>
-          <w:rFonts w:ascii="Monaco" w:eastAsia="Monaco" w:hAnsi="Monaco" w:cs="Monaco"/>
-          <w:b/>
-          <w:bCs/>
-          <w:lang w:val="da"/>
-        </w:rPr>
-        <w:t>&lt;</w:t>
-      </w:r>
-      <w:proofErr w:type="spellStart"/>
-      <w:r>
-        <w:rPr>
-          <w:rFonts w:ascii="Monaco" w:eastAsia="Monaco" w:hAnsi="Monaco" w:cs="Monaco"/>
-          <w:b/>
-          <w:bCs/>
-          <w:lang w:val="da"/>
-        </w:rPr>
-        <w:t>footer</w:t>
-      </w:r>
-      <w:proofErr w:type="spellEnd"/>
-      <w:r>
-        <w:rPr>
-          <w:rFonts w:ascii="Monaco" w:eastAsia="Monaco" w:hAnsi="Monaco" w:cs="Monaco"/>
-          <w:b/>
-          <w:bCs/>
-          <w:lang w:val="da"/>
-        </w:rPr>
-        <w:t>&gt;</w:t>
+        <w:t>&lt;footer&gt;</w:t>
       </w:r>
       <w:r>
         <w:rPr>
@@ -1949,39 +1864,7 @@
           <w:rFonts w:ascii="system-ui" w:eastAsia="system-ui" w:hAnsi="system-ui" w:cs="system-ui"/>
           <w:lang w:val="da"/>
         </w:rPr>
-        <w:t xml:space="preserve"> Brug online HTML-valideringstjenester som W3C </w:t>
-      </w:r>
-      <w:proofErr w:type="spellStart"/>
-      <w:r>
-        <w:rPr>
-          <w:rFonts w:ascii="system-ui" w:eastAsia="system-ui" w:hAnsi="system-ui" w:cs="system-ui"/>
-          <w:lang w:val="da"/>
-        </w:rPr>
-        <w:t>Markup</w:t>
-      </w:r>
-      <w:proofErr w:type="spellEnd"/>
-      <w:r>
-        <w:rPr>
-          <w:rFonts w:ascii="system-ui" w:eastAsia="system-ui" w:hAnsi="system-ui" w:cs="system-ui"/>
-          <w:lang w:val="da"/>
-        </w:rPr>
-        <w:t xml:space="preserve"> </w:t>
-      </w:r>
-      <w:proofErr w:type="spellStart"/>
-      <w:r>
-        <w:rPr>
-          <w:rFonts w:ascii="system-ui" w:eastAsia="system-ui" w:hAnsi="system-ui" w:cs="system-ui"/>
-          <w:lang w:val="da"/>
-        </w:rPr>
-        <w:t>Validation</w:t>
-      </w:r>
-      <w:proofErr w:type="spellEnd"/>
-      <w:r>
-        <w:rPr>
-          <w:rFonts w:ascii="system-ui" w:eastAsia="system-ui" w:hAnsi="system-ui" w:cs="system-ui"/>
-          <w:lang w:val="da"/>
-        </w:rPr>
-        <w:t xml:space="preserve"> Service (</w:t>
+        <w:t xml:space="preserve"> Brug online HTML-valideringstjenester som W3C Markup Validation Service (</w:t>
       </w:r>
       <w:hyperlink r:id="rId8">
         <w:r>
@@ -3700,6 +3583,30 @@
       <w:bCs/>
     </w:rPr>
   </w:style>
+  <w:style w:type="character" w:styleId="UnresolvedMention">
+    <w:name w:val="Unresolved Mention"/>
+    <w:basedOn w:val="DefaultParagraphFont"/>
+    <w:uiPriority w:val="99"/>
+    <w:semiHidden/>
+    <w:unhideWhenUsed/>
+    <w:rsid w:val="0095100E"/>
+    <w:rPr>
+      <w:color w:val="605E5C"/>
+      <w:shd w:val="clear" w:color="auto" w:fill="E1DFDD"/>
+    </w:rPr>
+  </w:style>
+  <w:style w:type="character" w:styleId="FollowedHyperlink">
+    <w:name w:val="FollowedHyperlink"/>
+    <w:basedOn w:val="DefaultParagraphFont"/>
+    <w:uiPriority w:val="99"/>
+    <w:semiHidden/>
+    <w:unhideWhenUsed/>
+    <w:rsid w:val="0095100E"/>
+    <w:rPr>
+      <w:color w:val="96607D" w:themeColor="followedHyperlink"/>
+      <w:u w:val="single"/>
+    </w:rPr>
+  </w:style>
 </w:styles>
 </file>
 
@@ -3965,6 +3872,26 @@
 </file>
 
 <file path=customXml/item1.xml><?xml version="1.0" encoding="utf-8"?>
+<?mso-contentType ?>
+<FormTemplates xmlns="http://schemas.microsoft.com/sharepoint/v3/contenttype/forms">
+  <Display>DocumentLibraryForm</Display>
+  <Edit>DocumentLibraryForm</Edit>
+  <New>DocumentLibraryForm</New>
+</FormTemplates>
+</file>
+
+<file path=customXml/item2.xml><?xml version="1.0" encoding="utf-8"?>
+<p:properties xmlns:p="http://schemas.microsoft.com/office/2006/metadata/properties" xmlns:xsi="http://www.w3.org/2001/XMLSchema-instance" xmlns:pc="http://schemas.microsoft.com/office/infopath/2007/PartnerControls">
+  <documentManagement>
+    <lcf76f155ced4ddcb4097134ff3c332f xmlns="e849f5a5-735c-42fe-b98c-e71ffb699442">
+      <Terms xmlns="http://schemas.microsoft.com/office/infopath/2007/PartnerControls"/>
+    </lcf76f155ced4ddcb4097134ff3c332f>
+    <TaxCatchAll xmlns="92085a0b-995c-4352-a904-96fa709bce5d" xsi:nil="true"/>
+  </documentManagement>
+</p:properties>
+</file>
+
+<file path=customXml/item3.xml><?xml version="1.0" encoding="utf-8"?>
 <ct:contentTypeSchema xmlns:ct="http://schemas.microsoft.com/office/2006/metadata/contentType" xmlns:ma="http://schemas.microsoft.com/office/2006/metadata/properties/metaAttributes" ct:_="" ma:_="" ma:contentTypeName="Document" ma:contentTypeID="0x0101008FEB4FDFDDEF084D824E2343C1FDD94C" ma:contentTypeVersion="12" ma:contentTypeDescription="Create a new document." ma:contentTypeScope="" ma:versionID="c80cde8f840fec0df13a584d491b53ed">
   <xsd:schema xmlns:xsd="http://www.w3.org/2001/XMLSchema" xmlns:xs="http://www.w3.org/2001/XMLSchema" xmlns:p="http://schemas.microsoft.com/office/2006/metadata/properties" xmlns:ns2="e849f5a5-735c-42fe-b98c-e71ffb699442" xmlns:ns3="92085a0b-995c-4352-a904-96fa709bce5d" targetNamespace="http://schemas.microsoft.com/office/2006/metadata/properties" ma:root="true" ma:fieldsID="6332249688d2fc58235550a5b9c62145" ns2:_="" ns3:_="">
     <xsd:import namespace="e849f5a5-735c-42fe-b98c-e71ffb699442"/>
@@ -4165,27 +4092,26 @@
 </ct:contentTypeSchema>
 </file>
 
-<file path=customXml/item2.xml><?xml version="1.0" encoding="utf-8"?>
-<p:properties xmlns:p="http://schemas.microsoft.com/office/2006/metadata/properties" xmlns:xsi="http://www.w3.org/2001/XMLSchema-instance" xmlns:pc="http://schemas.microsoft.com/office/infopath/2007/PartnerControls">
-  <documentManagement>
-    <lcf76f155ced4ddcb4097134ff3c332f xmlns="e849f5a5-735c-42fe-b98c-e71ffb699442">
-      <Terms xmlns="http://schemas.microsoft.com/office/infopath/2007/PartnerControls"/>
-    </lcf76f155ced4ddcb4097134ff3c332f>
-    <TaxCatchAll xmlns="92085a0b-995c-4352-a904-96fa709bce5d" xsi:nil="true"/>
-  </documentManagement>
-</p:properties>
+<file path=customXml/itemProps1.xml><?xml version="1.0" encoding="utf-8"?>
+<ds:datastoreItem xmlns:ds="http://schemas.openxmlformats.org/officeDocument/2006/customXml" ds:itemID="{571876B2-2E3A-4D7B-9C6C-8D830A65F91E}">
+  <ds:schemaRefs>
+    <ds:schemaRef ds:uri="http://schemas.microsoft.com/sharepoint/v3/contenttype/forms"/>
+  </ds:schemaRefs>
+</ds:datastoreItem>
 </file>
 
-<file path=customXml/item3.xml><?xml version="1.0" encoding="utf-8"?>
-<?mso-contentType ?>
-<FormTemplates xmlns="http://schemas.microsoft.com/sharepoint/v3/contenttype/forms">
-  <Display>DocumentLibraryForm</Display>
-  <Edit>DocumentLibraryForm</Edit>
-  <New>DocumentLibraryForm</New>
-</FormTemplates>
+<file path=customXml/itemProps2.xml><?xml version="1.0" encoding="utf-8"?>
+<ds:datastoreItem xmlns:ds="http://schemas.openxmlformats.org/officeDocument/2006/customXml" ds:itemID="{5364EBF9-97AF-4047-BAB4-3971E9487EA1}">
+  <ds:schemaRefs>
+    <ds:schemaRef ds:uri="http://schemas.microsoft.com/office/2006/metadata/properties"/>
+    <ds:schemaRef ds:uri="http://schemas.microsoft.com/office/infopath/2007/PartnerControls"/>
+    <ds:schemaRef ds:uri="e849f5a5-735c-42fe-b98c-e71ffb699442"/>
+    <ds:schemaRef ds:uri="92085a0b-995c-4352-a904-96fa709bce5d"/>
+  </ds:schemaRefs>
+</ds:datastoreItem>
 </file>
 
-<file path=customXml/itemProps1.xml><?xml version="1.0" encoding="utf-8"?>
+<file path=customXml/itemProps3.xml><?xml version="1.0" encoding="utf-8"?>
 <ds:datastoreItem xmlns:ds="http://schemas.openxmlformats.org/officeDocument/2006/customXml" ds:itemID="{B9119486-789B-43C9-8927-9E4EDCAB78A0}">
   <ds:schemaRefs>
     <ds:schemaRef ds:uri="http://schemas.microsoft.com/office/2006/metadata/contentType"/>
@@ -4202,23 +4128,4 @@
     <ds:schemaRef ds:uri="http://schemas.microsoft.com/internal/obd"/>
   </ds:schemaRefs>
 </ds:datastoreItem>
-</file>
-
-<file path=customXml/itemProps2.xml><?xml version="1.0" encoding="utf-8"?>
-<ds:datastoreItem xmlns:ds="http://schemas.openxmlformats.org/officeDocument/2006/customXml" ds:itemID="{5364EBF9-97AF-4047-BAB4-3971E9487EA1}">
-  <ds:schemaRefs>
-    <ds:schemaRef ds:uri="http://schemas.microsoft.com/office/2006/metadata/properties"/>
-    <ds:schemaRef ds:uri="http://schemas.microsoft.com/office/infopath/2007/PartnerControls"/>
-    <ds:schemaRef ds:uri="e849f5a5-735c-42fe-b98c-e71ffb699442"/>
-    <ds:schemaRef ds:uri="92085a0b-995c-4352-a904-96fa709bce5d"/>
-  </ds:schemaRefs>
-</ds:datastoreItem>
-</file>
-
-<file path=customXml/itemProps3.xml><?xml version="1.0" encoding="utf-8"?>
-<ds:datastoreItem xmlns:ds="http://schemas.openxmlformats.org/officeDocument/2006/customXml" ds:itemID="{571876B2-2E3A-4D7B-9C6C-8D830A65F91E}">
-  <ds:schemaRefs>
-    <ds:schemaRef ds:uri="http://schemas.microsoft.com/sharepoint/v3/contenttype/forms"/>
-  </ds:schemaRefs>
-</ds:datastoreItem>
 </file>
--- a/oggaver/Uge38_39.docx
+++ b/oggaver/Uge38_39.docx
@@ -297,7 +297,23 @@
           <w:rFonts w:ascii="system-ui" w:eastAsia="system-ui" w:hAnsi="system-ui" w:cs="system-ui"/>
           <w:lang w:val="da" w:eastAsia="ja-JP"/>
         </w:rPr>
-        <w:t xml:space="preserve"> i Google Drive eller Microsoft OneDrive, så I har et fælles arbejdsområde, hvor I kan gemme, dele og redigere projektfiler.</w:t>
+        <w:t xml:space="preserve"> i Google Drive eller Microsoft OneDrive, så I har et fælles arbejdsområde, hvor I kan gemme, dele og redigere </w:t>
+      </w:r>
+      <w:proofErr w:type="spellStart"/>
+      <w:r>
+        <w:rPr>
+          <w:rFonts w:ascii="system-ui" w:eastAsia="system-ui" w:hAnsi="system-ui" w:cs="system-ui"/>
+          <w:lang w:val="da" w:eastAsia="ja-JP"/>
+        </w:rPr>
+        <w:t>projektfiler</w:t>
+      </w:r>
+      <w:proofErr w:type="spellEnd"/>
+      <w:r>
+        <w:rPr>
+          <w:rFonts w:ascii="system-ui" w:eastAsia="system-ui" w:hAnsi="system-ui" w:cs="system-ui"/>
+          <w:lang w:val="da" w:eastAsia="ja-JP"/>
+        </w:rPr>
+        <w:t>.</w:t>
       </w:r>
     </w:p>
     <w:tbl>
@@ -612,8 +628,9 @@
                 <w:bCs/>
                 <w:lang w:val="da"/>
               </w:rPr>
-              <w:t xml:space="preserve">3. Videoer: </w:t>
+              <w:t>3. Videoer:</w:t>
             </w:r>
+            <w:proofErr w:type="gramStart"/>
             <w:r>
               <w:rPr>
                 <w:rFonts w:ascii="system-ui" w:eastAsia="system-ui" w:hAnsi="system-ui" w:cs="system-ui"/>
@@ -639,7 +656,26 @@
                 <w:bCs/>
                 <w:lang w:val="da"/>
               </w:rPr>
-              <w:t>(tilbage til forside)</w:t>
+              <w:t xml:space="preserve"> </w:t>
+            </w:r>
+            <w:r>
+              <w:rPr>
+                <w:rFonts w:ascii="system-ui" w:eastAsia="system-ui" w:hAnsi="system-ui" w:cs="system-ui"/>
+                <w:b/>
+                <w:bCs/>
+                <w:lang w:val="da"/>
+              </w:rPr>
+              <w:t>(</w:t>
+            </w:r>
+            <w:proofErr w:type="gramEnd"/>
+            <w:r>
+              <w:rPr>
+                <w:rFonts w:ascii="system-ui" w:eastAsia="system-ui" w:hAnsi="system-ui" w:cs="system-ui"/>
+                <w:b/>
+                <w:bCs/>
+                <w:lang w:val="da"/>
+              </w:rPr>
+              <w:t>tilbage til forside)</w:t>
             </w:r>
           </w:p>
           <w:p>
@@ -871,30 +907,6 @@
     </w:p>
     <w:p>
       <w:pPr>
-        <w:pStyle w:val="NormalWeb"/>
-        <w:ind w:left="720"/>
-      </w:pPr>
-      <w:r>
-        <w:t xml:space="preserve">I dette projekt skal I bruge </w:t>
-      </w:r>
-      <w:r>
-        <w:rPr>
-          <w:rStyle w:val="Strong"/>
-        </w:rPr>
-        <w:t>algoritmisk tænkning</w:t>
-      </w:r>
-      <w:r>
-        <w:t xml:space="preserve"> til at opdele opgaven i mindre og overskuelige dele, før </w:t>
-      </w:r>
-      <w:r>
-        <w:t>I</w:t>
-      </w:r>
-      <w:r>
-        <w:t xml:space="preserve"> begynder at skrive HTML-koden.</w:t>
-      </w:r>
-    </w:p>
-    <w:p>
-      <w:pPr>
         <w:pStyle w:val="ListParagraph"/>
         <w:spacing w:after="0" w:line="257" w:lineRule="auto"/>
         <w:rPr>
@@ -973,34 +985,67 @@
     <w:p>
       <w:pPr>
         <w:pStyle w:val="NormalWeb"/>
+      </w:pPr>
+      <w:r>
+        <w:t xml:space="preserve">I skal fortsætte med at tilføje </w:t>
+      </w:r>
+      <w:r>
+        <w:rPr>
+          <w:rStyle w:val="Strong"/>
+        </w:rPr>
+        <w:t>HTML5-tags</w:t>
+      </w:r>
+      <w:r>
+        <w:t xml:space="preserve"> til jeres projekt.</w:t>
+      </w:r>
+      <w:r>
+        <w:t xml:space="preserve"> </w:t>
+      </w:r>
+      <w:r>
+        <w:t xml:space="preserve">E.g.  </w:t>
+      </w:r>
+      <w:r>
         <w:rPr>
           <w:b/>
           <w:bCs/>
         </w:rPr>
-      </w:pPr>
-      <w:r>
-        <w:t xml:space="preserve">I skal fortsætte med at tilføje </w:t>
+        <w:t>section</w:t>
+      </w:r>
+      <w:r>
+        <w:t xml:space="preserve"> </w:t>
       </w:r>
       <w:r>
         <w:rPr>
           <w:rStyle w:val="Strong"/>
         </w:rPr>
-        <w:t>HTML5-tags</w:t>
-      </w:r>
-      <w:r>
-        <w:t xml:space="preserve"> til jeres projekt.</w:t>
-      </w:r>
-      <w:r>
-        <w:t xml:space="preserve"> Redesign </w:t>
+        <w:t>navigation</w:t>
       </w:r>
       <w:r>
         <w:rPr>
           <w:rStyle w:val="Strong"/>
         </w:rPr>
-        <w:t>header, navigation og footer</w:t>
-      </w:r>
-      <w:r>
-        <w:t xml:space="preserve"> på alle sider, så designet er </w:t>
+        <w:t xml:space="preserve"> </w:t>
+      </w:r>
+      <w:r>
+        <w:rPr>
+          <w:rStyle w:val="Strong"/>
+        </w:rPr>
+        <w:t xml:space="preserve"> og footer</w:t>
+      </w:r>
+      <w:r>
+        <w:t xml:space="preserve"> </w:t>
+      </w:r>
+    </w:p>
+    <w:p>
+      <w:pPr>
+        <w:pStyle w:val="NormalWeb"/>
+        <w:rPr>
+          <w:b/>
+          <w:bCs/>
+        </w:rPr>
+      </w:pPr>
+      <w:r>
+        <w:t xml:space="preserve">på alle sider, så designet er </w:t>
       </w:r>
       <w:r>
         <w:rPr>
@@ -1022,6 +1067,27 @@
       <w:pPr>
         <w:pStyle w:val="NormalWeb"/>
       </w:pPr>
+      <w:hyperlink r:id="rId8" w:history="1">
+        <w:r>
+          <w:rPr>
+            <w:rStyle w:val="Hyperlink"/>
+          </w:rPr>
+          <w:t>https://www.w3schools.com/tags/tag_nav.asp</w:t>
+        </w:r>
+      </w:hyperlink>
+    </w:p>
+    <w:p>
+      <w:pPr>
+        <w:pStyle w:val="NormalWeb"/>
+      </w:pPr>
+      <w:hyperlink r:id="rId9" w:history="1">
+        <w:r>
+          <w:rPr>
+            <w:rStyle w:val="Hyperlink"/>
+          </w:rPr>
+          <w:t>https://www.w3schools.com/tags/tag_section.asp</w:t>
+        </w:r>
+      </w:hyperlink>
     </w:p>
     <w:p>
       <w:pPr>
@@ -1049,33 +1115,176 @@
     <w:p>
       <w:pPr>
         <w:spacing w:after="0" w:line="257" w:lineRule="auto"/>
-        <w:rPr>
-          <w:lang w:val="da-DK"/>
-        </w:rPr>
-      </w:pPr>
-      <w:r>
-        <w:rPr>
-          <w:rFonts w:ascii="system-ui" w:eastAsia="system-ui" w:hAnsi="system-ui" w:cs="system-ui"/>
-          <w:lang w:val="da"/>
-        </w:rPr>
-        <w:t xml:space="preserve"> </w:t>
-      </w:r>
-    </w:p>
-    <w:p>
-      <w:pPr>
-        <w:spacing w:line="257" w:lineRule="auto"/>
-        <w:rPr>
-          <w:lang w:val="da-DK"/>
-        </w:rPr>
-      </w:pPr>
-      <w:r>
         <w:rPr>
           <w:rFonts w:ascii="system-ui" w:eastAsia="system-ui" w:hAnsi="system-ui" w:cs="system-ui"/>
           <w:b/>
           <w:bCs/>
           <w:lang w:val="da"/>
         </w:rPr>
-        <w:t>HTML 5-Struktur:</w:t>
+      </w:pPr>
+      <w:r>
+        <w:rPr>
+          <w:rFonts w:ascii="system-ui" w:eastAsia="system-ui" w:hAnsi="system-ui" w:cs="system-ui"/>
+          <w:b/>
+          <w:bCs/>
+          <w:lang w:val="da"/>
+        </w:rPr>
+        <w:t xml:space="preserve">Kan </w:t>
+      </w:r>
+      <w:r>
+        <w:rPr>
+          <w:rFonts w:ascii="system-ui" w:eastAsia="system-ui" w:hAnsi="system-ui" w:cs="system-ui"/>
+          <w:b/>
+          <w:bCs/>
+          <w:lang w:val="da"/>
+        </w:rPr>
+        <w:t xml:space="preserve">også </w:t>
+      </w:r>
+      <w:r>
+        <w:rPr>
+          <w:rFonts w:ascii="system-ui" w:eastAsia="system-ui" w:hAnsi="system-ui" w:cs="system-ui"/>
+          <w:b/>
+          <w:bCs/>
+          <w:lang w:val="da"/>
+        </w:rPr>
+        <w:t>bruge</w:t>
+      </w:r>
+    </w:p>
+    <w:p>
+      <w:pPr>
+        <w:spacing w:after="0" w:line="257" w:lineRule="auto"/>
+        <w:ind w:firstLine="720"/>
+        <w:rPr>
+          <w:rFonts w:ascii="system-ui" w:eastAsia="system-ui" w:hAnsi="system-ui" w:cs="system-ui"/>
+          <w:lang w:val="da"/>
+        </w:rPr>
+      </w:pPr>
+      <w:r>
+        <w:rPr>
+          <w:rFonts w:ascii="system-ui" w:eastAsia="system-ui" w:hAnsi="system-ui" w:cs="system-ui"/>
+          <w:b/>
+          <w:bCs/>
+          <w:lang w:val="da"/>
+        </w:rPr>
+        <w:t xml:space="preserve"> </w:t>
+      </w:r>
+    </w:p>
+    <w:p>
+      <w:pPr>
+        <w:spacing w:after="0" w:line="257" w:lineRule="auto"/>
+        <w:rPr>
+          <w:rFonts w:ascii="system-ui" w:eastAsia="system-ui" w:hAnsi="system-ui" w:cs="system-ui"/>
+          <w:lang w:val="da"/>
+        </w:rPr>
+      </w:pPr>
+    </w:p>
+    <w:p>
+      <w:pPr>
+        <w:spacing w:after="0" w:line="257" w:lineRule="auto"/>
+        <w:rPr>
+          <w:rFonts w:ascii="system-ui" w:eastAsia="system-ui" w:hAnsi="system-ui" w:cs="system-ui"/>
+          <w:lang w:val="da"/>
+        </w:rPr>
+      </w:pPr>
+      <w:r>
+        <w:rPr>
+          <w:rFonts w:ascii="system-ui" w:eastAsia="system-ui" w:hAnsi="system-ui" w:cs="system-ui"/>
+          <w:b/>
+          <w:bCs/>
+          <w:lang w:val="da"/>
+        </w:rPr>
+        <w:t xml:space="preserve">  </w:t>
+      </w:r>
+      <w:r>
+        <w:rPr>
+          <w:rFonts w:ascii="system-ui" w:eastAsia="system-ui" w:hAnsi="system-ui" w:cs="system-ui"/>
+          <w:b/>
+          <w:bCs/>
+          <w:lang w:val="da"/>
+        </w:rPr>
+        <w:t>&lt;</w:t>
+      </w:r>
+      <w:proofErr w:type="spellStart"/>
+      <w:r>
+        <w:rPr>
+          <w:rFonts w:ascii="system-ui" w:eastAsia="system-ui" w:hAnsi="system-ui" w:cs="system-ui"/>
+          <w:b/>
+          <w:bCs/>
+          <w:lang w:val="da"/>
+        </w:rPr>
+        <w:t>article</w:t>
+      </w:r>
+      <w:proofErr w:type="spellEnd"/>
+      <w:r>
+        <w:rPr>
+          <w:rFonts w:ascii="system-ui" w:eastAsia="system-ui" w:hAnsi="system-ui" w:cs="system-ui"/>
+          <w:b/>
+          <w:bCs/>
+          <w:lang w:val="da"/>
+        </w:rPr>
+        <w:t>&gt;</w:t>
+      </w:r>
+      <w:r>
+        <w:rPr>
+          <w:rFonts w:ascii="system-ui" w:eastAsia="system-ui" w:hAnsi="system-ui" w:cs="system-ui"/>
+          <w:lang w:val="da"/>
+        </w:rPr>
+        <w:t>: Anvendes til at indeholde individuelle opskrifter eller artikler om madlavning.</w:t>
+      </w:r>
+    </w:p>
+    <w:p>
+      <w:pPr>
+        <w:spacing w:after="0" w:line="257" w:lineRule="auto"/>
+        <w:rPr>
+          <w:rFonts w:ascii="system-ui" w:eastAsia="system-ui" w:hAnsi="system-ui" w:cs="system-ui"/>
+          <w:lang w:val="da"/>
+        </w:rPr>
+      </w:pPr>
+    </w:p>
+    <w:p>
+      <w:pPr>
+        <w:spacing w:after="0" w:line="257" w:lineRule="auto"/>
+        <w:rPr>
+          <w:lang w:val="da-DK"/>
+        </w:rPr>
+      </w:pPr>
+      <w:r>
+        <w:rPr>
+          <w:rFonts w:ascii="system-ui" w:eastAsia="system-ui" w:hAnsi="system-ui" w:cs="system-ui"/>
+          <w:lang w:val="da"/>
+        </w:rPr>
+        <w:t xml:space="preserve"> </w:t>
+      </w:r>
+    </w:p>
+    <w:p>
+      <w:pPr>
+        <w:spacing w:line="257" w:lineRule="auto"/>
+        <w:rPr>
+          <w:lang w:val="da-DK"/>
+        </w:rPr>
+      </w:pPr>
+      <w:r>
+        <w:rPr>
+          <w:rFonts w:ascii="system-ui" w:eastAsia="system-ui" w:hAnsi="system-ui" w:cs="system-ui"/>
+          <w:b/>
+          <w:bCs/>
+          <w:lang w:val="da"/>
+        </w:rPr>
+        <w:t xml:space="preserve"> </w:t>
+      </w:r>
+    </w:p>
+    <w:p>
+      <w:pPr>
+        <w:spacing w:line="257" w:lineRule="auto"/>
+      </w:pPr>
+      <w:r>
+        <w:rPr>
+          <w:rFonts w:ascii="system-ui" w:eastAsia="system-ui" w:hAnsi="system-ui" w:cs="system-ui"/>
+          <w:b/>
+          <w:bCs/>
+          <w:lang w:val="da"/>
+        </w:rPr>
+        <w:t>Læringspunkter:</w:t>
       </w:r>
     </w:p>
     <w:p>
@@ -1094,18 +1303,205 @@
       <w:r>
         <w:rPr>
           <w:rFonts w:ascii="system-ui" w:eastAsia="system-ui" w:hAnsi="system-ui" w:cs="system-ui"/>
-          <w:b/>
-          <w:bCs/>
-          <w:lang w:val="da"/>
-        </w:rPr>
-        <w:t>&lt;header&gt;</w:t>
-      </w:r>
-      <w:r>
-        <w:rPr>
-          <w:rFonts w:ascii="system-ui" w:eastAsia="system-ui" w:hAnsi="system-ui" w:cs="system-ui"/>
-          <w:lang w:val="da"/>
-        </w:rPr>
-        <w:t>: Indeholder websidens overskrift, logo og navigationsmenu.</w:t>
+          <w:lang w:val="da"/>
+        </w:rPr>
+        <w:t>I skal validere jeres HTML-kode for at sikre, at den følger gældende HTML-standarder og ikke indeholder fejl.</w:t>
+      </w:r>
+      <w:r>
+        <w:rPr>
+          <w:rFonts w:ascii="system-ui" w:eastAsia="system-ui" w:hAnsi="system-ui" w:cs="system-ui"/>
+          <w:lang w:val="da"/>
+        </w:rPr>
+        <w:t xml:space="preserve"> </w:t>
+      </w:r>
+      <w:hyperlink r:id="rId10" w:history="1">
+        <w:r>
+          <w:rPr>
+            <w:rStyle w:val="Hyperlink"/>
+            <w:rFonts w:ascii="system-ui" w:eastAsia="system-ui" w:hAnsi="system-ui" w:cs="system-ui"/>
+            <w:lang w:val="da"/>
+          </w:rPr>
+          <w:t>https://validator.w3.org/</w:t>
+        </w:r>
+      </w:hyperlink>
+    </w:p>
+    <w:p>
+      <w:pPr>
+        <w:pStyle w:val="NormalWeb"/>
+        <w:numPr>
+          <w:ilvl w:val="0"/>
+          <w:numId w:val="5"/>
+        </w:numPr>
+      </w:pPr>
+      <w:r>
+        <w:t>I</w:t>
+      </w:r>
+      <w:r>
+        <w:t xml:space="preserve"> skal dobbelttjekke mediefilernes filtyper og optimere billederne, så projektets samlede størrelse ikke bliver for stor.</w:t>
+      </w:r>
+    </w:p>
+    <w:p>
+      <w:pPr>
+        <w:pStyle w:val="ListParagraph"/>
+        <w:spacing w:after="0" w:line="257" w:lineRule="auto"/>
+        <w:rPr>
+          <w:rFonts w:ascii="system-ui" w:eastAsia="system-ui" w:hAnsi="system-ui" w:cs="system-ui"/>
+          <w:lang w:val="da"/>
+        </w:rPr>
+      </w:pPr>
+    </w:p>
+    <w:p>
+      <w:pPr>
+        <w:pStyle w:val="ListParagraph"/>
+        <w:spacing w:after="0" w:line="257" w:lineRule="auto"/>
+        <w:rPr>
+          <w:rFonts w:ascii="Calibri" w:eastAsia="Calibri" w:hAnsi="Calibri" w:cs="Calibri"/>
+          <w:lang w:val="da"/>
+        </w:rPr>
+      </w:pPr>
+    </w:p>
+    <w:p>
+      <w:pPr>
+        <w:pStyle w:val="ListParagraph"/>
+        <w:spacing w:after="0" w:line="257" w:lineRule="auto"/>
+        <w:rPr>
+          <w:rFonts w:ascii="Calibri" w:eastAsia="Calibri" w:hAnsi="Calibri" w:cs="Calibri"/>
+          <w:lang w:val="da"/>
+        </w:rPr>
+      </w:pPr>
+    </w:p>
+    <w:p>
+      <w:pPr>
+        <w:spacing w:after="0" w:line="257" w:lineRule="auto"/>
+        <w:ind w:left="720"/>
+        <w:rPr>
+          <w:lang w:val="da-DK"/>
+        </w:rPr>
+      </w:pPr>
+      <w:r>
+        <w:rPr>
+          <w:rFonts w:ascii="system-ui" w:eastAsia="system-ui" w:hAnsi="system-ui" w:cs="system-ui"/>
+          <w:lang w:val="da"/>
+        </w:rPr>
+        <w:lastRenderedPageBreak/>
+        <w:t xml:space="preserve"> </w:t>
+      </w:r>
+    </w:p>
+    <w:p>
+      <w:pPr>
+        <w:spacing w:after="0" w:line="257" w:lineRule="auto"/>
+        <w:rPr>
+          <w:lang w:val="da-DK"/>
+        </w:rPr>
+      </w:pPr>
+      <w:r>
+        <w:rPr>
+          <w:rFonts w:ascii="system-ui" w:eastAsia="system-ui" w:hAnsi="system-ui" w:cs="system-ui"/>
+          <w:lang w:val="da"/>
+        </w:rPr>
+        <w:t xml:space="preserve"> </w:t>
+      </w:r>
+    </w:p>
+    <w:p>
+      <w:pPr>
+        <w:spacing w:after="0" w:line="257" w:lineRule="auto"/>
+        <w:rPr>
+          <w:lang w:val="da-DK"/>
+        </w:rPr>
+      </w:pPr>
+      <w:r>
+        <w:rPr>
+          <w:rFonts w:ascii="system-ui" w:eastAsia="system-ui" w:hAnsi="system-ui" w:cs="system-ui"/>
+          <w:lang w:val="da"/>
+        </w:rPr>
+        <w:t xml:space="preserve"> </w:t>
+      </w:r>
+    </w:p>
+    <w:p>
+      <w:pPr>
+        <w:spacing w:after="0" w:line="257" w:lineRule="auto"/>
+        <w:rPr>
+          <w:rFonts w:ascii="system-ui" w:eastAsia="system-ui" w:hAnsi="system-ui" w:cs="system-ui"/>
+          <w:lang w:val="da"/>
+        </w:rPr>
+      </w:pPr>
+    </w:p>
+    <w:p>
+      <w:pPr>
+        <w:spacing w:after="0" w:line="257" w:lineRule="auto"/>
+        <w:rPr>
+          <w:rFonts w:ascii="system-ui" w:eastAsia="system-ui" w:hAnsi="system-ui" w:cs="system-ui"/>
+          <w:lang w:val="da"/>
+        </w:rPr>
+      </w:pPr>
+    </w:p>
+    <w:p>
+      <w:pPr>
+        <w:spacing w:after="0" w:line="257" w:lineRule="auto"/>
+        <w:rPr>
+          <w:rFonts w:ascii="system-ui" w:eastAsia="system-ui" w:hAnsi="system-ui" w:cs="system-ui"/>
+          <w:lang w:val="da"/>
+        </w:rPr>
+      </w:pPr>
+    </w:p>
+    <w:p>
+      <w:pPr>
+        <w:spacing w:after="0" w:line="257" w:lineRule="auto"/>
+        <w:rPr>
+          <w:rFonts w:ascii="system-ui" w:eastAsia="system-ui" w:hAnsi="system-ui" w:cs="system-ui"/>
+          <w:lang w:val="da"/>
+        </w:rPr>
+      </w:pPr>
+    </w:p>
+    <w:p>
+      <w:pPr>
+        <w:spacing w:after="0" w:line="257" w:lineRule="auto"/>
+        <w:rPr>
+          <w:rFonts w:ascii="system-ui" w:eastAsia="system-ui" w:hAnsi="system-ui" w:cs="system-ui"/>
+          <w:lang w:val="da"/>
+        </w:rPr>
+      </w:pPr>
+    </w:p>
+    <w:p>
+      <w:pPr>
+        <w:spacing w:after="0" w:line="257" w:lineRule="auto"/>
+        <w:rPr>
+          <w:rFonts w:ascii="system-ui" w:eastAsia="system-ui" w:hAnsi="system-ui" w:cs="system-ui"/>
+          <w:lang w:val="da"/>
+        </w:rPr>
+      </w:pPr>
+    </w:p>
+    <w:p>
+      <w:pPr>
+        <w:spacing w:after="0" w:line="257" w:lineRule="auto"/>
+        <w:rPr>
+          <w:rFonts w:ascii="system-ui" w:eastAsia="system-ui" w:hAnsi="system-ui" w:cs="system-ui"/>
+          <w:lang w:val="da"/>
+        </w:rPr>
+      </w:pPr>
+    </w:p>
+    <w:p>
+      <w:pPr>
+        <w:spacing w:after="0" w:line="257" w:lineRule="auto"/>
+        <w:rPr>
+          <w:rFonts w:ascii="system-ui" w:eastAsia="system-ui" w:hAnsi="system-ui" w:cs="system-ui"/>
+          <w:lang w:val="da"/>
+        </w:rPr>
+      </w:pPr>
+    </w:p>
+    <w:p>
+      <w:pPr>
+        <w:spacing w:line="257" w:lineRule="auto"/>
+        <w:rPr>
+          <w:lang w:val="da-DK"/>
+        </w:rPr>
+      </w:pPr>
+      <w:r>
+        <w:rPr>
+          <w:rFonts w:ascii="system-ui" w:eastAsia="system-ui" w:hAnsi="system-ui" w:cs="system-ui"/>
+          <w:lang w:val="da"/>
+        </w:rPr>
+        <w:t>For at tilføje HTML-validering til dit "web-kokken" projekt på dansk, skal du sørge for, at din HTML-kode overholder HTML5-standarden. Her er nogle tip til at validere din HTML-kode:</w:t>
       </w:r>
     </w:p>
     <w:p>
@@ -1128,14 +1524,14 @@
           <w:bCs/>
           <w:lang w:val="da"/>
         </w:rPr>
-        <w:t>&lt;nav&gt;</w:t>
-      </w:r>
-      <w:r>
-        <w:rPr>
-          <w:rFonts w:ascii="system-ui" w:eastAsia="system-ui" w:hAnsi="system-ui" w:cs="system-ui"/>
-          <w:lang w:val="da"/>
-        </w:rPr>
-        <w:t>: Indeholder links til forskellige sektioner på hjemmesiden, såsom opskrifter, videoer og tips.</w:t>
+        <w:t>Start med korrekt DOCTYPE-deklaration:</w:t>
+      </w:r>
+      <w:r>
+        <w:rPr>
+          <w:rFonts w:ascii="system-ui" w:eastAsia="system-ui" w:hAnsi="system-ui" w:cs="system-ui"/>
+          <w:lang w:val="da"/>
+        </w:rPr>
+        <w:t xml:space="preserve"> Først og fremmest skal du sikre, at du har en korrekt DOCTYPE-deklaration øverst i din HTML-fil. Dette angiver, at du bruger HTML5-standarden. Her er en eksempel DOCTYPE-deklaration:</w:t>
       </w:r>
     </w:p>
     <w:p>
@@ -1148,259 +1544,86 @@
         <w:spacing w:after="0" w:line="257" w:lineRule="auto"/>
         <w:rPr>
           <w:rFonts w:ascii="system-ui" w:eastAsia="system-ui" w:hAnsi="system-ui" w:cs="system-ui"/>
-          <w:lang w:val="da"/>
-        </w:rPr>
-      </w:pPr>
-      <w:r>
-        <w:rPr>
-          <w:rFonts w:ascii="system-ui" w:eastAsia="system-ui" w:hAnsi="system-ui" w:cs="system-ui"/>
-          <w:b/>
-          <w:bCs/>
-          <w:lang w:val="da"/>
-        </w:rPr>
-        <w:t>&lt;footer&gt;</w:t>
-      </w:r>
-      <w:r>
-        <w:rPr>
-          <w:rFonts w:ascii="system-ui" w:eastAsia="system-ui" w:hAnsi="system-ui" w:cs="system-ui"/>
-          <w:lang w:val="da"/>
-        </w:rPr>
-        <w:t>: Indeholder copyright-information og kontaktoplysninger.</w:t>
-      </w:r>
-    </w:p>
-    <w:p>
-      <w:pPr>
-        <w:spacing w:after="0" w:line="257" w:lineRule="auto"/>
-        <w:rPr>
-          <w:lang w:val="da-DK"/>
-        </w:rPr>
-      </w:pPr>
-      <w:r>
-        <w:rPr>
-          <w:rFonts w:ascii="system-ui" w:eastAsia="system-ui" w:hAnsi="system-ui" w:cs="system-ui"/>
+          <w:sz w:val="18"/>
+          <w:szCs w:val="18"/>
+          <w:lang w:val="da"/>
+        </w:rPr>
+      </w:pPr>
+      <w:proofErr w:type="spellStart"/>
+      <w:r>
+        <w:rPr>
+          <w:rFonts w:ascii="system-ui" w:eastAsia="system-ui" w:hAnsi="system-ui" w:cs="system-ui"/>
+          <w:lang w:val="da"/>
+        </w:rPr>
+        <w:t>html</w:t>
+      </w:r>
+      <w:r>
+        <w:rPr>
+          <w:rFonts w:ascii="system-ui" w:eastAsia="system-ui" w:hAnsi="system-ui" w:cs="system-ui"/>
+          <w:sz w:val="18"/>
+          <w:szCs w:val="18"/>
+          <w:lang w:val="da"/>
+        </w:rPr>
+        <w:t>Copy</w:t>
+      </w:r>
+      <w:proofErr w:type="spellEnd"/>
+      <w:r>
+        <w:rPr>
+          <w:rFonts w:ascii="system-ui" w:eastAsia="system-ui" w:hAnsi="system-ui" w:cs="system-ui"/>
+          <w:sz w:val="18"/>
+          <w:szCs w:val="18"/>
           <w:lang w:val="da"/>
         </w:rPr>
         <w:t xml:space="preserve"> </w:t>
       </w:r>
-    </w:p>
-    <w:p>
-      <w:pPr>
-        <w:spacing w:after="0" w:line="257" w:lineRule="auto"/>
-        <w:rPr>
-          <w:rFonts w:ascii="system-ui" w:eastAsia="system-ui" w:hAnsi="system-ui" w:cs="system-ui"/>
-          <w:b/>
-          <w:bCs/>
-          <w:lang w:val="da"/>
-        </w:rPr>
-      </w:pPr>
-      <w:r>
-        <w:rPr>
-          <w:rFonts w:ascii="system-ui" w:eastAsia="system-ui" w:hAnsi="system-ui" w:cs="system-ui"/>
-          <w:b/>
-          <w:bCs/>
-          <w:lang w:val="da"/>
-        </w:rPr>
-        <w:t>Kan bruge</w:t>
-      </w:r>
-    </w:p>
-    <w:p>
-      <w:pPr>
-        <w:spacing w:after="0" w:line="257" w:lineRule="auto"/>
-        <w:rPr>
-          <w:rFonts w:ascii="system-ui" w:eastAsia="system-ui" w:hAnsi="system-ui" w:cs="system-ui"/>
-          <w:lang w:val="da"/>
-        </w:rPr>
-      </w:pPr>
-      <w:r>
-        <w:rPr>
-          <w:rFonts w:ascii="system-ui" w:eastAsia="system-ui" w:hAnsi="system-ui" w:cs="system-ui"/>
-          <w:b/>
-          <w:bCs/>
-          <w:lang w:val="da"/>
-        </w:rPr>
-        <w:t xml:space="preserve">  </w:t>
-      </w:r>
-      <w:r>
-        <w:rPr>
-          <w:rFonts w:ascii="system-ui" w:eastAsia="system-ui" w:hAnsi="system-ui" w:cs="system-ui"/>
-          <w:b/>
-          <w:bCs/>
-          <w:lang w:val="da"/>
-        </w:rPr>
-        <w:t>&lt;section&gt;</w:t>
-      </w:r>
-      <w:r>
-        <w:rPr>
-          <w:rFonts w:ascii="system-ui" w:eastAsia="system-ui" w:hAnsi="system-ui" w:cs="system-ui"/>
-          <w:lang w:val="da"/>
-        </w:rPr>
-        <w:t>: Bruges til at gruppere relateret indhold</w:t>
-      </w:r>
-      <w:r>
-        <w:rPr>
-          <w:rFonts w:ascii="system-ui" w:eastAsia="system-ui" w:hAnsi="system-ui" w:cs="system-ui"/>
+      <w:proofErr w:type="spellStart"/>
+      <w:r>
+        <w:rPr>
+          <w:rFonts w:ascii="system-ui" w:eastAsia="system-ui" w:hAnsi="system-ui" w:cs="system-ui"/>
+          <w:sz w:val="18"/>
+          <w:szCs w:val="18"/>
+          <w:lang w:val="da"/>
+        </w:rPr>
+        <w:t>code</w:t>
+      </w:r>
+      <w:proofErr w:type="spellEnd"/>
+    </w:p>
+    <w:p>
+      <w:pPr>
+        <w:pStyle w:val="ListParagraph"/>
+        <w:numPr>
+          <w:ilvl w:val="0"/>
+          <w:numId w:val="2"/>
+        </w:numPr>
+        <w:spacing w:after="0" w:line="257" w:lineRule="auto"/>
+        <w:rPr>
+          <w:rFonts w:ascii="Calibri" w:eastAsia="Calibri" w:hAnsi="Calibri" w:cs="Calibri"/>
+          <w:sz w:val="22"/>
+          <w:szCs w:val="22"/>
+          <w:lang w:val="da"/>
+        </w:rPr>
+      </w:pPr>
+      <w:r>
+        <w:rPr>
+          <w:rFonts w:ascii="Monaco" w:eastAsia="Monaco" w:hAnsi="Monaco" w:cs="Monaco"/>
+          <w:lang w:val="da"/>
+        </w:rPr>
+        <w:t>&lt;!DOCTYPE html&gt;</w:t>
+      </w:r>
+      <w:r>
+        <w:br/>
+      </w:r>
+      <w:r>
+        <w:rPr>
+          <w:rFonts w:ascii="Calibri" w:eastAsia="Calibri" w:hAnsi="Calibri" w:cs="Calibri"/>
+          <w:sz w:val="22"/>
+          <w:szCs w:val="22"/>
           <w:lang w:val="da"/>
         </w:rPr>
         <w:t xml:space="preserve"> </w:t>
       </w:r>
-    </w:p>
-    <w:p>
-      <w:pPr>
-        <w:spacing w:after="0" w:line="257" w:lineRule="auto"/>
-        <w:ind w:firstLine="720"/>
-        <w:rPr>
-          <w:rFonts w:ascii="system-ui" w:eastAsia="system-ui" w:hAnsi="system-ui" w:cs="system-ui"/>
-          <w:lang w:val="da"/>
-        </w:rPr>
-      </w:pPr>
-      <w:r>
-        <w:rPr>
-          <w:rFonts w:ascii="system-ui" w:eastAsia="system-ui" w:hAnsi="system-ui" w:cs="system-ui"/>
-          <w:lang w:val="da"/>
-        </w:rPr>
-        <w:fldChar w:fldCharType="begin"/>
-      </w:r>
-      <w:r>
-        <w:rPr>
-          <w:rFonts w:ascii="system-ui" w:eastAsia="system-ui" w:hAnsi="system-ui" w:cs="system-ui"/>
-          <w:lang w:val="da"/>
-        </w:rPr>
-        <w:instrText>HYPERLINK "</w:instrText>
-      </w:r>
-      <w:r>
-        <w:rPr>
-          <w:rFonts w:ascii="system-ui" w:eastAsia="system-ui" w:hAnsi="system-ui" w:cs="system-ui"/>
-          <w:lang w:val="da"/>
-        </w:rPr>
-        <w:instrText>https://www.w3schools.com/tags/tag_section.asp</w:instrText>
-      </w:r>
-      <w:r>
-        <w:rPr>
-          <w:rFonts w:ascii="system-ui" w:eastAsia="system-ui" w:hAnsi="system-ui" w:cs="system-ui"/>
-          <w:lang w:val="da"/>
-        </w:rPr>
-        <w:instrText>"</w:instrText>
-      </w:r>
-      <w:r>
-        <w:rPr>
-          <w:rFonts w:ascii="system-ui" w:eastAsia="system-ui" w:hAnsi="system-ui" w:cs="system-ui"/>
-          <w:lang w:val="da"/>
-        </w:rPr>
-        <w:fldChar w:fldCharType="separate"/>
-      </w:r>
-      <w:r>
-        <w:rPr>
-          <w:rStyle w:val="Hyperlink"/>
-          <w:rFonts w:ascii="system-ui" w:eastAsia="system-ui" w:hAnsi="system-ui" w:cs="system-ui"/>
-          <w:lang w:val="da"/>
-        </w:rPr>
-        <w:t>https://www.w3schools.com/tags/tag_section.asp</w:t>
-      </w:r>
-      <w:r>
-        <w:rPr>
-          <w:rFonts w:ascii="system-ui" w:eastAsia="system-ui" w:hAnsi="system-ui" w:cs="system-ui"/>
-          <w:lang w:val="da"/>
-        </w:rPr>
-        <w:fldChar w:fldCharType="end"/>
-      </w:r>
-    </w:p>
-    <w:p>
-      <w:pPr>
-        <w:spacing w:after="0" w:line="257" w:lineRule="auto"/>
-        <w:rPr>
-          <w:rFonts w:ascii="system-ui" w:eastAsia="system-ui" w:hAnsi="system-ui" w:cs="system-ui"/>
-          <w:lang w:val="da"/>
-        </w:rPr>
-      </w:pPr>
-    </w:p>
-    <w:p>
-      <w:pPr>
-        <w:spacing w:after="0" w:line="257" w:lineRule="auto"/>
-        <w:rPr>
-          <w:rFonts w:ascii="system-ui" w:eastAsia="system-ui" w:hAnsi="system-ui" w:cs="system-ui"/>
-          <w:lang w:val="da"/>
-        </w:rPr>
-      </w:pPr>
-      <w:r>
-        <w:rPr>
-          <w:rFonts w:ascii="system-ui" w:eastAsia="system-ui" w:hAnsi="system-ui" w:cs="system-ui"/>
-          <w:b/>
-          <w:bCs/>
-          <w:lang w:val="da"/>
-        </w:rPr>
-        <w:t xml:space="preserve">  </w:t>
-      </w:r>
-      <w:r>
-        <w:rPr>
-          <w:rFonts w:ascii="system-ui" w:eastAsia="system-ui" w:hAnsi="system-ui" w:cs="system-ui"/>
-          <w:b/>
-          <w:bCs/>
-          <w:lang w:val="da"/>
-        </w:rPr>
-        <w:t>&lt;article&gt;</w:t>
-      </w:r>
-      <w:r>
-        <w:rPr>
-          <w:rFonts w:ascii="system-ui" w:eastAsia="system-ui" w:hAnsi="system-ui" w:cs="system-ui"/>
-          <w:lang w:val="da"/>
-        </w:rPr>
-        <w:t>: Anvendes til at indeholde individuelle opskrifter eller artikler om madlavning.</w:t>
-      </w:r>
-    </w:p>
-    <w:p>
-      <w:pPr>
-        <w:spacing w:after="0" w:line="257" w:lineRule="auto"/>
-        <w:rPr>
-          <w:rFonts w:ascii="system-ui" w:eastAsia="system-ui" w:hAnsi="system-ui" w:cs="system-ui"/>
-          <w:lang w:val="da"/>
-        </w:rPr>
-      </w:pPr>
-    </w:p>
-    <w:p>
-      <w:pPr>
-        <w:spacing w:after="0" w:line="257" w:lineRule="auto"/>
-        <w:rPr>
-          <w:lang w:val="da-DK"/>
-        </w:rPr>
-      </w:pPr>
-      <w:r>
-        <w:rPr>
-          <w:rFonts w:ascii="system-ui" w:eastAsia="system-ui" w:hAnsi="system-ui" w:cs="system-ui"/>
-          <w:lang w:val="da"/>
-        </w:rPr>
-        <w:t xml:space="preserve"> </w:t>
-      </w:r>
-    </w:p>
-    <w:p>
-      <w:pPr>
-        <w:spacing w:line="257" w:lineRule="auto"/>
-        <w:rPr>
-          <w:lang w:val="da-DK"/>
-        </w:rPr>
-      </w:pPr>
-      <w:r>
-        <w:rPr>
-          <w:rFonts w:ascii="system-ui" w:eastAsia="system-ui" w:hAnsi="system-ui" w:cs="system-ui"/>
-          <w:b/>
-          <w:bCs/>
-          <w:lang w:val="da"/>
-        </w:rPr>
-        <w:t xml:space="preserve"> </w:t>
-      </w:r>
-    </w:p>
-    <w:p>
-      <w:pPr>
-        <w:spacing w:line="257" w:lineRule="auto"/>
-      </w:pPr>
-      <w:r>
-        <w:rPr>
-          <w:rFonts w:ascii="system-ui" w:eastAsia="system-ui" w:hAnsi="system-ui" w:cs="system-ui"/>
-          <w:b/>
-          <w:bCs/>
-          <w:lang w:val="da"/>
-        </w:rPr>
-        <w:lastRenderedPageBreak/>
-        <w:t>Læringspunkter:</w:t>
+      <w:r>
+        <w:br/>
       </w:r>
     </w:p>
     <w:p>
@@ -1419,16 +1642,139 @@
       <w:r>
         <w:rPr>
           <w:rFonts w:ascii="system-ui" w:eastAsia="system-ui" w:hAnsi="system-ui" w:cs="system-ui"/>
-          <w:lang w:val="da"/>
-        </w:rPr>
-        <w:t xml:space="preserve">I </w:t>
-      </w:r>
-      <w:r>
-        <w:rPr>
-          <w:rFonts w:ascii="system-ui" w:eastAsia="system-ui" w:hAnsi="system-ui" w:cs="system-ui"/>
-          <w:lang w:val="da"/>
-        </w:rPr>
-        <w:t>vil lære grundlæggende HTML-tags og -struktur.</w:t>
+          <w:b/>
+          <w:bCs/>
+          <w:lang w:val="da"/>
+        </w:rPr>
+        <w:t>Brug af semantiske tags:</w:t>
+      </w:r>
+      <w:r>
+        <w:rPr>
+          <w:rFonts w:ascii="system-ui" w:eastAsia="system-ui" w:hAnsi="system-ui" w:cs="system-ui"/>
+          <w:lang w:val="da"/>
+        </w:rPr>
+        <w:t xml:space="preserve"> HTML5 introducerede mange semantiske tags som </w:t>
+      </w:r>
+      <w:r>
+        <w:rPr>
+          <w:rFonts w:ascii="Monaco" w:eastAsia="Monaco" w:hAnsi="Monaco" w:cs="Monaco"/>
+          <w:b/>
+          <w:bCs/>
+          <w:lang w:val="da"/>
+        </w:rPr>
+        <w:t>&lt;header&gt;</w:t>
+      </w:r>
+      <w:r>
+        <w:rPr>
+          <w:rFonts w:ascii="system-ui" w:eastAsia="system-ui" w:hAnsi="system-ui" w:cs="system-ui"/>
+          <w:lang w:val="da"/>
+        </w:rPr>
+        <w:t xml:space="preserve">, </w:t>
+      </w:r>
+      <w:r>
+        <w:rPr>
+          <w:rFonts w:ascii="Monaco" w:eastAsia="Monaco" w:hAnsi="Monaco" w:cs="Monaco"/>
+          <w:b/>
+          <w:bCs/>
+          <w:lang w:val="da"/>
+        </w:rPr>
+        <w:t>&lt;nav&gt;</w:t>
+      </w:r>
+      <w:r>
+        <w:rPr>
+          <w:rFonts w:ascii="system-ui" w:eastAsia="system-ui" w:hAnsi="system-ui" w:cs="system-ui"/>
+          <w:lang w:val="da"/>
+        </w:rPr>
+        <w:t xml:space="preserve">, </w:t>
+      </w:r>
+      <w:r>
+        <w:rPr>
+          <w:rFonts w:ascii="Monaco" w:eastAsia="Monaco" w:hAnsi="Monaco" w:cs="Monaco"/>
+          <w:b/>
+          <w:bCs/>
+          <w:lang w:val="da"/>
+        </w:rPr>
+        <w:t>&lt;</w:t>
+      </w:r>
+      <w:proofErr w:type="spellStart"/>
+      <w:r>
+        <w:rPr>
+          <w:rFonts w:ascii="Monaco" w:eastAsia="Monaco" w:hAnsi="Monaco" w:cs="Monaco"/>
+          <w:b/>
+          <w:bCs/>
+          <w:lang w:val="da"/>
+        </w:rPr>
+        <w:t>article</w:t>
+      </w:r>
+      <w:proofErr w:type="spellEnd"/>
+      <w:r>
+        <w:rPr>
+          <w:rFonts w:ascii="Monaco" w:eastAsia="Monaco" w:hAnsi="Monaco" w:cs="Monaco"/>
+          <w:b/>
+          <w:bCs/>
+          <w:lang w:val="da"/>
+        </w:rPr>
+        <w:t>&gt;</w:t>
+      </w:r>
+      <w:r>
+        <w:rPr>
+          <w:rFonts w:ascii="system-ui" w:eastAsia="system-ui" w:hAnsi="system-ui" w:cs="system-ui"/>
+          <w:lang w:val="da"/>
+        </w:rPr>
+        <w:t xml:space="preserve">, og </w:t>
+      </w:r>
+      <w:r>
+        <w:rPr>
+          <w:rFonts w:ascii="Monaco" w:eastAsia="Monaco" w:hAnsi="Monaco" w:cs="Monaco"/>
+          <w:b/>
+          <w:bCs/>
+          <w:lang w:val="da"/>
+        </w:rPr>
+        <w:t>&lt;</w:t>
+      </w:r>
+      <w:proofErr w:type="spellStart"/>
+      <w:r>
+        <w:rPr>
+          <w:rFonts w:ascii="Monaco" w:eastAsia="Monaco" w:hAnsi="Monaco" w:cs="Monaco"/>
+          <w:b/>
+          <w:bCs/>
+          <w:lang w:val="da"/>
+        </w:rPr>
+        <w:t>footer</w:t>
+      </w:r>
+      <w:proofErr w:type="spellEnd"/>
+      <w:r>
+        <w:rPr>
+          <w:rFonts w:ascii="Monaco" w:eastAsia="Monaco" w:hAnsi="Monaco" w:cs="Monaco"/>
+          <w:b/>
+          <w:bCs/>
+          <w:lang w:val="da"/>
+        </w:rPr>
+        <w:t>&gt;</w:t>
+      </w:r>
+      <w:r>
+        <w:rPr>
+          <w:rFonts w:ascii="system-ui" w:eastAsia="system-ui" w:hAnsi="system-ui" w:cs="system-ui"/>
+          <w:lang w:val="da"/>
+        </w:rPr>
+        <w:t>, som bør bruges korrekt til at strukturere din webside indhold. Dette hjælper med at gøre koden mere forståelig og hjælper søgemaskiner med at forstå dit indhold.</w:t>
+      </w:r>
+    </w:p>
+    <w:p>
+      <w:pPr>
+        <w:spacing w:after="0" w:line="257" w:lineRule="auto"/>
+        <w:rPr>
+          <w:lang w:val="da-DK"/>
+        </w:rPr>
+      </w:pPr>
+      <w:r>
+        <w:rPr>
+          <w:rFonts w:ascii="Calibri" w:eastAsia="Calibri" w:hAnsi="Calibri" w:cs="Calibri"/>
+          <w:sz w:val="22"/>
+          <w:szCs w:val="22"/>
+          <w:lang w:val="da"/>
+        </w:rPr>
+        <w:t xml:space="preserve"> </w:t>
       </w:r>
     </w:p>
     <w:p>
@@ -1447,426 +1793,52 @@
       <w:r>
         <w:rPr>
           <w:rFonts w:ascii="system-ui" w:eastAsia="system-ui" w:hAnsi="system-ui" w:cs="system-ui"/>
-          <w:lang w:val="da"/>
-        </w:rPr>
-        <w:t>I skal validere jeres HTML-kode for at sikre, at den følger gældende HTML-standarder og ikke indeholder fejl.</w:t>
-      </w:r>
-    </w:p>
-    <w:p>
-      <w:pPr>
-        <w:pStyle w:val="ListParagraph"/>
-        <w:numPr>
-          <w:ilvl w:val="0"/>
-          <w:numId w:val="5"/>
-        </w:numPr>
-        <w:spacing w:after="0" w:line="257" w:lineRule="auto"/>
-        <w:rPr>
-          <w:rFonts w:ascii="system-ui" w:eastAsia="system-ui" w:hAnsi="system-ui" w:cs="system-ui"/>
-          <w:lang w:val="da"/>
-        </w:rPr>
-      </w:pPr>
-      <w:r>
-        <w:rPr>
-          <w:rFonts w:ascii="system-ui" w:eastAsia="system-ui" w:hAnsi="system-ui" w:cs="system-ui"/>
-          <w:lang w:val="da"/>
-        </w:rPr>
-        <w:t xml:space="preserve">I skal teste jeres projekt i forskellige browsere for at sikre, at det fungerer korrekt </w:t>
-      </w:r>
-    </w:p>
-    <w:p>
-      <w:pPr>
-        <w:pStyle w:val="ListParagraph"/>
-        <w:spacing w:after="0" w:line="257" w:lineRule="auto"/>
-        <w:rPr>
-          <w:rFonts w:ascii="Calibri" w:eastAsia="Calibri" w:hAnsi="Calibri" w:cs="Calibri"/>
-          <w:lang w:val="da"/>
-        </w:rPr>
-      </w:pPr>
-    </w:p>
-    <w:p>
-      <w:pPr>
-        <w:pStyle w:val="ListParagraph"/>
-        <w:spacing w:after="0" w:line="257" w:lineRule="auto"/>
-        <w:rPr>
-          <w:rFonts w:ascii="Calibri" w:eastAsia="Calibri" w:hAnsi="Calibri" w:cs="Calibri"/>
-          <w:lang w:val="da"/>
-        </w:rPr>
-      </w:pPr>
-    </w:p>
-    <w:p>
-      <w:pPr>
-        <w:spacing w:after="0" w:line="257" w:lineRule="auto"/>
-        <w:ind w:left="720"/>
-        <w:rPr>
-          <w:lang w:val="da-DK"/>
-        </w:rPr>
-      </w:pPr>
-      <w:r>
-        <w:rPr>
-          <w:rFonts w:ascii="system-ui" w:eastAsia="system-ui" w:hAnsi="system-ui" w:cs="system-ui"/>
-          <w:lang w:val="da"/>
-        </w:rPr>
-        <w:t xml:space="preserve"> </w:t>
-      </w:r>
-    </w:p>
-    <w:p>
-      <w:pPr>
-        <w:spacing w:after="0" w:line="257" w:lineRule="auto"/>
-        <w:rPr>
-          <w:lang w:val="da-DK"/>
-        </w:rPr>
-      </w:pPr>
-      <w:r>
-        <w:rPr>
-          <w:rFonts w:ascii="system-ui" w:eastAsia="system-ui" w:hAnsi="system-ui" w:cs="system-ui"/>
-          <w:lang w:val="da"/>
-        </w:rPr>
-        <w:t xml:space="preserve"> </w:t>
-      </w:r>
-    </w:p>
-    <w:p>
-      <w:pPr>
-        <w:spacing w:after="0" w:line="257" w:lineRule="auto"/>
-        <w:rPr>
-          <w:lang w:val="da-DK"/>
-        </w:rPr>
-      </w:pPr>
-      <w:r>
-        <w:rPr>
-          <w:rFonts w:ascii="system-ui" w:eastAsia="system-ui" w:hAnsi="system-ui" w:cs="system-ui"/>
-          <w:lang w:val="da"/>
-        </w:rPr>
-        <w:t xml:space="preserve"> </w:t>
-      </w:r>
-    </w:p>
-    <w:p>
-      <w:pPr>
-        <w:spacing w:after="0" w:line="257" w:lineRule="auto"/>
-        <w:rPr>
-          <w:rFonts w:ascii="system-ui" w:eastAsia="system-ui" w:hAnsi="system-ui" w:cs="system-ui"/>
-          <w:lang w:val="da"/>
-        </w:rPr>
-      </w:pPr>
-    </w:p>
-    <w:p>
-      <w:pPr>
-        <w:spacing w:after="0" w:line="257" w:lineRule="auto"/>
-        <w:rPr>
-          <w:rFonts w:ascii="system-ui" w:eastAsia="system-ui" w:hAnsi="system-ui" w:cs="system-ui"/>
-          <w:lang w:val="da"/>
-        </w:rPr>
-      </w:pPr>
-    </w:p>
-    <w:p>
-      <w:pPr>
-        <w:spacing w:after="0" w:line="257" w:lineRule="auto"/>
-        <w:rPr>
-          <w:rFonts w:ascii="system-ui" w:eastAsia="system-ui" w:hAnsi="system-ui" w:cs="system-ui"/>
-          <w:lang w:val="da"/>
-        </w:rPr>
-      </w:pPr>
-    </w:p>
-    <w:p>
-      <w:pPr>
-        <w:spacing w:after="0" w:line="257" w:lineRule="auto"/>
-        <w:rPr>
-          <w:rFonts w:ascii="system-ui" w:eastAsia="system-ui" w:hAnsi="system-ui" w:cs="system-ui"/>
-          <w:lang w:val="da"/>
-        </w:rPr>
-      </w:pPr>
-    </w:p>
-    <w:p>
-      <w:pPr>
-        <w:spacing w:after="0" w:line="257" w:lineRule="auto"/>
-        <w:rPr>
-          <w:rFonts w:ascii="system-ui" w:eastAsia="system-ui" w:hAnsi="system-ui" w:cs="system-ui"/>
-          <w:lang w:val="da"/>
-        </w:rPr>
-      </w:pPr>
-    </w:p>
-    <w:p>
-      <w:pPr>
-        <w:spacing w:after="0" w:line="257" w:lineRule="auto"/>
-        <w:rPr>
-          <w:rFonts w:ascii="system-ui" w:eastAsia="system-ui" w:hAnsi="system-ui" w:cs="system-ui"/>
-          <w:lang w:val="da"/>
-        </w:rPr>
-      </w:pPr>
-    </w:p>
-    <w:p>
-      <w:pPr>
-        <w:spacing w:after="0" w:line="257" w:lineRule="auto"/>
-        <w:rPr>
-          <w:rFonts w:ascii="system-ui" w:eastAsia="system-ui" w:hAnsi="system-ui" w:cs="system-ui"/>
-          <w:lang w:val="da"/>
-        </w:rPr>
-      </w:pPr>
-    </w:p>
-    <w:p>
-      <w:pPr>
-        <w:spacing w:after="0" w:line="257" w:lineRule="auto"/>
-        <w:rPr>
-          <w:rFonts w:ascii="system-ui" w:eastAsia="system-ui" w:hAnsi="system-ui" w:cs="system-ui"/>
-          <w:lang w:val="da"/>
-        </w:rPr>
-      </w:pPr>
-    </w:p>
-    <w:p>
-      <w:pPr>
-        <w:spacing w:line="257" w:lineRule="auto"/>
-        <w:rPr>
-          <w:lang w:val="da-DK"/>
-        </w:rPr>
-      </w:pPr>
-      <w:r>
-        <w:rPr>
-          <w:rFonts w:ascii="system-ui" w:eastAsia="system-ui" w:hAnsi="system-ui" w:cs="system-ui"/>
-          <w:lang w:val="da"/>
-        </w:rPr>
-        <w:t>For at tilføje HTML-validering til dit "web-kokken" projekt på dansk, skal du sørge for, at din HTML-kode overholder HTML5-standarden. Her er nogle tip til at validere din HTML-kode:</w:t>
-      </w:r>
-    </w:p>
-    <w:p>
-      <w:pPr>
-        <w:pStyle w:val="ListParagraph"/>
-        <w:numPr>
-          <w:ilvl w:val="0"/>
-          <w:numId w:val="5"/>
-        </w:numPr>
-        <w:spacing w:after="0" w:line="257" w:lineRule="auto"/>
-        <w:rPr>
-          <w:rFonts w:ascii="system-ui" w:eastAsia="system-ui" w:hAnsi="system-ui" w:cs="system-ui"/>
-          <w:lang w:val="da"/>
-        </w:rPr>
-      </w:pPr>
-      <w:r>
-        <w:rPr>
-          <w:rFonts w:ascii="system-ui" w:eastAsia="system-ui" w:hAnsi="system-ui" w:cs="system-ui"/>
           <w:b/>
           <w:bCs/>
           <w:lang w:val="da"/>
         </w:rPr>
-        <w:t>Start med korrekt DOCTYPE-deklaration:</w:t>
-      </w:r>
-      <w:r>
-        <w:rPr>
-          <w:rFonts w:ascii="system-ui" w:eastAsia="system-ui" w:hAnsi="system-ui" w:cs="system-ui"/>
-          <w:lang w:val="da"/>
-        </w:rPr>
-        <w:t xml:space="preserve"> Først og fremmest skal du sikre, at du har en korrekt DOCTYPE-deklaration øverst i din HTML-fil. Dette angiver, at du bruger HTML5-standarden. Her er en eksempel DOCTYPE-deklaration:</w:t>
-      </w:r>
-    </w:p>
-    <w:p>
-      <w:pPr>
-        <w:pStyle w:val="ListParagraph"/>
-        <w:numPr>
-          <w:ilvl w:val="0"/>
-          <w:numId w:val="5"/>
-        </w:numPr>
-        <w:spacing w:after="0" w:line="257" w:lineRule="auto"/>
-        <w:rPr>
-          <w:rFonts w:ascii="system-ui" w:eastAsia="system-ui" w:hAnsi="system-ui" w:cs="system-ui"/>
-          <w:sz w:val="18"/>
-          <w:szCs w:val="18"/>
-          <w:lang w:val="da"/>
-        </w:rPr>
-      </w:pPr>
-      <w:r>
-        <w:rPr>
-          <w:rFonts w:ascii="system-ui" w:eastAsia="system-ui" w:hAnsi="system-ui" w:cs="system-ui"/>
-          <w:lang w:val="da"/>
-        </w:rPr>
-        <w:t>html</w:t>
-      </w:r>
-      <w:r>
-        <w:rPr>
-          <w:rFonts w:ascii="system-ui" w:eastAsia="system-ui" w:hAnsi="system-ui" w:cs="system-ui"/>
-          <w:sz w:val="18"/>
-          <w:szCs w:val="18"/>
-          <w:lang w:val="da"/>
-        </w:rPr>
-        <w:t>Copy code</w:t>
-      </w:r>
-    </w:p>
-    <w:p>
-      <w:pPr>
-        <w:pStyle w:val="ListParagraph"/>
-        <w:numPr>
-          <w:ilvl w:val="0"/>
-          <w:numId w:val="2"/>
-        </w:numPr>
-        <w:spacing w:after="0" w:line="257" w:lineRule="auto"/>
-        <w:rPr>
-          <w:rFonts w:ascii="Calibri" w:eastAsia="Calibri" w:hAnsi="Calibri" w:cs="Calibri"/>
-          <w:sz w:val="22"/>
-          <w:szCs w:val="22"/>
-          <w:lang w:val="da"/>
-        </w:rPr>
-      </w:pPr>
-      <w:r>
-        <w:rPr>
-          <w:rFonts w:ascii="Monaco" w:eastAsia="Monaco" w:hAnsi="Monaco" w:cs="Monaco"/>
-          <w:lang w:val="da"/>
-        </w:rPr>
-        <w:t>&lt;!DOCTYPE html&gt;</w:t>
-      </w:r>
-      <w:r>
-        <w:br/>
-      </w:r>
-      <w:r>
-        <w:rPr>
-          <w:rFonts w:ascii="Calibri" w:eastAsia="Calibri" w:hAnsi="Calibri" w:cs="Calibri"/>
-          <w:sz w:val="22"/>
-          <w:szCs w:val="22"/>
+        <w:t>Valideringstjenester:</w:t>
+      </w:r>
+      <w:r>
+        <w:rPr>
+          <w:rFonts w:ascii="system-ui" w:eastAsia="system-ui" w:hAnsi="system-ui" w:cs="system-ui"/>
+          <w:lang w:val="da"/>
+        </w:rPr>
+        <w:t xml:space="preserve"> Brug online HTML-valideringstjenester som W3C </w:t>
+      </w:r>
+      <w:proofErr w:type="spellStart"/>
+      <w:r>
+        <w:rPr>
+          <w:rFonts w:ascii="system-ui" w:eastAsia="system-ui" w:hAnsi="system-ui" w:cs="system-ui"/>
+          <w:lang w:val="da"/>
+        </w:rPr>
+        <w:t>Markup</w:t>
+      </w:r>
+      <w:proofErr w:type="spellEnd"/>
+      <w:r>
+        <w:rPr>
+          <w:rFonts w:ascii="system-ui" w:eastAsia="system-ui" w:hAnsi="system-ui" w:cs="system-ui"/>
           <w:lang w:val="da"/>
         </w:rPr>
         <w:t xml:space="preserve"> </w:t>
       </w:r>
-      <w:r>
-        <w:br/>
-      </w:r>
-    </w:p>
-    <w:p>
-      <w:pPr>
-        <w:pStyle w:val="ListParagraph"/>
-        <w:numPr>
-          <w:ilvl w:val="0"/>
-          <w:numId w:val="5"/>
-        </w:numPr>
-        <w:spacing w:after="0" w:line="257" w:lineRule="auto"/>
-        <w:rPr>
-          <w:rFonts w:ascii="system-ui" w:eastAsia="system-ui" w:hAnsi="system-ui" w:cs="system-ui"/>
-          <w:lang w:val="da"/>
-        </w:rPr>
-      </w:pPr>
-      <w:r>
-        <w:rPr>
-          <w:rFonts w:ascii="system-ui" w:eastAsia="system-ui" w:hAnsi="system-ui" w:cs="system-ui"/>
-          <w:b/>
-          <w:bCs/>
-          <w:lang w:val="da"/>
-        </w:rPr>
-        <w:t>Brug af semantiske tags:</w:t>
-      </w:r>
-      <w:r>
-        <w:rPr>
-          <w:rFonts w:ascii="system-ui" w:eastAsia="system-ui" w:hAnsi="system-ui" w:cs="system-ui"/>
-          <w:lang w:val="da"/>
-        </w:rPr>
-        <w:t xml:space="preserve"> HTML5 introducerede mange semantiske tags som </w:t>
-      </w:r>
-      <w:r>
-        <w:rPr>
-          <w:rFonts w:ascii="Monaco" w:eastAsia="Monaco" w:hAnsi="Monaco" w:cs="Monaco"/>
-          <w:b/>
-          <w:bCs/>
-          <w:lang w:val="da"/>
-        </w:rPr>
-        <w:t>&lt;header&gt;</w:t>
-      </w:r>
-      <w:r>
-        <w:rPr>
-          <w:rFonts w:ascii="system-ui" w:eastAsia="system-ui" w:hAnsi="system-ui" w:cs="system-ui"/>
-          <w:lang w:val="da"/>
-        </w:rPr>
-        <w:t xml:space="preserve">, </w:t>
-      </w:r>
-      <w:r>
-        <w:rPr>
-          <w:rFonts w:ascii="Monaco" w:eastAsia="Monaco" w:hAnsi="Monaco" w:cs="Monaco"/>
-          <w:b/>
-          <w:bCs/>
-          <w:lang w:val="da"/>
-        </w:rPr>
-        <w:t>&lt;nav&gt;</w:t>
-      </w:r>
-      <w:r>
-        <w:rPr>
-          <w:rFonts w:ascii="system-ui" w:eastAsia="system-ui" w:hAnsi="system-ui" w:cs="system-ui"/>
-          <w:lang w:val="da"/>
-        </w:rPr>
-        <w:t xml:space="preserve">, </w:t>
-      </w:r>
-      <w:r>
-        <w:rPr>
-          <w:rFonts w:ascii="Monaco" w:eastAsia="Monaco" w:hAnsi="Monaco" w:cs="Monaco"/>
-          <w:b/>
-          <w:bCs/>
-          <w:lang w:val="da"/>
-        </w:rPr>
-        <w:t>&lt;article&gt;</w:t>
-      </w:r>
-      <w:r>
-        <w:rPr>
-          <w:rFonts w:ascii="system-ui" w:eastAsia="system-ui" w:hAnsi="system-ui" w:cs="system-ui"/>
-          <w:lang w:val="da"/>
-        </w:rPr>
-        <w:t xml:space="preserve">, og </w:t>
-      </w:r>
-      <w:r>
-        <w:rPr>
-          <w:rFonts w:ascii="Monaco" w:eastAsia="Monaco" w:hAnsi="Monaco" w:cs="Monaco"/>
-          <w:b/>
-          <w:bCs/>
-          <w:lang w:val="da"/>
-        </w:rPr>
-        <w:t>&lt;footer&gt;</w:t>
-      </w:r>
-      <w:r>
-        <w:rPr>
-          <w:rFonts w:ascii="system-ui" w:eastAsia="system-ui" w:hAnsi="system-ui" w:cs="system-ui"/>
-          <w:lang w:val="da"/>
-        </w:rPr>
-        <w:t>, som bør bruges korrekt til at strukturere din webside indhold. Dette hjælper med at gøre koden mere forståelig og hjælper søgemaskiner med at forstå dit indhold.</w:t>
-      </w:r>
-    </w:p>
-    <w:p>
-      <w:pPr>
-        <w:spacing w:after="0" w:line="257" w:lineRule="auto"/>
-        <w:rPr>
-          <w:lang w:val="da-DK"/>
-        </w:rPr>
-      </w:pPr>
-      <w:r>
-        <w:rPr>
-          <w:rFonts w:ascii="Calibri" w:eastAsia="Calibri" w:hAnsi="Calibri" w:cs="Calibri"/>
-          <w:sz w:val="22"/>
-          <w:szCs w:val="22"/>
-          <w:lang w:val="da"/>
-        </w:rPr>
-        <w:t xml:space="preserve"> </w:t>
-      </w:r>
-    </w:p>
-    <w:p>
-      <w:pPr>
-        <w:pStyle w:val="ListParagraph"/>
-        <w:numPr>
-          <w:ilvl w:val="0"/>
-          <w:numId w:val="5"/>
-        </w:numPr>
-        <w:spacing w:after="0" w:line="257" w:lineRule="auto"/>
-        <w:rPr>
-          <w:rFonts w:ascii="system-ui" w:eastAsia="system-ui" w:hAnsi="system-ui" w:cs="system-ui"/>
-          <w:lang w:val="da"/>
-        </w:rPr>
-      </w:pPr>
-      <w:r>
-        <w:rPr>
-          <w:rFonts w:ascii="system-ui" w:eastAsia="system-ui" w:hAnsi="system-ui" w:cs="system-ui"/>
-          <w:b/>
-          <w:bCs/>
-          <w:lang w:val="da"/>
-        </w:rPr>
-        <w:t>Valideringstjenester:</w:t>
-      </w:r>
-      <w:r>
-        <w:rPr>
-          <w:rFonts w:ascii="system-ui" w:eastAsia="system-ui" w:hAnsi="system-ui" w:cs="system-ui"/>
-          <w:lang w:val="da"/>
-        </w:rPr>
-        <w:t xml:space="preserve"> Brug online HTML-valideringstjenester som W3C Markup Validation Service (</w:t>
-      </w:r>
-      <w:hyperlink r:id="rId8">
+      <w:proofErr w:type="spellStart"/>
+      <w:r>
+        <w:rPr>
+          <w:rFonts w:ascii="system-ui" w:eastAsia="system-ui" w:hAnsi="system-ui" w:cs="system-ui"/>
+          <w:lang w:val="da"/>
+        </w:rPr>
+        <w:t>Validation</w:t>
+      </w:r>
+      <w:proofErr w:type="spellEnd"/>
+      <w:r>
+        <w:rPr>
+          <w:rFonts w:ascii="system-ui" w:eastAsia="system-ui" w:hAnsi="system-ui" w:cs="system-ui"/>
+          <w:lang w:val="da"/>
+        </w:rPr>
+        <w:t xml:space="preserve"> Service (</w:t>
+      </w:r>
+      <w:hyperlink r:id="rId11">
         <w:r>
           <w:rPr>
             <w:rStyle w:val="Hyperlink"/>
@@ -3872,26 +3844,6 @@
 </file>
 
 <file path=customXml/item1.xml><?xml version="1.0" encoding="utf-8"?>
-<?mso-contentType ?>
-<FormTemplates xmlns="http://schemas.microsoft.com/sharepoint/v3/contenttype/forms">
-  <Display>DocumentLibraryForm</Display>
-  <Edit>DocumentLibraryForm</Edit>
-  <New>DocumentLibraryForm</New>
-</FormTemplates>
-</file>
-
-<file path=customXml/item2.xml><?xml version="1.0" encoding="utf-8"?>
-<p:properties xmlns:p="http://schemas.microsoft.com/office/2006/metadata/properties" xmlns:xsi="http://www.w3.org/2001/XMLSchema-instance" xmlns:pc="http://schemas.microsoft.com/office/infopath/2007/PartnerControls">
-  <documentManagement>
-    <lcf76f155ced4ddcb4097134ff3c332f xmlns="e849f5a5-735c-42fe-b98c-e71ffb699442">
-      <Terms xmlns="http://schemas.microsoft.com/office/infopath/2007/PartnerControls"/>
-    </lcf76f155ced4ddcb4097134ff3c332f>
-    <TaxCatchAll xmlns="92085a0b-995c-4352-a904-96fa709bce5d" xsi:nil="true"/>
-  </documentManagement>
-</p:properties>
-</file>
-
-<file path=customXml/item3.xml><?xml version="1.0" encoding="utf-8"?>
 <ct:contentTypeSchema xmlns:ct="http://schemas.microsoft.com/office/2006/metadata/contentType" xmlns:ma="http://schemas.microsoft.com/office/2006/metadata/properties/metaAttributes" ct:_="" ma:_="" ma:contentTypeName="Document" ma:contentTypeID="0x0101008FEB4FDFDDEF084D824E2343C1FDD94C" ma:contentTypeVersion="12" ma:contentTypeDescription="Create a new document." ma:contentTypeScope="" ma:versionID="c80cde8f840fec0df13a584d491b53ed">
   <xsd:schema xmlns:xsd="http://www.w3.org/2001/XMLSchema" xmlns:xs="http://www.w3.org/2001/XMLSchema" xmlns:p="http://schemas.microsoft.com/office/2006/metadata/properties" xmlns:ns2="e849f5a5-735c-42fe-b98c-e71ffb699442" xmlns:ns3="92085a0b-995c-4352-a904-96fa709bce5d" targetNamespace="http://schemas.microsoft.com/office/2006/metadata/properties" ma:root="true" ma:fieldsID="6332249688d2fc58235550a5b9c62145" ns2:_="" ns3:_="">
     <xsd:import namespace="e849f5a5-735c-42fe-b98c-e71ffb699442"/>
@@ -4092,10 +4044,41 @@
 </ct:contentTypeSchema>
 </file>
 
+<file path=customXml/item2.xml><?xml version="1.0" encoding="utf-8"?>
+<p:properties xmlns:p="http://schemas.microsoft.com/office/2006/metadata/properties" xmlns:xsi="http://www.w3.org/2001/XMLSchema-instance" xmlns:pc="http://schemas.microsoft.com/office/infopath/2007/PartnerControls">
+  <documentManagement>
+    <lcf76f155ced4ddcb4097134ff3c332f xmlns="e849f5a5-735c-42fe-b98c-e71ffb699442">
+      <Terms xmlns="http://schemas.microsoft.com/office/infopath/2007/PartnerControls"/>
+    </lcf76f155ced4ddcb4097134ff3c332f>
+    <TaxCatchAll xmlns="92085a0b-995c-4352-a904-96fa709bce5d" xsi:nil="true"/>
+  </documentManagement>
+</p:properties>
+</file>
+
+<file path=customXml/item3.xml><?xml version="1.0" encoding="utf-8"?>
+<?mso-contentType ?>
+<FormTemplates xmlns="http://schemas.microsoft.com/sharepoint/v3/contenttype/forms">
+  <Display>DocumentLibraryForm</Display>
+  <Edit>DocumentLibraryForm</Edit>
+  <New>DocumentLibraryForm</New>
+</FormTemplates>
+</file>
+
 <file path=customXml/itemProps1.xml><?xml version="1.0" encoding="utf-8"?>
-<ds:datastoreItem xmlns:ds="http://schemas.openxmlformats.org/officeDocument/2006/customXml" ds:itemID="{571876B2-2E3A-4D7B-9C6C-8D830A65F91E}">
+<ds:datastoreItem xmlns:ds="http://schemas.openxmlformats.org/officeDocument/2006/customXml" ds:itemID="{B9119486-789B-43C9-8927-9E4EDCAB78A0}">
   <ds:schemaRefs>
-    <ds:schemaRef ds:uri="http://schemas.microsoft.com/sharepoint/v3/contenttype/forms"/>
+    <ds:schemaRef ds:uri="http://schemas.microsoft.com/office/2006/metadata/contentType"/>
+    <ds:schemaRef ds:uri="http://schemas.microsoft.com/office/2006/metadata/properties/metaAttributes"/>
+    <ds:schemaRef ds:uri="http://www.w3.org/2001/XMLSchema"/>
+    <ds:schemaRef ds:uri="http://schemas.microsoft.com/office/2006/metadata/properties"/>
+    <ds:schemaRef ds:uri="e849f5a5-735c-42fe-b98c-e71ffb699442"/>
+    <ds:schemaRef ds:uri="92085a0b-995c-4352-a904-96fa709bce5d"/>
+    <ds:schemaRef ds:uri="http://schemas.microsoft.com/office/2006/documentManagement/types"/>
+    <ds:schemaRef ds:uri="http://schemas.microsoft.com/office/infopath/2007/PartnerControls"/>
+    <ds:schemaRef ds:uri="http://schemas.openxmlformats.org/package/2006/metadata/core-properties"/>
+    <ds:schemaRef ds:uri="http://purl.org/dc/elements/1.1/"/>
+    <ds:schemaRef ds:uri="http://purl.org/dc/terms/"/>
+    <ds:schemaRef ds:uri="http://schemas.microsoft.com/internal/obd"/>
   </ds:schemaRefs>
 </ds:datastoreItem>
 </file>
@@ -4112,20 +4095,9 @@
 </file>
 
 <file path=customXml/itemProps3.xml><?xml version="1.0" encoding="utf-8"?>
-<ds:datastoreItem xmlns:ds="http://schemas.openxmlformats.org/officeDocument/2006/customXml" ds:itemID="{B9119486-789B-43C9-8927-9E4EDCAB78A0}">
+<ds:datastoreItem xmlns:ds="http://schemas.openxmlformats.org/officeDocument/2006/customXml" ds:itemID="{571876B2-2E3A-4D7B-9C6C-8D830A65F91E}">
   <ds:schemaRefs>
-    <ds:schemaRef ds:uri="http://schemas.microsoft.com/office/2006/metadata/contentType"/>
-    <ds:schemaRef ds:uri="http://schemas.microsoft.com/office/2006/metadata/properties/metaAttributes"/>
-    <ds:schemaRef ds:uri="http://www.w3.org/2001/XMLSchema"/>
-    <ds:schemaRef ds:uri="http://schemas.microsoft.com/office/2006/metadata/properties"/>
-    <ds:schemaRef ds:uri="e849f5a5-735c-42fe-b98c-e71ffb699442"/>
-    <ds:schemaRef ds:uri="92085a0b-995c-4352-a904-96fa709bce5d"/>
-    <ds:schemaRef ds:uri="http://schemas.microsoft.com/office/2006/documentManagement/types"/>
-    <ds:schemaRef ds:uri="http://schemas.microsoft.com/office/infopath/2007/PartnerControls"/>
-    <ds:schemaRef ds:uri="http://schemas.openxmlformats.org/package/2006/metadata/core-properties"/>
-    <ds:schemaRef ds:uri="http://purl.org/dc/elements/1.1/"/>
-    <ds:schemaRef ds:uri="http://purl.org/dc/terms/"/>
-    <ds:schemaRef ds:uri="http://schemas.microsoft.com/internal/obd"/>
+    <ds:schemaRef ds:uri="http://schemas.microsoft.com/sharepoint/v3/contenttype/forms"/>
   </ds:schemaRefs>
 </ds:datastoreItem>
 </file>
--- a/oggaver/Uge38_39.docx
+++ b/oggaver/Uge38_39.docx
@@ -1101,13 +1101,13 @@
       <w:pPr>
         <w:spacing w:after="0" w:line="257" w:lineRule="auto"/>
         <w:rPr>
-          <w:lang w:val="da-DK"/>
-        </w:rPr>
-      </w:pPr>
-      <w:r>
-        <w:rPr>
-          <w:rFonts w:ascii="system-ui" w:eastAsia="system-ui" w:hAnsi="system-ui" w:cs="system-ui"/>
-          <w:lang w:val="da"/>
+          <w:lang w:val="en-DK"/>
+        </w:rPr>
+      </w:pPr>
+      <w:r>
+        <w:rPr>
+          <w:rFonts w:ascii="system-ui" w:eastAsia="system-ui" w:hAnsi="system-ui" w:cs="system-ui"/>
+          <w:lang w:val="en-DK"/>
         </w:rPr>
         <w:t xml:space="preserve"> </w:t>
       </w:r>
@@ -1334,10 +1334,7 @@
         </w:numPr>
       </w:pPr>
       <w:r>
-        <w:t>I</w:t>
-      </w:r>
-      <w:r>
-        <w:t xml:space="preserve"> skal dobbelttjekke mediefilernes filtyper og optimere billederne, så projektets samlede størrelse ikke bliver for stor.</w:t>
+        <w:t>I skal dobbelttjekke mediefilernes filtyper og optimere billederne, så projektets samlede størrelse ikke bliver for stor.</w:t>
       </w:r>
     </w:p>
     <w:p>
@@ -1391,13 +1388,374 @@
       <w:pPr>
         <w:spacing w:after="0" w:line="257" w:lineRule="auto"/>
         <w:rPr>
+          <w:rFonts w:ascii="system-ui" w:eastAsia="system-ui" w:hAnsi="system-ui" w:cs="system-ui"/>
+          <w:lang w:val="da"/>
+        </w:rPr>
+      </w:pPr>
+    </w:p>
+    <w:p>
+      <w:pPr>
+        <w:pStyle w:val="Heading3"/>
+        <w:rPr>
           <w:lang w:val="da-DK"/>
         </w:rPr>
       </w:pPr>
       <w:r>
         <w:rPr>
-          <w:rFonts w:ascii="system-ui" w:eastAsia="system-ui" w:hAnsi="system-ui" w:cs="system-ui"/>
-          <w:lang w:val="da"/>
+          <w:lang w:val="da-DK"/>
+        </w:rPr>
+        <w:t>Bonusopgave – Opret en bestillingsside</w:t>
+      </w:r>
+    </w:p>
+    <w:p>
+      <w:pPr>
+        <w:pStyle w:val="NormalWeb"/>
+      </w:pPr>
+      <w:r>
+        <w:t xml:space="preserve">Som en ekstra opgave skal du udvikle en </w:t>
+      </w:r>
+      <w:r>
+        <w:rPr>
+          <w:rStyle w:val="Strong"/>
+        </w:rPr>
+        <w:t>bestillingsside</w:t>
+      </w:r>
+      <w:r>
+        <w:t>, hvor kunden kan bestille en kage direkte fra hjemmesiden.</w:t>
+      </w:r>
+    </w:p>
+    <w:p>
+      <w:pPr>
+        <w:pStyle w:val="NormalWeb"/>
+      </w:pPr>
+      <w:r>
+        <w:rPr>
+          <w:rStyle w:val="Strong"/>
+        </w:rPr>
+        <w:t>Krav:</w:t>
+      </w:r>
+    </w:p>
+    <w:p>
+      <w:pPr>
+        <w:pStyle w:val="NormalWeb"/>
+        <w:numPr>
+          <w:ilvl w:val="0"/>
+          <w:numId w:val="7"/>
+        </w:numPr>
+      </w:pPr>
+      <w:r>
+        <w:t xml:space="preserve">Siden skal udvikles med </w:t>
+      </w:r>
+      <w:r>
+        <w:rPr>
+          <w:rStyle w:val="Strong"/>
+        </w:rPr>
+        <w:t>HTML5</w:t>
+      </w:r>
+      <w:r>
+        <w:t>.</w:t>
+      </w:r>
+    </w:p>
+    <w:p>
+      <w:pPr>
+        <w:pStyle w:val="NormalWeb"/>
+        <w:numPr>
+          <w:ilvl w:val="0"/>
+          <w:numId w:val="7"/>
+        </w:numPr>
+      </w:pPr>
+      <w:r>
+        <w:t xml:space="preserve">Opret en overskuelig og brugervenlig </w:t>
+      </w:r>
+      <w:r>
+        <w:rPr>
+          <w:rStyle w:val="Strong"/>
+        </w:rPr>
+        <w:t>bestillingsformular</w:t>
+      </w:r>
+      <w:r>
+        <w:t>.</w:t>
+      </w:r>
+    </w:p>
+    <w:p>
+      <w:pPr>
+        <w:pStyle w:val="NormalWeb"/>
+        <w:numPr>
+          <w:ilvl w:val="0"/>
+          <w:numId w:val="7"/>
+        </w:numPr>
+      </w:pPr>
+      <w:r>
+        <w:t>Formularen skal eksempelvis indeholde:</w:t>
+      </w:r>
+    </w:p>
+    <w:p>
+      <w:pPr>
+        <w:pStyle w:val="NormalWeb"/>
+        <w:numPr>
+          <w:ilvl w:val="1"/>
+          <w:numId w:val="7"/>
+        </w:numPr>
+      </w:pPr>
+      <w:r>
+        <w:t>Kundens navn</w:t>
+      </w:r>
+    </w:p>
+    <w:p>
+      <w:pPr>
+        <w:pStyle w:val="NormalWeb"/>
+        <w:numPr>
+          <w:ilvl w:val="1"/>
+          <w:numId w:val="7"/>
+        </w:numPr>
+      </w:pPr>
+      <w:r>
+        <w:t>E-mail</w:t>
+      </w:r>
+    </w:p>
+    <w:p>
+      <w:pPr>
+        <w:pStyle w:val="NormalWeb"/>
+        <w:numPr>
+          <w:ilvl w:val="1"/>
+          <w:numId w:val="7"/>
+        </w:numPr>
+      </w:pPr>
+      <w:r>
+        <w:t>Telefonnummer</w:t>
+      </w:r>
+    </w:p>
+    <w:p>
+      <w:pPr>
+        <w:pStyle w:val="NormalWeb"/>
+        <w:numPr>
+          <w:ilvl w:val="1"/>
+          <w:numId w:val="7"/>
+        </w:numPr>
+      </w:pPr>
+      <w:r>
+        <w:t>Valg af kage</w:t>
+      </w:r>
+    </w:p>
+    <w:p>
+      <w:pPr>
+        <w:pStyle w:val="NormalWeb"/>
+        <w:numPr>
+          <w:ilvl w:val="1"/>
+          <w:numId w:val="7"/>
+        </w:numPr>
+      </w:pPr>
+      <w:r>
+        <w:t>Antal</w:t>
+      </w:r>
+    </w:p>
+    <w:p>
+      <w:pPr>
+        <w:pStyle w:val="NormalWeb"/>
+        <w:numPr>
+          <w:ilvl w:val="1"/>
+          <w:numId w:val="7"/>
+        </w:numPr>
+      </w:pPr>
+      <w:r>
+        <w:t>Ønsket afhentningsdato</w:t>
+      </w:r>
+    </w:p>
+    <w:p>
+      <w:pPr>
+        <w:pStyle w:val="NormalWeb"/>
+        <w:numPr>
+          <w:ilvl w:val="1"/>
+          <w:numId w:val="7"/>
+        </w:numPr>
+      </w:pPr>
+      <w:r>
+        <w:t>Eventuelle særlige ønsker eller kommentarer</w:t>
+      </w:r>
+    </w:p>
+    <w:p>
+      <w:pPr>
+        <w:pStyle w:val="NormalWeb"/>
+        <w:numPr>
+          <w:ilvl w:val="0"/>
+          <w:numId w:val="7"/>
+        </w:numPr>
+      </w:pPr>
+      <w:r>
+        <w:t xml:space="preserve">Brug relevante HTML5-inputtyper og formularfelter, f.eks. </w:t>
+      </w:r>
+      <w:r>
+        <w:rPr>
+          <w:rStyle w:val="HTMLCode"/>
+        </w:rPr>
+        <w:t>text</w:t>
+      </w:r>
+      <w:r>
+        <w:t xml:space="preserve">, </w:t>
+      </w:r>
+      <w:r>
+        <w:rPr>
+          <w:rStyle w:val="HTMLCode"/>
+        </w:rPr>
+        <w:t>email</w:t>
+      </w:r>
+      <w:r>
+        <w:t xml:space="preserve">, </w:t>
+      </w:r>
+      <w:r>
+        <w:rPr>
+          <w:rStyle w:val="HTMLCode"/>
+        </w:rPr>
+        <w:t>tel</w:t>
+      </w:r>
+      <w:r>
+        <w:t xml:space="preserve">, </w:t>
+      </w:r>
+      <w:r>
+        <w:rPr>
+          <w:rStyle w:val="HTMLCode"/>
+        </w:rPr>
+        <w:t>date</w:t>
+      </w:r>
+      <w:r>
+        <w:t xml:space="preserve">, </w:t>
+      </w:r>
+      <w:r>
+        <w:rPr>
+          <w:rStyle w:val="HTMLCode"/>
+        </w:rPr>
+        <w:t>select</w:t>
+      </w:r>
+      <w:r>
+        <w:t xml:space="preserve">, </w:t>
+      </w:r>
+      <w:r>
+        <w:rPr>
+          <w:rStyle w:val="HTMLCode"/>
+        </w:rPr>
+        <w:t>textarea</w:t>
+      </w:r>
+      <w:r>
+        <w:t xml:space="preserve"> og </w:t>
+      </w:r>
+      <w:r>
+        <w:rPr>
+          <w:rStyle w:val="HTMLCode"/>
+        </w:rPr>
+        <w:t>radio</w:t>
+      </w:r>
+      <w:r>
+        <w:t>.</w:t>
+      </w:r>
+    </w:p>
+    <w:p>
+      <w:pPr>
+        <w:pStyle w:val="NormalWeb"/>
+        <w:numPr>
+          <w:ilvl w:val="0"/>
+          <w:numId w:val="7"/>
+        </w:numPr>
+      </w:pPr>
+      <w:r>
+        <w:t xml:space="preserve">Brug passende </w:t>
+      </w:r>
+      <w:r>
+        <w:rPr>
+          <w:rStyle w:val="Strong"/>
+        </w:rPr>
+        <w:t>labels</w:t>
+      </w:r>
+      <w:r>
+        <w:t xml:space="preserve"> til alle formularfelter.</w:t>
+      </w:r>
+    </w:p>
+    <w:p>
+      <w:pPr>
+        <w:pStyle w:val="NormalWeb"/>
+        <w:numPr>
+          <w:ilvl w:val="0"/>
+          <w:numId w:val="7"/>
+        </w:numPr>
+      </w:pPr>
+      <w:r>
+        <w:t xml:space="preserve">Formularen skal have en tydelig </w:t>
+      </w:r>
+      <w:r>
+        <w:rPr>
+          <w:rStyle w:val="Strong"/>
+        </w:rPr>
+        <w:t>Send/Bestil-knap</w:t>
+      </w:r>
+      <w:r>
+        <w:t>.</w:t>
+      </w:r>
+    </w:p>
+    <w:p>
+      <w:pPr>
+        <w:pStyle w:val="NormalWeb"/>
+      </w:pPr>
+      <w:r>
+        <w:rPr>
+          <w:rStyle w:val="Strong"/>
+        </w:rPr>
+        <w:t>Vigtigt:</w:t>
+      </w:r>
+      <w:r>
+        <w:br/>
+        <w:t xml:space="preserve">Der skal </w:t>
+      </w:r>
+      <w:r>
+        <w:rPr>
+          <w:rStyle w:val="Strong"/>
+        </w:rPr>
+        <w:t>ikke</w:t>
+      </w:r>
+      <w:r>
+        <w:t xml:space="preserve"> udvikles PHP eller anden backend-funktionalitet. Formularen behøver derfor ikke at sende eller gemme data.</w:t>
+      </w:r>
+    </w:p>
+    <w:p>
+      <w:pPr>
+        <w:pStyle w:val="NormalWeb"/>
+      </w:pPr>
+    </w:p>
+    <w:p>
+      <w:pPr>
+        <w:pStyle w:val="NormalWeb"/>
+      </w:pPr>
+      <w:hyperlink r:id="rId11" w:history="1">
+        <w:r>
+          <w:rPr>
+            <w:rStyle w:val="Hyperlink"/>
+          </w:rPr>
+          <w:t>https://www.w3schools.com/html/html_forms.asp</w:t>
+        </w:r>
+      </w:hyperlink>
+    </w:p>
+    <w:p>
+      <w:pPr>
+        <w:pStyle w:val="NormalWeb"/>
+      </w:pPr>
+    </w:p>
+    <w:p>
+      <w:pPr>
+        <w:spacing w:after="0" w:line="257" w:lineRule="auto"/>
+        <w:rPr>
+          <w:lang w:val="en-DK"/>
+        </w:rPr>
+      </w:pPr>
+    </w:p>
+    <w:p>
+      <w:pPr>
+        <w:spacing w:after="0" w:line="257" w:lineRule="auto"/>
+        <w:rPr>
+          <w:lang w:val="en-DK"/>
+        </w:rPr>
+      </w:pPr>
+      <w:r>
+        <w:rPr>
+          <w:rFonts w:ascii="system-ui" w:eastAsia="system-ui" w:hAnsi="system-ui" w:cs="system-ui"/>
+          <w:lang w:val="en-DK"/>
         </w:rPr>
         <w:t xml:space="preserve"> </w:t>
       </w:r>
@@ -1406,6 +1764,78 @@
       <w:pPr>
         <w:spacing w:after="0" w:line="257" w:lineRule="auto"/>
         <w:rPr>
+          <w:rFonts w:ascii="system-ui" w:eastAsia="system-ui" w:hAnsi="system-ui" w:cs="system-ui"/>
+          <w:lang w:val="en-DK"/>
+        </w:rPr>
+      </w:pPr>
+    </w:p>
+    <w:p>
+      <w:pPr>
+        <w:spacing w:after="0" w:line="257" w:lineRule="auto"/>
+        <w:rPr>
+          <w:rFonts w:ascii="system-ui" w:eastAsia="system-ui" w:hAnsi="system-ui" w:cs="system-ui"/>
+          <w:lang w:val="en-DK"/>
+        </w:rPr>
+      </w:pPr>
+    </w:p>
+    <w:p>
+      <w:pPr>
+        <w:spacing w:after="0" w:line="257" w:lineRule="auto"/>
+        <w:rPr>
+          <w:rFonts w:ascii="system-ui" w:eastAsia="system-ui" w:hAnsi="system-ui" w:cs="system-ui"/>
+          <w:lang w:val="en-DK"/>
+        </w:rPr>
+      </w:pPr>
+    </w:p>
+    <w:p>
+      <w:pPr>
+        <w:spacing w:after="0" w:line="257" w:lineRule="auto"/>
+        <w:rPr>
+          <w:rFonts w:ascii="system-ui" w:eastAsia="system-ui" w:hAnsi="system-ui" w:cs="system-ui"/>
+          <w:lang w:val="en-DK"/>
+        </w:rPr>
+      </w:pPr>
+    </w:p>
+    <w:p>
+      <w:pPr>
+        <w:spacing w:after="0" w:line="257" w:lineRule="auto"/>
+        <w:rPr>
+          <w:rFonts w:ascii="system-ui" w:eastAsia="system-ui" w:hAnsi="system-ui" w:cs="system-ui"/>
+          <w:lang w:val="en-DK"/>
+        </w:rPr>
+      </w:pPr>
+    </w:p>
+    <w:p>
+      <w:pPr>
+        <w:spacing w:after="0" w:line="257" w:lineRule="auto"/>
+        <w:rPr>
+          <w:rFonts w:ascii="system-ui" w:eastAsia="system-ui" w:hAnsi="system-ui" w:cs="system-ui"/>
+          <w:lang w:val="en-DK"/>
+        </w:rPr>
+      </w:pPr>
+    </w:p>
+    <w:p>
+      <w:pPr>
+        <w:spacing w:after="0" w:line="257" w:lineRule="auto"/>
+        <w:rPr>
+          <w:rFonts w:ascii="system-ui" w:eastAsia="system-ui" w:hAnsi="system-ui" w:cs="system-ui"/>
+          <w:lang w:val="en-DK"/>
+        </w:rPr>
+      </w:pPr>
+    </w:p>
+    <w:p>
+      <w:pPr>
+        <w:spacing w:after="0" w:line="257" w:lineRule="auto"/>
+        <w:rPr>
+          <w:rFonts w:ascii="system-ui" w:eastAsia="system-ui" w:hAnsi="system-ui" w:cs="system-ui"/>
+          <w:lang w:val="en-DK"/>
+        </w:rPr>
+      </w:pPr>
+    </w:p>
+    <w:p>
+      <w:pPr>
+        <w:spacing w:line="257" w:lineRule="auto"/>
+        <w:rPr>
           <w:lang w:val="da-DK"/>
         </w:rPr>
       </w:pPr>
@@ -1414,93 +1844,7 @@
           <w:rFonts w:ascii="system-ui" w:eastAsia="system-ui" w:hAnsi="system-ui" w:cs="system-ui"/>
           <w:lang w:val="da"/>
         </w:rPr>
-        <w:t xml:space="preserve"> </w:t>
-      </w:r>
-    </w:p>
-    <w:p>
-      <w:pPr>
-        <w:spacing w:after="0" w:line="257" w:lineRule="auto"/>
-        <w:rPr>
-          <w:rFonts w:ascii="system-ui" w:eastAsia="system-ui" w:hAnsi="system-ui" w:cs="system-ui"/>
-          <w:lang w:val="da"/>
-        </w:rPr>
-      </w:pPr>
-    </w:p>
-    <w:p>
-      <w:pPr>
-        <w:spacing w:after="0" w:line="257" w:lineRule="auto"/>
-        <w:rPr>
-          <w:rFonts w:ascii="system-ui" w:eastAsia="system-ui" w:hAnsi="system-ui" w:cs="system-ui"/>
-          <w:lang w:val="da"/>
-        </w:rPr>
-      </w:pPr>
-    </w:p>
-    <w:p>
-      <w:pPr>
-        <w:spacing w:after="0" w:line="257" w:lineRule="auto"/>
-        <w:rPr>
-          <w:rFonts w:ascii="system-ui" w:eastAsia="system-ui" w:hAnsi="system-ui" w:cs="system-ui"/>
-          <w:lang w:val="da"/>
-        </w:rPr>
-      </w:pPr>
-    </w:p>
-    <w:p>
-      <w:pPr>
-        <w:spacing w:after="0" w:line="257" w:lineRule="auto"/>
-        <w:rPr>
-          <w:rFonts w:ascii="system-ui" w:eastAsia="system-ui" w:hAnsi="system-ui" w:cs="system-ui"/>
-          <w:lang w:val="da"/>
-        </w:rPr>
-      </w:pPr>
-    </w:p>
-    <w:p>
-      <w:pPr>
-        <w:spacing w:after="0" w:line="257" w:lineRule="auto"/>
-        <w:rPr>
-          <w:rFonts w:ascii="system-ui" w:eastAsia="system-ui" w:hAnsi="system-ui" w:cs="system-ui"/>
-          <w:lang w:val="da"/>
-        </w:rPr>
-      </w:pPr>
-    </w:p>
-    <w:p>
-      <w:pPr>
-        <w:spacing w:after="0" w:line="257" w:lineRule="auto"/>
-        <w:rPr>
-          <w:rFonts w:ascii="system-ui" w:eastAsia="system-ui" w:hAnsi="system-ui" w:cs="system-ui"/>
-          <w:lang w:val="da"/>
-        </w:rPr>
-      </w:pPr>
-    </w:p>
-    <w:p>
-      <w:pPr>
-        <w:spacing w:after="0" w:line="257" w:lineRule="auto"/>
-        <w:rPr>
-          <w:rFonts w:ascii="system-ui" w:eastAsia="system-ui" w:hAnsi="system-ui" w:cs="system-ui"/>
-          <w:lang w:val="da"/>
-        </w:rPr>
-      </w:pPr>
-    </w:p>
-    <w:p>
-      <w:pPr>
-        <w:spacing w:after="0" w:line="257" w:lineRule="auto"/>
-        <w:rPr>
-          <w:rFonts w:ascii="system-ui" w:eastAsia="system-ui" w:hAnsi="system-ui" w:cs="system-ui"/>
-          <w:lang w:val="da"/>
-        </w:rPr>
-      </w:pPr>
-    </w:p>
-    <w:p>
-      <w:pPr>
-        <w:spacing w:line="257" w:lineRule="auto"/>
-        <w:rPr>
-          <w:lang w:val="da-DK"/>
-        </w:rPr>
-      </w:pPr>
-      <w:r>
-        <w:rPr>
-          <w:rFonts w:ascii="system-ui" w:eastAsia="system-ui" w:hAnsi="system-ui" w:cs="system-ui"/>
-          <w:lang w:val="da"/>
-        </w:rPr>
+        <w:lastRenderedPageBreak/>
         <w:t>For at tilføje HTML-validering til dit "web-kokken" projekt på dansk, skal du sørge for, at din HTML-kode overholder HTML5-standarden. Her er nogle tip til at validere din HTML-kode:</w:t>
       </w:r>
     </w:p>
@@ -1838,7 +2182,7 @@
         </w:rPr>
         <w:t xml:space="preserve"> Service (</w:t>
       </w:r>
-      <w:hyperlink r:id="rId11">
+      <w:hyperlink r:id="rId12">
         <w:r>
           <w:rPr>
             <w:rStyle w:val="Hyperlink"/>
@@ -2605,6 +2949,155 @@
       </w:pPr>
       <w:rPr>
         <w:rFonts w:ascii="Wingdings" w:hAnsi="Wingdings" w:hint="default"/>
+      </w:rPr>
+    </w:lvl>
+  </w:abstractNum>
+  <w:abstractNum w:abstractNumId="6" w15:restartNumberingAfterBreak="0">
+    <w:nsid w:val="68DF6ED9"/>
+    <w:multiLevelType w:val="multilevel"/>
+    <w:tmpl w:val="AD10CF16"/>
+    <w:lvl w:ilvl="0">
+      <w:start w:val="1"/>
+      <w:numFmt w:val="bullet"/>
+      <w:lvlText w:val=""/>
+      <w:lvlJc w:val="left"/>
+      <w:pPr>
+        <w:tabs>
+          <w:tab w:val="num" w:pos="720"/>
+        </w:tabs>
+        <w:ind w:left="720" w:hanging="360"/>
+      </w:pPr>
+      <w:rPr>
+        <w:rFonts w:ascii="Symbol" w:hAnsi="Symbol" w:hint="default"/>
+        <w:sz w:val="20"/>
+      </w:rPr>
+    </w:lvl>
+    <w:lvl w:ilvl="1">
+      <w:start w:val="1"/>
+      <w:numFmt w:val="bullet"/>
+      <w:lvlText w:val="o"/>
+      <w:lvlJc w:val="left"/>
+      <w:pPr>
+        <w:tabs>
+          <w:tab w:val="num" w:pos="1440"/>
+        </w:tabs>
+        <w:ind w:left="1440" w:hanging="360"/>
+      </w:pPr>
+      <w:rPr>
+        <w:rFonts w:ascii="Courier New" w:hAnsi="Courier New" w:hint="default"/>
+        <w:sz w:val="20"/>
+      </w:rPr>
+    </w:lvl>
+    <w:lvl w:ilvl="2" w:tentative="1">
+      <w:start w:val="1"/>
+      <w:numFmt w:val="bullet"/>
+      <w:lvlText w:val=""/>
+      <w:lvlJc w:val="left"/>
+      <w:pPr>
+        <w:tabs>
+          <w:tab w:val="num" w:pos="2160"/>
+        </w:tabs>
+        <w:ind w:left="2160" w:hanging="360"/>
+      </w:pPr>
+      <w:rPr>
+        <w:rFonts w:ascii="Wingdings" w:hAnsi="Wingdings" w:hint="default"/>
+        <w:sz w:val="20"/>
+      </w:rPr>
+    </w:lvl>
+    <w:lvl w:ilvl="3" w:tentative="1">
+      <w:start w:val="1"/>
+      <w:numFmt w:val="bullet"/>
+      <w:lvlText w:val=""/>
+      <w:lvlJc w:val="left"/>
+      <w:pPr>
+        <w:tabs>
+          <w:tab w:val="num" w:pos="2880"/>
+        </w:tabs>
+        <w:ind w:left="2880" w:hanging="360"/>
+      </w:pPr>
+      <w:rPr>
+        <w:rFonts w:ascii="Wingdings" w:hAnsi="Wingdings" w:hint="default"/>
+        <w:sz w:val="20"/>
+      </w:rPr>
+    </w:lvl>
+    <w:lvl w:ilvl="4" w:tentative="1">
+      <w:start w:val="1"/>
+      <w:numFmt w:val="bullet"/>
+      <w:lvlText w:val=""/>
+      <w:lvlJc w:val="left"/>
+      <w:pPr>
+        <w:tabs>
+          <w:tab w:val="num" w:pos="3600"/>
+        </w:tabs>
+        <w:ind w:left="3600" w:hanging="360"/>
+      </w:pPr>
+      <w:rPr>
+        <w:rFonts w:ascii="Wingdings" w:hAnsi="Wingdings" w:hint="default"/>
+        <w:sz w:val="20"/>
+      </w:rPr>
+    </w:lvl>
+    <w:lvl w:ilvl="5" w:tentative="1">
+      <w:start w:val="1"/>
+      <w:numFmt w:val="bullet"/>
+      <w:lvlText w:val=""/>
+      <w:lvlJc w:val="left"/>
+      <w:pPr>
+        <w:tabs>
+          <w:tab w:val="num" w:pos="4320"/>
+        </w:tabs>
+        <w:ind w:left="4320" w:hanging="360"/>
+      </w:pPr>
+      <w:rPr>
+        <w:rFonts w:ascii="Wingdings" w:hAnsi="Wingdings" w:hint="default"/>
+        <w:sz w:val="20"/>
+      </w:rPr>
+    </w:lvl>
+    <w:lvl w:ilvl="6" w:tentative="1">
+      <w:start w:val="1"/>
+      <w:numFmt w:val="bullet"/>
+      <w:lvlText w:val=""/>
+      <w:lvlJc w:val="left"/>
+      <w:pPr>
+        <w:tabs>
+          <w:tab w:val="num" w:pos="5040"/>
+        </w:tabs>
+        <w:ind w:left="5040" w:hanging="360"/>
+      </w:pPr>
+      <w:rPr>
+        <w:rFonts w:ascii="Wingdings" w:hAnsi="Wingdings" w:hint="default"/>
+        <w:sz w:val="20"/>
+      </w:rPr>
+    </w:lvl>
+    <w:lvl w:ilvl="7" w:tentative="1">
+      <w:start w:val="1"/>
+      <w:numFmt w:val="bullet"/>
+      <w:lvlText w:val=""/>
+      <w:lvlJc w:val="left"/>
+      <w:pPr>
+        <w:tabs>
+          <w:tab w:val="num" w:pos="5760"/>
+        </w:tabs>
+        <w:ind w:left="5760" w:hanging="360"/>
+      </w:pPr>
+      <w:rPr>
+        <w:rFonts w:ascii="Wingdings" w:hAnsi="Wingdings" w:hint="default"/>
+        <w:sz w:val="20"/>
+      </w:rPr>
+    </w:lvl>
+    <w:lvl w:ilvl="8" w:tentative="1">
+      <w:start w:val="1"/>
+      <w:numFmt w:val="bullet"/>
+      <w:lvlText w:val=""/>
+      <w:lvlJc w:val="left"/>
+      <w:pPr>
+        <w:tabs>
+          <w:tab w:val="num" w:pos="6480"/>
+        </w:tabs>
+        <w:ind w:left="6480" w:hanging="360"/>
+      </w:pPr>
+      <w:rPr>
+        <w:rFonts w:ascii="Wingdings" w:hAnsi="Wingdings" w:hint="default"/>
+        <w:sz w:val="20"/>
       </w:rPr>
     </w:lvl>
   </w:abstractNum>
@@ -2625,6 +3118,9 @@
   </w:num>
   <w:num w:numId="6" w16cid:durableId="519468361">
     <w:abstractNumId w:val="1"/>
+  </w:num>
+  <w:num w:numId="7" w16cid:durableId="489369513">
+    <w:abstractNumId w:val="6"/>
   </w:num>
 </w:numbering>
 </file>
@@ -3579,6 +4075,19 @@
       <w:u w:val="single"/>
     </w:rPr>
   </w:style>
+  <w:style w:type="character" w:styleId="HTMLCode">
+    <w:name w:val="HTML Code"/>
+    <w:basedOn w:val="DefaultParagraphFont"/>
+    <w:uiPriority w:val="99"/>
+    <w:semiHidden/>
+    <w:unhideWhenUsed/>
+    <w:rsid w:val="00810EE0"/>
+    <w:rPr>
+      <w:rFonts w:ascii="Courier New" w:eastAsia="Times New Roman" w:hAnsi="Courier New" w:cs="Courier New"/>
+      <w:sz w:val="20"/>
+      <w:szCs w:val="20"/>
+    </w:rPr>
+  </w:style>
 </w:styles>
 </file>
 
@@ -3844,6 +4353,26 @@
 </file>
 
 <file path=customXml/item1.xml><?xml version="1.0" encoding="utf-8"?>
+<?mso-contentType ?>
+<FormTemplates xmlns="http://schemas.microsoft.com/sharepoint/v3/contenttype/forms">
+  <Display>DocumentLibraryForm</Display>
+  <Edit>DocumentLibraryForm</Edit>
+  <New>DocumentLibraryForm</New>
+</FormTemplates>
+</file>
+
+<file path=customXml/item2.xml><?xml version="1.0" encoding="utf-8"?>
+<p:properties xmlns:p="http://schemas.microsoft.com/office/2006/metadata/properties" xmlns:xsi="http://www.w3.org/2001/XMLSchema-instance" xmlns:pc="http://schemas.microsoft.com/office/infopath/2007/PartnerControls">
+  <documentManagement>
+    <lcf76f155ced4ddcb4097134ff3c332f xmlns="e849f5a5-735c-42fe-b98c-e71ffb699442">
+      <Terms xmlns="http://schemas.microsoft.com/office/infopath/2007/PartnerControls"/>
+    </lcf76f155ced4ddcb4097134ff3c332f>
+    <TaxCatchAll xmlns="92085a0b-995c-4352-a904-96fa709bce5d" xsi:nil="true"/>
+  </documentManagement>
+</p:properties>
+</file>
+
+<file path=customXml/item3.xml><?xml version="1.0" encoding="utf-8"?>
 <ct:contentTypeSchema xmlns:ct="http://schemas.microsoft.com/office/2006/metadata/contentType" xmlns:ma="http://schemas.microsoft.com/office/2006/metadata/properties/metaAttributes" ct:_="" ma:_="" ma:contentTypeName="Document" ma:contentTypeID="0x0101008FEB4FDFDDEF084D824E2343C1FDD94C" ma:contentTypeVersion="12" ma:contentTypeDescription="Create a new document." ma:contentTypeScope="" ma:versionID="c80cde8f840fec0df13a584d491b53ed">
   <xsd:schema xmlns:xsd="http://www.w3.org/2001/XMLSchema" xmlns:xs="http://www.w3.org/2001/XMLSchema" xmlns:p="http://schemas.microsoft.com/office/2006/metadata/properties" xmlns:ns2="e849f5a5-735c-42fe-b98c-e71ffb699442" xmlns:ns3="92085a0b-995c-4352-a904-96fa709bce5d" targetNamespace="http://schemas.microsoft.com/office/2006/metadata/properties" ma:root="true" ma:fieldsID="6332249688d2fc58235550a5b9c62145" ns2:_="" ns3:_="">
     <xsd:import namespace="e849f5a5-735c-42fe-b98c-e71ffb699442"/>
@@ -4044,27 +4573,26 @@
 </ct:contentTypeSchema>
 </file>
 
-<file path=customXml/item2.xml><?xml version="1.0" encoding="utf-8"?>
-<p:properties xmlns:p="http://schemas.microsoft.com/office/2006/metadata/properties" xmlns:xsi="http://www.w3.org/2001/XMLSchema-instance" xmlns:pc="http://schemas.microsoft.com/office/infopath/2007/PartnerControls">
-  <documentManagement>
-    <lcf76f155ced4ddcb4097134ff3c332f xmlns="e849f5a5-735c-42fe-b98c-e71ffb699442">
-      <Terms xmlns="http://schemas.microsoft.com/office/infopath/2007/PartnerControls"/>
-    </lcf76f155ced4ddcb4097134ff3c332f>
-    <TaxCatchAll xmlns="92085a0b-995c-4352-a904-96fa709bce5d" xsi:nil="true"/>
-  </documentManagement>
-</p:properties>
+<file path=customXml/itemProps1.xml><?xml version="1.0" encoding="utf-8"?>
+<ds:datastoreItem xmlns:ds="http://schemas.openxmlformats.org/officeDocument/2006/customXml" ds:itemID="{571876B2-2E3A-4D7B-9C6C-8D830A65F91E}">
+  <ds:schemaRefs>
+    <ds:schemaRef ds:uri="http://schemas.microsoft.com/sharepoint/v3/contenttype/forms"/>
+  </ds:schemaRefs>
+</ds:datastoreItem>
 </file>
 
-<file path=customXml/item3.xml><?xml version="1.0" encoding="utf-8"?>
-<?mso-contentType ?>
-<FormTemplates xmlns="http://schemas.microsoft.com/sharepoint/v3/contenttype/forms">
-  <Display>DocumentLibraryForm</Display>
-  <Edit>DocumentLibraryForm</Edit>
-  <New>DocumentLibraryForm</New>
-</FormTemplates>
+<file path=customXml/itemProps2.xml><?xml version="1.0" encoding="utf-8"?>
+<ds:datastoreItem xmlns:ds="http://schemas.openxmlformats.org/officeDocument/2006/customXml" ds:itemID="{5364EBF9-97AF-4047-BAB4-3971E9487EA1}">
+  <ds:schemaRefs>
+    <ds:schemaRef ds:uri="http://schemas.microsoft.com/office/2006/metadata/properties"/>
+    <ds:schemaRef ds:uri="http://schemas.microsoft.com/office/infopath/2007/PartnerControls"/>
+    <ds:schemaRef ds:uri="e849f5a5-735c-42fe-b98c-e71ffb699442"/>
+    <ds:schemaRef ds:uri="92085a0b-995c-4352-a904-96fa709bce5d"/>
+  </ds:schemaRefs>
+</ds:datastoreItem>
 </file>
 
-<file path=customXml/itemProps1.xml><?xml version="1.0" encoding="utf-8"?>
+<file path=customXml/itemProps3.xml><?xml version="1.0" encoding="utf-8"?>
 <ds:datastoreItem xmlns:ds="http://schemas.openxmlformats.org/officeDocument/2006/customXml" ds:itemID="{B9119486-789B-43C9-8927-9E4EDCAB78A0}">
   <ds:schemaRefs>
     <ds:schemaRef ds:uri="http://schemas.microsoft.com/office/2006/metadata/contentType"/>
@@ -4081,23 +4609,4 @@
     <ds:schemaRef ds:uri="http://schemas.microsoft.com/internal/obd"/>
   </ds:schemaRefs>
 </ds:datastoreItem>
-</file>
-
-<file path=customXml/itemProps2.xml><?xml version="1.0" encoding="utf-8"?>
-<ds:datastoreItem xmlns:ds="http://schemas.openxmlformats.org/officeDocument/2006/customXml" ds:itemID="{5364EBF9-97AF-4047-BAB4-3971E9487EA1}">
-  <ds:schemaRefs>
-    <ds:schemaRef ds:uri="http://schemas.microsoft.com/office/2006/metadata/properties"/>
-    <ds:schemaRef ds:uri="http://schemas.microsoft.com/office/infopath/2007/PartnerControls"/>
-    <ds:schemaRef ds:uri="e849f5a5-735c-42fe-b98c-e71ffb699442"/>
-    <ds:schemaRef ds:uri="92085a0b-995c-4352-a904-96fa709bce5d"/>
-  </ds:schemaRefs>
-</ds:datastoreItem>
-</file>
-
-<file path=customXml/itemProps3.xml><?xml version="1.0" encoding="utf-8"?>
-<ds:datastoreItem xmlns:ds="http://schemas.openxmlformats.org/officeDocument/2006/customXml" ds:itemID="{571876B2-2E3A-4D7B-9C6C-8D830A65F91E}">
-  <ds:schemaRefs>
-    <ds:schemaRef ds:uri="http://schemas.microsoft.com/sharepoint/v3/contenttype/forms"/>
-  </ds:schemaRefs>
-</ds:datastoreItem>
 </file>
--- a/oggaver/Uge38_39.docx
+++ b/oggaver/Uge38_39.docx
@@ -297,23 +297,7 @@
           <w:rFonts w:ascii="system-ui" w:eastAsia="system-ui" w:hAnsi="system-ui" w:cs="system-ui"/>
           <w:lang w:val="da" w:eastAsia="ja-JP"/>
         </w:rPr>
-        <w:t xml:space="preserve"> i Google Drive eller Microsoft OneDrive, så I har et fælles arbejdsområde, hvor I kan gemme, dele og redigere </w:t>
-      </w:r>
-      <w:proofErr w:type="spellStart"/>
-      <w:r>
-        <w:rPr>
-          <w:rFonts w:ascii="system-ui" w:eastAsia="system-ui" w:hAnsi="system-ui" w:cs="system-ui"/>
-          <w:lang w:val="da" w:eastAsia="ja-JP"/>
-        </w:rPr>
-        <w:t>projektfiler</w:t>
-      </w:r>
-      <w:proofErr w:type="spellEnd"/>
-      <w:r>
-        <w:rPr>
-          <w:rFonts w:ascii="system-ui" w:eastAsia="system-ui" w:hAnsi="system-ui" w:cs="system-ui"/>
-          <w:lang w:val="da" w:eastAsia="ja-JP"/>
-        </w:rPr>
-        <w:t>.</w:t>
+        <w:t xml:space="preserve"> i Google Drive eller Microsoft OneDrive, så I har et fælles arbejdsområde, hvor I kan gemme, dele og redigere projektfiler.</w:t>
       </w:r>
     </w:p>
     <w:tbl>
@@ -628,17 +612,7 @@
                 <w:bCs/>
                 <w:lang w:val="da"/>
               </w:rPr>
-              <w:t>3. Videoer:</w:t>
-            </w:r>
-            <w:proofErr w:type="gramStart"/>
-            <w:r>
-              <w:rPr>
-                <w:rFonts w:ascii="system-ui" w:eastAsia="system-ui" w:hAnsi="system-ui" w:cs="system-ui"/>
-                <w:b/>
-                <w:bCs/>
-                <w:lang w:val="da"/>
-              </w:rPr>
-              <w:t xml:space="preserve"> </w:t>
+              <w:t xml:space="preserve">3. Videoer: </w:t>
             </w:r>
             <w:r>
               <w:rPr>
@@ -665,17 +639,7 @@
                 <w:bCs/>
                 <w:lang w:val="da"/>
               </w:rPr>
-              <w:t>(</w:t>
-            </w:r>
-            <w:proofErr w:type="gramEnd"/>
-            <w:r>
-              <w:rPr>
-                <w:rFonts w:ascii="system-ui" w:eastAsia="system-ui" w:hAnsi="system-ui" w:cs="system-ui"/>
-                <w:b/>
-                <w:bCs/>
-                <w:lang w:val="da"/>
-              </w:rPr>
-              <w:t>tilbage til forside)</w:t>
+              <w:t>(tilbage til forside)</w:t>
             </w:r>
           </w:p>
           <w:p>
@@ -1202,27 +1166,7 @@
           <w:bCs/>
           <w:lang w:val="da"/>
         </w:rPr>
-        <w:t>&lt;</w:t>
-      </w:r>
-      <w:proofErr w:type="spellStart"/>
-      <w:r>
-        <w:rPr>
-          <w:rFonts w:ascii="system-ui" w:eastAsia="system-ui" w:hAnsi="system-ui" w:cs="system-ui"/>
-          <w:b/>
-          <w:bCs/>
-          <w:lang w:val="da"/>
-        </w:rPr>
-        <w:t>article</w:t>
-      </w:r>
-      <w:proofErr w:type="spellEnd"/>
-      <w:r>
-        <w:rPr>
-          <w:rFonts w:ascii="system-ui" w:eastAsia="system-ui" w:hAnsi="system-ui" w:cs="system-ui"/>
-          <w:b/>
-          <w:bCs/>
-          <w:lang w:val="da"/>
-        </w:rPr>
-        <w:t>&gt;</w:t>
+        <w:t>&lt;article&gt;</w:t>
       </w:r>
       <w:r>
         <w:rPr>
@@ -1386,6 +1330,137 @@
     </w:p>
     <w:p>
       <w:pPr>
+        <w:pStyle w:val="Heading1"/>
+        <w:rPr>
+          <w:lang w:val="da-DK"/>
+        </w:rPr>
+      </w:pPr>
+      <w:r>
+        <w:rPr>
+          <w:lang w:val="da-DK"/>
+        </w:rPr>
+        <w:t>HTML-øvelse: Kagebestillingsformular</w:t>
+      </w:r>
+    </w:p>
+    <w:p>
+      <w:pPr>
+        <w:pStyle w:val="Heading2"/>
+        <w:rPr>
+          <w:lang w:val="da-DK"/>
+        </w:rPr>
+      </w:pPr>
+      <w:r>
+        <w:rPr>
+          <w:lang w:val="da-DK"/>
+        </w:rPr>
+        <w:t>øvelse</w:t>
+      </w:r>
+    </w:p>
+    <w:p>
+      <w:pPr>
+        <w:pStyle w:val="NormalWeb"/>
+      </w:pPr>
+      <w:r>
+        <w:t xml:space="preserve">Du skal udvikle en </w:t>
+      </w:r>
+      <w:r>
+        <w:rPr>
+          <w:rStyle w:val="Strong"/>
+        </w:rPr>
+        <w:t>kagebestillingsformular</w:t>
+      </w:r>
+      <w:r>
+        <w:t xml:space="preserve"> til en fiktiv kagebutik.</w:t>
+      </w:r>
+    </w:p>
+    <w:p>
+      <w:pPr>
+        <w:pStyle w:val="NormalWeb"/>
+      </w:pPr>
+      <w:r>
+        <w:t>Formålet med øvelsen er at træne HTML5-formularer og arbejde med forskellige formular-elementer.</w:t>
+      </w:r>
+    </w:p>
+    <w:p>
+      <w:pPr>
+        <w:pStyle w:val="NormalWeb"/>
+      </w:pPr>
+      <w:r>
+        <w:t>Kode til web: (4 gruppe)</w:t>
+      </w:r>
+    </w:p>
+    <w:p>
+      <w:pPr>
+        <w:pStyle w:val="NormalWeb"/>
+      </w:pPr>
+      <w:r>
+        <w:t>Input-felter på formularer</w:t>
+      </w:r>
+    </w:p>
+    <w:p>
+      <w:pPr>
+        <w:pStyle w:val="NormalWeb"/>
+      </w:pPr>
+      <w:r>
+        <w:t>Radioknapper og checkboxe</w:t>
+      </w:r>
+    </w:p>
+    <w:p>
+      <w:pPr>
+        <w:pStyle w:val="NormalWeb"/>
+      </w:pPr>
+      <w:r>
+        <w:t>Drop-down lister og textarea</w:t>
+      </w:r>
+    </w:p>
+    <w:p>
+      <w:pPr>
+        <w:pStyle w:val="NormalWeb"/>
+      </w:pPr>
+      <w:r>
+        <w:t>Label</w:t>
+      </w:r>
+      <w:r>
+        <w:t xml:space="preserve">+ </w:t>
+      </w:r>
+      <w:r>
+        <w:t>Styling af formularer</w:t>
+      </w:r>
+    </w:p>
+    <w:p>
+      <w:r>
+        <w:rPr>
+          <w:noProof/>
+        </w:rPr>
+        <w:pict w14:anchorId="4FF50E29">
+          <v:rect id="_x0000_i1025" style="width:0;height:1.5pt" o:hralign="center" o:hrstd="t" o:hr="t" fillcolor="#a0a0a0" stroked="f"/>
+        </w:pict>
+      </w:r>
+    </w:p>
+    <w:p>
+      <w:pPr>
+        <w:pStyle w:val="Heading2"/>
+        <w:rPr>
+          <w:rFonts w:ascii="system-ui" w:eastAsia="system-ui" w:hAnsi="system-ui" w:cs="system-ui"/>
+          <w:lang w:val="da"/>
+        </w:rPr>
+      </w:pPr>
+      <w:r>
+        <w:rPr>
+          <w:lang w:val="da-DK"/>
+        </w:rPr>
+        <w:t>Opgave</w:t>
+      </w:r>
+      <w:r>
+        <w:rPr>
+          <w:rFonts w:ascii="system-ui" w:eastAsia="system-ui" w:hAnsi="system-ui" w:cs="system-ui"/>
+          <w:lang w:val="da"/>
+        </w:rPr>
+        <w:t xml:space="preserve"> </w:t>
+      </w:r>
+    </w:p>
+    <w:p>
+      <w:pPr>
         <w:spacing w:after="0" w:line="257" w:lineRule="auto"/>
         <w:rPr>
           <w:rFonts w:ascii="system-ui" w:eastAsia="system-ui" w:hAnsi="system-ui" w:cs="system-ui"/>
@@ -1395,854 +1470,281 @@
     </w:p>
     <w:p>
       <w:pPr>
-        <w:pStyle w:val="Heading3"/>
-        <w:rPr>
-          <w:lang w:val="da-DK"/>
-        </w:rPr>
-      </w:pPr>
-      <w:r>
-        <w:rPr>
-          <w:lang w:val="da-DK"/>
-        </w:rPr>
-        <w:t>Bonusopgave – Opret en bestillingsside</w:t>
-      </w:r>
-    </w:p>
-    <w:p>
-      <w:pPr>
         <w:pStyle w:val="NormalWeb"/>
       </w:pPr>
       <w:r>
-        <w:t xml:space="preserve">Som en ekstra opgave skal du udvikle en </w:t>
+        <w:t xml:space="preserve">På siden skal du lave en </w:t>
+      </w:r>
+      <w:r>
+        <w:rPr>
+          <w:b/>
+          <w:bCs/>
+        </w:rPr>
+        <w:t>kagebestilling</w:t>
+      </w:r>
+      <w:r>
+        <w:rPr>
+          <w:b/>
+          <w:bCs/>
+        </w:rPr>
+        <w:t>.html</w:t>
+      </w:r>
+      <w:r>
+        <w:t>, hvor en kunde kan indtaste sine oplysninger og vælge, hvilken kage kunden ønsker at bestille.</w:t>
+      </w:r>
+      <w:r>
+        <w:t xml:space="preserve"> (</w:t>
+      </w:r>
+      <w:r>
+        <w:t xml:space="preserve">Der skal </w:t>
       </w:r>
       <w:r>
         <w:rPr>
           <w:rStyle w:val="Strong"/>
         </w:rPr>
-        <w:t>bestillingsside</w:t>
-      </w:r>
-      <w:r>
-        <w:t>, hvor kunden kan bestille en kage direkte fra hjemmesiden.</w:t>
-      </w:r>
-    </w:p>
-    <w:p>
-      <w:pPr>
-        <w:pStyle w:val="NormalWeb"/>
-      </w:pPr>
-      <w:r>
-        <w:rPr>
-          <w:rStyle w:val="Strong"/>
-        </w:rPr>
-        <w:t>Krav:</w:t>
-      </w:r>
-    </w:p>
-    <w:p>
-      <w:pPr>
-        <w:pStyle w:val="NormalWeb"/>
+        <w:t>ikke</w:t>
+      </w:r>
+      <w:r>
+        <w:t xml:space="preserve"> udvikles eller bruges nogen backend</w:t>
+      </w:r>
+      <w:r>
+        <w:t xml:space="preserve"> til send fomular data videre</w:t>
+      </w:r>
+      <w:r>
+        <w:t>.</w:t>
+      </w:r>
+      <w:r>
+        <w:t>e.g. PHP eller Python)</w:t>
+      </w:r>
+    </w:p>
+    <w:p>
+      <w:pPr>
+        <w:spacing w:before="100" w:beforeAutospacing="1" w:after="100" w:afterAutospacing="1" w:line="240" w:lineRule="auto"/>
+        <w:outlineLvl w:val="2"/>
+        <w:rPr>
+          <w:rFonts w:ascii="Times New Roman" w:eastAsia="Times New Roman" w:hAnsi="Times New Roman" w:cs="Times New Roman"/>
+          <w:b/>
+          <w:bCs/>
+          <w:sz w:val="27"/>
+          <w:szCs w:val="27"/>
+          <w:lang w:val="en-DK" w:eastAsia="zh-CN"/>
+        </w:rPr>
+      </w:pPr>
+      <w:r>
+        <w:rPr>
+          <w:rFonts w:ascii="Times New Roman" w:eastAsia="Times New Roman" w:hAnsi="Times New Roman" w:cs="Times New Roman"/>
+          <w:b/>
+          <w:bCs/>
+          <w:sz w:val="27"/>
+          <w:szCs w:val="27"/>
+          <w:lang w:val="en-DK" w:eastAsia="zh-CN"/>
+        </w:rPr>
+        <w:t>Formularen skal indeholde</w:t>
+      </w:r>
+    </w:p>
+    <w:p>
+      <w:pPr>
+        <w:spacing w:before="100" w:beforeAutospacing="1" w:after="100" w:afterAutospacing="1" w:line="240" w:lineRule="auto"/>
+        <w:rPr>
+          <w:rFonts w:ascii="Times New Roman" w:eastAsia="Times New Roman" w:hAnsi="Times New Roman" w:cs="Times New Roman"/>
+          <w:lang w:val="en-DK" w:eastAsia="zh-CN"/>
+        </w:rPr>
+      </w:pPr>
+      <w:r>
+        <w:rPr>
+          <w:rFonts w:ascii="Times New Roman" w:eastAsia="Times New Roman" w:hAnsi="Times New Roman" w:cs="Times New Roman"/>
+          <w:b/>
+          <w:bCs/>
+          <w:lang w:val="en-DK" w:eastAsia="zh-CN"/>
+        </w:rPr>
+        <w:t>Kundeoplysninger</w:t>
+      </w:r>
+    </w:p>
+    <w:p>
+      <w:pPr>
         <w:numPr>
           <w:ilvl w:val="0"/>
-          <w:numId w:val="7"/>
+          <w:numId w:val="16"/>
         </w:numPr>
-      </w:pPr>
-      <w:r>
-        <w:t xml:space="preserve">Siden skal udvikles med </w:t>
-      </w:r>
-      <w:r>
-        <w:rPr>
-          <w:rStyle w:val="Strong"/>
-        </w:rPr>
-        <w:t>HTML5</w:t>
-      </w:r>
-      <w:r>
-        <w:t>.</w:t>
-      </w:r>
-    </w:p>
-    <w:p>
-      <w:pPr>
-        <w:pStyle w:val="NormalWeb"/>
+        <w:spacing w:before="100" w:beforeAutospacing="1" w:after="100" w:afterAutospacing="1" w:line="240" w:lineRule="auto"/>
+        <w:rPr>
+          <w:rFonts w:ascii="Times New Roman" w:eastAsia="Times New Roman" w:hAnsi="Times New Roman" w:cs="Times New Roman"/>
+          <w:lang w:val="en-DK" w:eastAsia="zh-CN"/>
+        </w:rPr>
+      </w:pPr>
+      <w:r>
+        <w:rPr>
+          <w:rFonts w:ascii="Times New Roman" w:eastAsia="Times New Roman" w:hAnsi="Times New Roman" w:cs="Times New Roman"/>
+          <w:lang w:val="en-DK" w:eastAsia="zh-CN"/>
+        </w:rPr>
+        <w:t>Navn</w:t>
+      </w:r>
+    </w:p>
+    <w:p>
+      <w:pPr>
         <w:numPr>
           <w:ilvl w:val="0"/>
-          <w:numId w:val="7"/>
+          <w:numId w:val="16"/>
         </w:numPr>
-      </w:pPr>
-      <w:r>
-        <w:t xml:space="preserve">Opret en overskuelig og brugervenlig </w:t>
-      </w:r>
-      <w:r>
-        <w:rPr>
-          <w:rStyle w:val="Strong"/>
-        </w:rPr>
-        <w:t>bestillingsformular</w:t>
-      </w:r>
-      <w:r>
-        <w:t>.</w:t>
-      </w:r>
-    </w:p>
-    <w:p>
-      <w:pPr>
-        <w:pStyle w:val="NormalWeb"/>
+        <w:spacing w:before="100" w:beforeAutospacing="1" w:after="100" w:afterAutospacing="1" w:line="240" w:lineRule="auto"/>
+        <w:rPr>
+          <w:rFonts w:ascii="Times New Roman" w:eastAsia="Times New Roman" w:hAnsi="Times New Roman" w:cs="Times New Roman"/>
+          <w:lang w:val="en-DK" w:eastAsia="zh-CN"/>
+        </w:rPr>
+      </w:pPr>
+      <w:r>
+        <w:rPr>
+          <w:rFonts w:ascii="Times New Roman" w:eastAsia="Times New Roman" w:hAnsi="Times New Roman" w:cs="Times New Roman"/>
+          <w:lang w:val="en-DK" w:eastAsia="zh-CN"/>
+        </w:rPr>
+        <w:t>E-mail</w:t>
+      </w:r>
+    </w:p>
+    <w:p>
+      <w:pPr>
         <w:numPr>
           <w:ilvl w:val="0"/>
-          <w:numId w:val="7"/>
+          <w:numId w:val="16"/>
         </w:numPr>
-      </w:pPr>
-      <w:r>
-        <w:t>Formularen skal eksempelvis indeholde:</w:t>
-      </w:r>
-    </w:p>
-    <w:p>
-      <w:pPr>
-        <w:pStyle w:val="NormalWeb"/>
-        <w:numPr>
-          <w:ilvl w:val="1"/>
-          <w:numId w:val="7"/>
-        </w:numPr>
-      </w:pPr>
-      <w:r>
-        <w:t>Kundens navn</w:t>
-      </w:r>
-    </w:p>
-    <w:p>
-      <w:pPr>
-        <w:pStyle w:val="NormalWeb"/>
-        <w:numPr>
-          <w:ilvl w:val="1"/>
-          <w:numId w:val="7"/>
-        </w:numPr>
-      </w:pPr>
-      <w:r>
-        <w:t>E-mail</w:t>
-      </w:r>
-    </w:p>
-    <w:p>
-      <w:pPr>
-        <w:pStyle w:val="NormalWeb"/>
-        <w:numPr>
-          <w:ilvl w:val="1"/>
-          <w:numId w:val="7"/>
-        </w:numPr>
-      </w:pPr>
-      <w:r>
+        <w:spacing w:before="100" w:beforeAutospacing="1" w:after="100" w:afterAutospacing="1" w:line="240" w:lineRule="auto"/>
+        <w:rPr>
+          <w:rFonts w:ascii="Times New Roman" w:eastAsia="Times New Roman" w:hAnsi="Times New Roman" w:cs="Times New Roman"/>
+          <w:lang w:val="en-DK" w:eastAsia="zh-CN"/>
+        </w:rPr>
+      </w:pPr>
+      <w:r>
+        <w:rPr>
+          <w:rFonts w:ascii="Times New Roman" w:eastAsia="Times New Roman" w:hAnsi="Times New Roman" w:cs="Times New Roman"/>
+          <w:lang w:val="en-DK" w:eastAsia="zh-CN"/>
+        </w:rPr>
         <w:t>Telefonnummer</w:t>
       </w:r>
     </w:p>
     <w:p>
       <w:pPr>
-        <w:pStyle w:val="NormalWeb"/>
-        <w:numPr>
-          <w:ilvl w:val="1"/>
-          <w:numId w:val="7"/>
-        </w:numPr>
-      </w:pPr>
-      <w:r>
-        <w:t>Valg af kage</w:t>
-      </w:r>
-    </w:p>
-    <w:p>
-      <w:pPr>
-        <w:pStyle w:val="NormalWeb"/>
-        <w:numPr>
-          <w:ilvl w:val="1"/>
-          <w:numId w:val="7"/>
-        </w:numPr>
-      </w:pPr>
-      <w:r>
-        <w:t>Antal</w:t>
-      </w:r>
-    </w:p>
-    <w:p>
-      <w:pPr>
-        <w:pStyle w:val="NormalWeb"/>
-        <w:numPr>
-          <w:ilvl w:val="1"/>
-          <w:numId w:val="7"/>
-        </w:numPr>
-      </w:pPr>
-      <w:r>
-        <w:t>Ønsket afhentningsdato</w:t>
-      </w:r>
-    </w:p>
-    <w:p>
-      <w:pPr>
-        <w:pStyle w:val="NormalWeb"/>
-        <w:numPr>
-          <w:ilvl w:val="1"/>
-          <w:numId w:val="7"/>
-        </w:numPr>
-      </w:pPr>
-      <w:r>
-        <w:t>Eventuelle særlige ønsker eller kommentarer</w:t>
-      </w:r>
-    </w:p>
-    <w:p>
-      <w:pPr>
-        <w:pStyle w:val="NormalWeb"/>
+        <w:spacing w:before="100" w:beforeAutospacing="1" w:after="100" w:afterAutospacing="1" w:line="240" w:lineRule="auto"/>
+        <w:rPr>
+          <w:rFonts w:ascii="Times New Roman" w:eastAsia="Times New Roman" w:hAnsi="Times New Roman" w:cs="Times New Roman"/>
+          <w:lang w:val="en-DK" w:eastAsia="zh-CN"/>
+        </w:rPr>
+      </w:pPr>
+      <w:r>
+        <w:rPr>
+          <w:rFonts w:ascii="Times New Roman" w:eastAsia="Times New Roman" w:hAnsi="Times New Roman" w:cs="Times New Roman"/>
+          <w:b/>
+          <w:bCs/>
+          <w:lang w:val="en-DK" w:eastAsia="zh-CN"/>
+        </w:rPr>
+        <w:t>Bestillingsoplysninger</w:t>
+      </w:r>
+    </w:p>
+    <w:p>
+      <w:pPr>
         <w:numPr>
           <w:ilvl w:val="0"/>
-          <w:numId w:val="7"/>
+          <w:numId w:val="17"/>
         </w:numPr>
-      </w:pPr>
-      <w:r>
-        <w:t xml:space="preserve">Brug relevante HTML5-inputtyper og formularfelter, f.eks. </w:t>
-      </w:r>
-      <w:r>
-        <w:rPr>
-          <w:rStyle w:val="HTMLCode"/>
-        </w:rPr>
-        <w:t>text</w:t>
-      </w:r>
-      <w:r>
-        <w:t xml:space="preserve">, </w:t>
-      </w:r>
-      <w:r>
-        <w:rPr>
-          <w:rStyle w:val="HTMLCode"/>
-        </w:rPr>
-        <w:t>email</w:t>
-      </w:r>
-      <w:r>
-        <w:t xml:space="preserve">, </w:t>
-      </w:r>
-      <w:r>
-        <w:rPr>
-          <w:rStyle w:val="HTMLCode"/>
-        </w:rPr>
-        <w:t>tel</w:t>
-      </w:r>
-      <w:r>
-        <w:t xml:space="preserve">, </w:t>
-      </w:r>
-      <w:r>
-        <w:rPr>
-          <w:rStyle w:val="HTMLCode"/>
-        </w:rPr>
-        <w:t>date</w:t>
-      </w:r>
-      <w:r>
-        <w:t xml:space="preserve">, </w:t>
-      </w:r>
-      <w:r>
-        <w:rPr>
-          <w:rStyle w:val="HTMLCode"/>
-        </w:rPr>
-        <w:t>select</w:t>
-      </w:r>
-      <w:r>
-        <w:t xml:space="preserve">, </w:t>
-      </w:r>
-      <w:r>
-        <w:rPr>
-          <w:rStyle w:val="HTMLCode"/>
-        </w:rPr>
-        <w:t>textarea</w:t>
-      </w:r>
-      <w:r>
-        <w:t xml:space="preserve"> og </w:t>
-      </w:r>
-      <w:r>
-        <w:rPr>
-          <w:rStyle w:val="HTMLCode"/>
-        </w:rPr>
-        <w:t>radio</w:t>
-      </w:r>
-      <w:r>
-        <w:t>.</w:t>
-      </w:r>
-    </w:p>
-    <w:p>
-      <w:pPr>
-        <w:pStyle w:val="NormalWeb"/>
+        <w:spacing w:before="100" w:beforeAutospacing="1" w:after="100" w:afterAutospacing="1" w:line="240" w:lineRule="auto"/>
+        <w:rPr>
+          <w:rFonts w:ascii="Times New Roman" w:eastAsia="Times New Roman" w:hAnsi="Times New Roman" w:cs="Times New Roman"/>
+          <w:lang w:val="en-DK" w:eastAsia="zh-CN"/>
+        </w:rPr>
+      </w:pPr>
+      <w:r>
+        <w:rPr>
+          <w:rFonts w:ascii="Times New Roman" w:eastAsia="Times New Roman" w:hAnsi="Times New Roman" w:cs="Times New Roman"/>
+          <w:lang w:val="en-DK" w:eastAsia="zh-CN"/>
+        </w:rPr>
+        <w:t>Valg af kage</w:t>
+      </w:r>
+    </w:p>
+    <w:p>
+      <w:pPr>
         <w:numPr>
           <w:ilvl w:val="0"/>
-          <w:numId w:val="7"/>
+          <w:numId w:val="17"/>
         </w:numPr>
-      </w:pPr>
-      <w:r>
-        <w:t xml:space="preserve">Brug passende </w:t>
-      </w:r>
-      <w:r>
-        <w:rPr>
-          <w:rStyle w:val="Strong"/>
-        </w:rPr>
-        <w:t>labels</w:t>
-      </w:r>
-      <w:r>
-        <w:t xml:space="preserve"> til alle formularfelter.</w:t>
-      </w:r>
-    </w:p>
-    <w:p>
-      <w:pPr>
-        <w:pStyle w:val="NormalWeb"/>
+        <w:spacing w:before="100" w:beforeAutospacing="1" w:after="100" w:afterAutospacing="1" w:line="240" w:lineRule="auto"/>
+        <w:rPr>
+          <w:rFonts w:ascii="Times New Roman" w:eastAsia="Times New Roman" w:hAnsi="Times New Roman" w:cs="Times New Roman"/>
+          <w:lang w:val="en-DK" w:eastAsia="zh-CN"/>
+        </w:rPr>
+      </w:pPr>
+      <w:r>
+        <w:rPr>
+          <w:rFonts w:ascii="Times New Roman" w:eastAsia="Times New Roman" w:hAnsi="Times New Roman" w:cs="Times New Roman"/>
+          <w:lang w:val="en-DK" w:eastAsia="zh-CN"/>
+        </w:rPr>
+        <w:t>Antal kager</w:t>
+      </w:r>
+    </w:p>
+    <w:p>
+      <w:pPr>
         <w:numPr>
           <w:ilvl w:val="0"/>
-          <w:numId w:val="7"/>
+          <w:numId w:val="17"/>
         </w:numPr>
-      </w:pPr>
-      <w:r>
-        <w:t xml:space="preserve">Formularen skal have en tydelig </w:t>
-      </w:r>
-      <w:r>
-        <w:rPr>
-          <w:rStyle w:val="Strong"/>
-        </w:rPr>
-        <w:t>Send/Bestil-knap</w:t>
-      </w:r>
-      <w:r>
-        <w:t>.</w:t>
-      </w:r>
-    </w:p>
-    <w:p>
-      <w:pPr>
-        <w:pStyle w:val="NormalWeb"/>
-      </w:pPr>
-      <w:r>
-        <w:rPr>
-          <w:rStyle w:val="Strong"/>
-        </w:rPr>
-        <w:t>Vigtigt:</w:t>
-      </w:r>
-      <w:r>
-        <w:br/>
-        <w:t xml:space="preserve">Der skal </w:t>
-      </w:r>
-      <w:r>
-        <w:rPr>
-          <w:rStyle w:val="Strong"/>
-        </w:rPr>
-        <w:t>ikke</w:t>
-      </w:r>
-      <w:r>
-        <w:t xml:space="preserve"> udvikles PHP eller anden backend-funktionalitet. Formularen behøver derfor ikke at sende eller gemme data.</w:t>
-      </w:r>
-    </w:p>
-    <w:p>
-      <w:pPr>
-        <w:pStyle w:val="NormalWeb"/>
-      </w:pPr>
-    </w:p>
-    <w:p>
-      <w:pPr>
-        <w:pStyle w:val="NormalWeb"/>
-      </w:pPr>
-      <w:hyperlink r:id="rId11" w:history="1">
-        <w:r>
-          <w:rPr>
-            <w:rStyle w:val="Hyperlink"/>
-          </w:rPr>
-          <w:t>https://www.w3schools.com/html/html_forms.asp</w:t>
-        </w:r>
-      </w:hyperlink>
-    </w:p>
-    <w:p>
-      <w:pPr>
-        <w:pStyle w:val="NormalWeb"/>
-      </w:pPr>
-    </w:p>
-    <w:p>
-      <w:pPr>
-        <w:spacing w:after="0" w:line="257" w:lineRule="auto"/>
-        <w:rPr>
-          <w:lang w:val="en-DK"/>
-        </w:rPr>
-      </w:pPr>
-    </w:p>
-    <w:p>
-      <w:pPr>
-        <w:spacing w:after="0" w:line="257" w:lineRule="auto"/>
-        <w:rPr>
-          <w:lang w:val="en-DK"/>
-        </w:rPr>
-      </w:pPr>
-      <w:r>
-        <w:rPr>
-          <w:rFonts w:ascii="system-ui" w:eastAsia="system-ui" w:hAnsi="system-ui" w:cs="system-ui"/>
-          <w:lang w:val="en-DK"/>
-        </w:rPr>
-        <w:t xml:space="preserve"> </w:t>
-      </w:r>
-    </w:p>
-    <w:p>
-      <w:pPr>
-        <w:spacing w:after="0" w:line="257" w:lineRule="auto"/>
-        <w:rPr>
-          <w:rFonts w:ascii="system-ui" w:eastAsia="system-ui" w:hAnsi="system-ui" w:cs="system-ui"/>
-          <w:lang w:val="en-DK"/>
-        </w:rPr>
-      </w:pPr>
-    </w:p>
-    <w:p>
-      <w:pPr>
-        <w:spacing w:after="0" w:line="257" w:lineRule="auto"/>
-        <w:rPr>
-          <w:rFonts w:ascii="system-ui" w:eastAsia="system-ui" w:hAnsi="system-ui" w:cs="system-ui"/>
-          <w:lang w:val="en-DK"/>
-        </w:rPr>
-      </w:pPr>
-    </w:p>
-    <w:p>
-      <w:pPr>
-        <w:spacing w:after="0" w:line="257" w:lineRule="auto"/>
-        <w:rPr>
-          <w:rFonts w:ascii="system-ui" w:eastAsia="system-ui" w:hAnsi="system-ui" w:cs="system-ui"/>
-          <w:lang w:val="en-DK"/>
-        </w:rPr>
-      </w:pPr>
-    </w:p>
-    <w:p>
-      <w:pPr>
-        <w:spacing w:after="0" w:line="257" w:lineRule="auto"/>
-        <w:rPr>
-          <w:rFonts w:ascii="system-ui" w:eastAsia="system-ui" w:hAnsi="system-ui" w:cs="system-ui"/>
-          <w:lang w:val="en-DK"/>
-        </w:rPr>
-      </w:pPr>
-    </w:p>
-    <w:p>
-      <w:pPr>
-        <w:spacing w:after="0" w:line="257" w:lineRule="auto"/>
-        <w:rPr>
-          <w:rFonts w:ascii="system-ui" w:eastAsia="system-ui" w:hAnsi="system-ui" w:cs="system-ui"/>
-          <w:lang w:val="en-DK"/>
-        </w:rPr>
-      </w:pPr>
-    </w:p>
-    <w:p>
-      <w:pPr>
-        <w:spacing w:after="0" w:line="257" w:lineRule="auto"/>
-        <w:rPr>
-          <w:rFonts w:ascii="system-ui" w:eastAsia="system-ui" w:hAnsi="system-ui" w:cs="system-ui"/>
-          <w:lang w:val="en-DK"/>
-        </w:rPr>
-      </w:pPr>
-    </w:p>
-    <w:p>
-      <w:pPr>
-        <w:spacing w:after="0" w:line="257" w:lineRule="auto"/>
-        <w:rPr>
-          <w:rFonts w:ascii="system-ui" w:eastAsia="system-ui" w:hAnsi="system-ui" w:cs="system-ui"/>
-          <w:lang w:val="en-DK"/>
-        </w:rPr>
-      </w:pPr>
-    </w:p>
-    <w:p>
-      <w:pPr>
-        <w:spacing w:after="0" w:line="257" w:lineRule="auto"/>
-        <w:rPr>
-          <w:rFonts w:ascii="system-ui" w:eastAsia="system-ui" w:hAnsi="system-ui" w:cs="system-ui"/>
-          <w:lang w:val="en-DK"/>
-        </w:rPr>
-      </w:pPr>
-    </w:p>
-    <w:p>
-      <w:pPr>
-        <w:spacing w:line="257" w:lineRule="auto"/>
-        <w:rPr>
-          <w:lang w:val="da-DK"/>
-        </w:rPr>
-      </w:pPr>
-      <w:r>
-        <w:rPr>
-          <w:rFonts w:ascii="system-ui" w:eastAsia="system-ui" w:hAnsi="system-ui" w:cs="system-ui"/>
-          <w:lang w:val="da"/>
-        </w:rPr>
-        <w:lastRenderedPageBreak/>
-        <w:t>For at tilføje HTML-validering til dit "web-kokken" projekt på dansk, skal du sørge for, at din HTML-kode overholder HTML5-standarden. Her er nogle tip til at validere din HTML-kode:</w:t>
-      </w:r>
-    </w:p>
-    <w:p>
-      <w:pPr>
-        <w:pStyle w:val="ListParagraph"/>
+        <w:spacing w:before="100" w:beforeAutospacing="1" w:after="100" w:afterAutospacing="1" w:line="240" w:lineRule="auto"/>
+        <w:rPr>
+          <w:rFonts w:ascii="Times New Roman" w:eastAsia="Times New Roman" w:hAnsi="Times New Roman" w:cs="Times New Roman"/>
+          <w:lang w:val="en-DK" w:eastAsia="zh-CN"/>
+        </w:rPr>
+      </w:pPr>
+      <w:r>
+        <w:rPr>
+          <w:rFonts w:ascii="Times New Roman" w:eastAsia="Times New Roman" w:hAnsi="Times New Roman" w:cs="Times New Roman"/>
+          <w:lang w:val="en-DK" w:eastAsia="zh-CN"/>
+        </w:rPr>
+        <w:t>Ønsket afhentningsdato</w:t>
+      </w:r>
+    </w:p>
+    <w:p>
+      <w:pPr>
         <w:numPr>
           <w:ilvl w:val="0"/>
-          <w:numId w:val="5"/>
+          <w:numId w:val="17"/>
         </w:numPr>
+        <w:spacing w:before="100" w:beforeAutospacing="1" w:after="100" w:afterAutospacing="1" w:line="240" w:lineRule="auto"/>
+        <w:rPr>
+          <w:rFonts w:ascii="Times New Roman" w:eastAsia="Times New Roman" w:hAnsi="Times New Roman" w:cs="Times New Roman"/>
+          <w:lang w:val="en-DK" w:eastAsia="zh-CN"/>
+        </w:rPr>
+      </w:pPr>
+      <w:r>
+        <w:rPr>
+          <w:rFonts w:ascii="Times New Roman" w:eastAsia="Times New Roman" w:hAnsi="Times New Roman" w:cs="Times New Roman"/>
+          <w:lang w:val="en-DK" w:eastAsia="zh-CN"/>
+        </w:rPr>
+        <w:t>Ønsket smag</w:t>
+      </w:r>
+      <w:r>
+        <w:rPr>
+          <w:rFonts w:ascii="Times New Roman" w:eastAsia="Times New Roman" w:hAnsi="Times New Roman" w:cs="Times New Roman"/>
+          <w:lang w:val="en-DK" w:eastAsia="zh-CN"/>
+        </w:rPr>
+        <w:t xml:space="preserve"> eller </w:t>
+      </w:r>
+      <w:r>
+        <w:rPr>
+          <w:rFonts w:ascii="Times New Roman" w:eastAsia="Times New Roman" w:hAnsi="Times New Roman" w:cs="Times New Roman"/>
+          <w:lang w:val="en-DK" w:eastAsia="zh-CN"/>
+        </w:rPr>
+        <w:t>Eventuelle særlige ønsker</w:t>
+      </w:r>
+    </w:p>
+    <w:p>
+      <w:pPr>
         <w:spacing w:after="0" w:line="257" w:lineRule="auto"/>
         <w:rPr>
-          <w:rFonts w:ascii="system-ui" w:eastAsia="system-ui" w:hAnsi="system-ui" w:cs="system-ui"/>
-          <w:lang w:val="da"/>
-        </w:rPr>
-      </w:pPr>
-      <w:r>
-        <w:rPr>
-          <w:rFonts w:ascii="system-ui" w:eastAsia="system-ui" w:hAnsi="system-ui" w:cs="system-ui"/>
-          <w:b/>
-          <w:bCs/>
-          <w:lang w:val="da"/>
-        </w:rPr>
-        <w:t>Start med korrekt DOCTYPE-deklaration:</w:t>
-      </w:r>
-      <w:r>
-        <w:rPr>
-          <w:rFonts w:ascii="system-ui" w:eastAsia="system-ui" w:hAnsi="system-ui" w:cs="system-ui"/>
-          <w:lang w:val="da"/>
-        </w:rPr>
-        <w:t xml:space="preserve"> Først og fremmest skal du sikre, at du har en korrekt DOCTYPE-deklaration øverst i din HTML-fil. Dette angiver, at du bruger HTML5-standarden. Her er en eksempel DOCTYPE-deklaration:</w:t>
-      </w:r>
-    </w:p>
-    <w:p>
-      <w:pPr>
-        <w:pStyle w:val="ListParagraph"/>
-        <w:numPr>
-          <w:ilvl w:val="0"/>
-          <w:numId w:val="5"/>
-        </w:numPr>
-        <w:spacing w:after="0" w:line="257" w:lineRule="auto"/>
-        <w:rPr>
-          <w:rFonts w:ascii="system-ui" w:eastAsia="system-ui" w:hAnsi="system-ui" w:cs="system-ui"/>
-          <w:sz w:val="18"/>
-          <w:szCs w:val="18"/>
-          <w:lang w:val="da"/>
-        </w:rPr>
-      </w:pPr>
-      <w:proofErr w:type="spellStart"/>
-      <w:r>
-        <w:rPr>
-          <w:rFonts w:ascii="system-ui" w:eastAsia="system-ui" w:hAnsi="system-ui" w:cs="system-ui"/>
-          <w:lang w:val="da"/>
-        </w:rPr>
-        <w:t>html</w:t>
-      </w:r>
-      <w:r>
-        <w:rPr>
-          <w:rFonts w:ascii="system-ui" w:eastAsia="system-ui" w:hAnsi="system-ui" w:cs="system-ui"/>
-          <w:sz w:val="18"/>
-          <w:szCs w:val="18"/>
-          <w:lang w:val="da"/>
-        </w:rPr>
-        <w:t>Copy</w:t>
-      </w:r>
-      <w:proofErr w:type="spellEnd"/>
-      <w:r>
-        <w:rPr>
-          <w:rFonts w:ascii="system-ui" w:eastAsia="system-ui" w:hAnsi="system-ui" w:cs="system-ui"/>
-          <w:sz w:val="18"/>
-          <w:szCs w:val="18"/>
-          <w:lang w:val="da"/>
-        </w:rPr>
-        <w:t xml:space="preserve"> </w:t>
-      </w:r>
-      <w:proofErr w:type="spellStart"/>
-      <w:r>
-        <w:rPr>
-          <w:rFonts w:ascii="system-ui" w:eastAsia="system-ui" w:hAnsi="system-ui" w:cs="system-ui"/>
-          <w:sz w:val="18"/>
-          <w:szCs w:val="18"/>
-          <w:lang w:val="da"/>
-        </w:rPr>
-        <w:t>code</w:t>
-      </w:r>
-      <w:proofErr w:type="spellEnd"/>
-    </w:p>
-    <w:p>
-      <w:pPr>
-        <w:pStyle w:val="ListParagraph"/>
-        <w:numPr>
-          <w:ilvl w:val="0"/>
-          <w:numId w:val="2"/>
-        </w:numPr>
-        <w:spacing w:after="0" w:line="257" w:lineRule="auto"/>
-        <w:rPr>
-          <w:rFonts w:ascii="Calibri" w:eastAsia="Calibri" w:hAnsi="Calibri" w:cs="Calibri"/>
-          <w:sz w:val="22"/>
-          <w:szCs w:val="22"/>
-          <w:lang w:val="da"/>
-        </w:rPr>
-      </w:pPr>
-      <w:r>
-        <w:rPr>
-          <w:rFonts w:ascii="Monaco" w:eastAsia="Monaco" w:hAnsi="Monaco" w:cs="Monaco"/>
-          <w:lang w:val="da"/>
-        </w:rPr>
-        <w:t>&lt;!DOCTYPE html&gt;</w:t>
-      </w:r>
-      <w:r>
-        <w:br/>
-      </w:r>
-      <w:r>
-        <w:rPr>
-          <w:rFonts w:ascii="Calibri" w:eastAsia="Calibri" w:hAnsi="Calibri" w:cs="Calibri"/>
-          <w:sz w:val="22"/>
-          <w:szCs w:val="22"/>
-          <w:lang w:val="da"/>
-        </w:rPr>
-        <w:t xml:space="preserve"> </w:t>
-      </w:r>
-      <w:r>
-        <w:br/>
-      </w:r>
-    </w:p>
-    <w:p>
-      <w:pPr>
-        <w:pStyle w:val="ListParagraph"/>
-        <w:numPr>
-          <w:ilvl w:val="0"/>
-          <w:numId w:val="5"/>
-        </w:numPr>
-        <w:spacing w:after="0" w:line="257" w:lineRule="auto"/>
-        <w:rPr>
-          <w:rFonts w:ascii="system-ui" w:eastAsia="system-ui" w:hAnsi="system-ui" w:cs="system-ui"/>
-          <w:lang w:val="da"/>
-        </w:rPr>
-      </w:pPr>
-      <w:r>
-        <w:rPr>
-          <w:rFonts w:ascii="system-ui" w:eastAsia="system-ui" w:hAnsi="system-ui" w:cs="system-ui"/>
-          <w:b/>
-          <w:bCs/>
-          <w:lang w:val="da"/>
-        </w:rPr>
-        <w:t>Brug af semantiske tags:</w:t>
-      </w:r>
-      <w:r>
-        <w:rPr>
-          <w:rFonts w:ascii="system-ui" w:eastAsia="system-ui" w:hAnsi="system-ui" w:cs="system-ui"/>
-          <w:lang w:val="da"/>
-        </w:rPr>
-        <w:t xml:space="preserve"> HTML5 introducerede mange semantiske tags som </w:t>
-      </w:r>
-      <w:r>
-        <w:rPr>
-          <w:rFonts w:ascii="Monaco" w:eastAsia="Monaco" w:hAnsi="Monaco" w:cs="Monaco"/>
-          <w:b/>
-          <w:bCs/>
-          <w:lang w:val="da"/>
-        </w:rPr>
-        <w:t>&lt;header&gt;</w:t>
-      </w:r>
-      <w:r>
-        <w:rPr>
-          <w:rFonts w:ascii="system-ui" w:eastAsia="system-ui" w:hAnsi="system-ui" w:cs="system-ui"/>
-          <w:lang w:val="da"/>
-        </w:rPr>
-        <w:t xml:space="preserve">, </w:t>
-      </w:r>
-      <w:r>
-        <w:rPr>
-          <w:rFonts w:ascii="Monaco" w:eastAsia="Monaco" w:hAnsi="Monaco" w:cs="Monaco"/>
-          <w:b/>
-          <w:bCs/>
-          <w:lang w:val="da"/>
-        </w:rPr>
-        <w:t>&lt;nav&gt;</w:t>
-      </w:r>
-      <w:r>
-        <w:rPr>
-          <w:rFonts w:ascii="system-ui" w:eastAsia="system-ui" w:hAnsi="system-ui" w:cs="system-ui"/>
-          <w:lang w:val="da"/>
-        </w:rPr>
-        <w:t xml:space="preserve">, </w:t>
-      </w:r>
-      <w:r>
-        <w:rPr>
-          <w:rFonts w:ascii="Monaco" w:eastAsia="Monaco" w:hAnsi="Monaco" w:cs="Monaco"/>
-          <w:b/>
-          <w:bCs/>
-          <w:lang w:val="da"/>
-        </w:rPr>
-        <w:t>&lt;</w:t>
-      </w:r>
-      <w:proofErr w:type="spellStart"/>
-      <w:r>
-        <w:rPr>
-          <w:rFonts w:ascii="Monaco" w:eastAsia="Monaco" w:hAnsi="Monaco" w:cs="Monaco"/>
-          <w:b/>
-          <w:bCs/>
-          <w:lang w:val="da"/>
-        </w:rPr>
-        <w:t>article</w:t>
-      </w:r>
-      <w:proofErr w:type="spellEnd"/>
-      <w:r>
-        <w:rPr>
-          <w:rFonts w:ascii="Monaco" w:eastAsia="Monaco" w:hAnsi="Monaco" w:cs="Monaco"/>
-          <w:b/>
-          <w:bCs/>
-          <w:lang w:val="da"/>
-        </w:rPr>
-        <w:t>&gt;</w:t>
-      </w:r>
-      <w:r>
-        <w:rPr>
-          <w:rFonts w:ascii="system-ui" w:eastAsia="system-ui" w:hAnsi="system-ui" w:cs="system-ui"/>
-          <w:lang w:val="da"/>
-        </w:rPr>
-        <w:t xml:space="preserve">, og </w:t>
-      </w:r>
-      <w:r>
-        <w:rPr>
-          <w:rFonts w:ascii="Monaco" w:eastAsia="Monaco" w:hAnsi="Monaco" w:cs="Monaco"/>
-          <w:b/>
-          <w:bCs/>
-          <w:lang w:val="da"/>
-        </w:rPr>
-        <w:t>&lt;</w:t>
-      </w:r>
-      <w:proofErr w:type="spellStart"/>
-      <w:r>
-        <w:rPr>
-          <w:rFonts w:ascii="Monaco" w:eastAsia="Monaco" w:hAnsi="Monaco" w:cs="Monaco"/>
-          <w:b/>
-          <w:bCs/>
-          <w:lang w:val="da"/>
-        </w:rPr>
-        <w:t>footer</w:t>
-      </w:r>
-      <w:proofErr w:type="spellEnd"/>
-      <w:r>
-        <w:rPr>
-          <w:rFonts w:ascii="Monaco" w:eastAsia="Monaco" w:hAnsi="Monaco" w:cs="Monaco"/>
-          <w:b/>
-          <w:bCs/>
-          <w:lang w:val="da"/>
-        </w:rPr>
-        <w:t>&gt;</w:t>
-      </w:r>
-      <w:r>
-        <w:rPr>
-          <w:rFonts w:ascii="system-ui" w:eastAsia="system-ui" w:hAnsi="system-ui" w:cs="system-ui"/>
-          <w:lang w:val="da"/>
-        </w:rPr>
-        <w:t>, som bør bruges korrekt til at strukturere din webside indhold. Dette hjælper med at gøre koden mere forståelig og hjælper søgemaskiner med at forstå dit indhold.</w:t>
-      </w:r>
-    </w:p>
-    <w:p>
-      <w:pPr>
-        <w:spacing w:after="0" w:line="257" w:lineRule="auto"/>
-        <w:rPr>
           <w:lang w:val="da-DK"/>
         </w:rPr>
       </w:pPr>
       <w:r>
         <w:rPr>
-          <w:rFonts w:ascii="Calibri" w:eastAsia="Calibri" w:hAnsi="Calibri" w:cs="Calibri"/>
-          <w:sz w:val="22"/>
-          <w:szCs w:val="22"/>
-          <w:lang w:val="da"/>
-        </w:rPr>
-        <w:t xml:space="preserve"> </w:t>
-      </w:r>
-    </w:p>
-    <w:p>
-      <w:pPr>
-        <w:pStyle w:val="ListParagraph"/>
-        <w:numPr>
-          <w:ilvl w:val="0"/>
-          <w:numId w:val="5"/>
-        </w:numPr>
-        <w:spacing w:after="0" w:line="257" w:lineRule="auto"/>
-        <w:rPr>
-          <w:rFonts w:ascii="system-ui" w:eastAsia="system-ui" w:hAnsi="system-ui" w:cs="system-ui"/>
-          <w:lang w:val="da"/>
-        </w:rPr>
-      </w:pPr>
-      <w:r>
-        <w:rPr>
-          <w:rFonts w:ascii="system-ui" w:eastAsia="system-ui" w:hAnsi="system-ui" w:cs="system-ui"/>
-          <w:b/>
-          <w:bCs/>
-          <w:lang w:val="da"/>
-        </w:rPr>
-        <w:t>Valideringstjenester:</w:t>
-      </w:r>
-      <w:r>
-        <w:rPr>
-          <w:rFonts w:ascii="system-ui" w:eastAsia="system-ui" w:hAnsi="system-ui" w:cs="system-ui"/>
-          <w:lang w:val="da"/>
-        </w:rPr>
-        <w:t xml:space="preserve"> Brug online HTML-valideringstjenester som W3C </w:t>
-      </w:r>
-      <w:proofErr w:type="spellStart"/>
-      <w:r>
-        <w:rPr>
-          <w:rFonts w:ascii="system-ui" w:eastAsia="system-ui" w:hAnsi="system-ui" w:cs="system-ui"/>
-          <w:lang w:val="da"/>
-        </w:rPr>
-        <w:t>Markup</w:t>
-      </w:r>
-      <w:proofErr w:type="spellEnd"/>
-      <w:r>
-        <w:rPr>
-          <w:rFonts w:ascii="system-ui" w:eastAsia="system-ui" w:hAnsi="system-ui" w:cs="system-ui"/>
-          <w:lang w:val="da"/>
-        </w:rPr>
-        <w:t xml:space="preserve"> </w:t>
-      </w:r>
-      <w:proofErr w:type="spellStart"/>
-      <w:r>
-        <w:rPr>
-          <w:rFonts w:ascii="system-ui" w:eastAsia="system-ui" w:hAnsi="system-ui" w:cs="system-ui"/>
-          <w:lang w:val="da"/>
-        </w:rPr>
-        <w:t>Validation</w:t>
-      </w:r>
-      <w:proofErr w:type="spellEnd"/>
-      <w:r>
-        <w:rPr>
-          <w:rFonts w:ascii="system-ui" w:eastAsia="system-ui" w:hAnsi="system-ui" w:cs="system-ui"/>
-          <w:lang w:val="da"/>
-        </w:rPr>
-        <w:t xml:space="preserve"> Service (</w:t>
-      </w:r>
-      <w:hyperlink r:id="rId12">
-        <w:r>
-          <w:rPr>
-            <w:rStyle w:val="Hyperlink"/>
-            <w:rFonts w:ascii="system-ui" w:eastAsia="system-ui" w:hAnsi="system-ui" w:cs="system-ui"/>
-            <w:color w:val="0563C1"/>
-            <w:lang w:val="da"/>
-          </w:rPr>
-          <w:t>https://validator.w3.org/</w:t>
-        </w:r>
-      </w:hyperlink>
-      <w:r>
-        <w:rPr>
-          <w:rFonts w:ascii="system-ui" w:eastAsia="system-ui" w:hAnsi="system-ui" w:cs="system-ui"/>
-          <w:lang w:val="da"/>
-        </w:rPr>
-        <w:t>). Kopier din HTML-kode og indsæt den i valideringstjenesten for at kontrollere, om der er nogen fejl eller advarsler i din kode.</w:t>
-      </w:r>
-    </w:p>
-    <w:p>
-      <w:pPr>
-        <w:spacing w:after="0" w:line="257" w:lineRule="auto"/>
-        <w:rPr>
-          <w:lang w:val="da-DK"/>
-        </w:rPr>
-      </w:pPr>
-      <w:r>
-        <w:rPr>
-          <w:rFonts w:ascii="system-ui" w:eastAsia="system-ui" w:hAnsi="system-ui" w:cs="system-ui"/>
-          <w:lang w:val="da"/>
-        </w:rPr>
-        <w:t xml:space="preserve"> </w:t>
-      </w:r>
-    </w:p>
-    <w:p>
-      <w:pPr>
-        <w:spacing w:after="0" w:line="257" w:lineRule="auto"/>
-        <w:rPr>
-          <w:lang w:val="da-DK"/>
-        </w:rPr>
-      </w:pPr>
-      <w:r>
-        <w:rPr>
-          <w:rFonts w:ascii="system-ui" w:eastAsia="system-ui" w:hAnsi="system-ui" w:cs="system-ui"/>
-          <w:lang w:val="da"/>
-        </w:rPr>
-        <w:t xml:space="preserve"> </w:t>
-      </w:r>
-    </w:p>
-    <w:p>
-      <w:pPr>
-        <w:spacing w:after="0" w:line="257" w:lineRule="auto"/>
-        <w:rPr>
-          <w:lang w:val="da-DK"/>
-        </w:rPr>
-      </w:pPr>
-      <w:r>
-        <w:rPr>
-          <w:rFonts w:ascii="system-ui" w:eastAsia="system-ui" w:hAnsi="system-ui" w:cs="system-ui"/>
-          <w:lang w:val="da"/>
-        </w:rPr>
+          <w:rFonts w:ascii="system-ui" w:eastAsia="system-ui" w:hAnsi="system-ui" w:cs="system-ui"/>
+          <w:lang w:val="da"/>
+        </w:rPr>
+        <w:lastRenderedPageBreak/>
         <w:t xml:space="preserve"> </w:t>
       </w:r>
     </w:p>
@@ -2266,6 +1768,602 @@
 <file path=word/numbering.xml><?xml version="1.0" encoding="utf-8"?>
 <w:numbering xmlns:wpc="http://schemas.microsoft.com/office/word/2010/wordprocessingCanvas" xmlns:cx="http://schemas.microsoft.com/office/drawing/2014/chartex" xmlns:cx1="http://schemas.microsoft.com/office/drawing/2015/9/8/chartex" xmlns:cx2="http://schemas.microsoft.com/office/drawing/2015/10/21/chartex" xmlns:cx3="http://schemas.microsoft.com/office/drawing/2016/5/9/chartex" xmlns:cx4="http://schemas.microsoft.com/office/drawing/2016/5/10/chartex" xmlns:cx5="http://schemas.microsoft.com/office/drawing/2016/5/11/chartex" xmlns:cx6="http://schemas.microsoft.com/office/drawing/2016/5/12/chartex" xmlns:cx7="http://schemas.microsoft.com/office/drawing/2016/5/13/chartex" xmlns:cx8="http://schemas.microsoft.com/office/drawing/2016/5/14/chartex" xmlns:mc="http://schemas.openxmlformats.org/markup-compatibility/2006" xmlns:m="http://schemas.openxmlformats.org/officeDocument/2006/math" xmlns:aink="http://schemas.microsoft.com/office/drawing/2016/ink" xmlns:am3d="http://schemas.microsoft.com/office/drawing/2017/model3d" xmlns:oel="http://schemas.microsoft.com/office/2019/extlst" xmlns:r="http://schemas.openxmlformats.org/officeDocument/2006/relationships" xmlns:wp14="http://schemas.microsoft.com/office/word/2010/wordprocessingDrawing" xmlns:wp="http://schemas.openxmlformats.org/drawingml/2006/wordprocessingDrawing" xmlns:wpg="http://schemas.microsoft.com/office/word/2010/wordprocessingGroup" xmlns:wpi="http://schemas.microsoft.com/office/word/2010/wordprocessingInk" xmlns:wps="http://schemas.microsoft.com/office/word/2010/wordprocessingShape" xmlns:o="urn:schemas-microsoft-com:office:office" xmlns:v="urn:schemas-microsoft-com:vml" xmlns:w10="urn:schemas-microsoft-com:office:word" xmlns:w="http://schemas.openxmlformats.org/wordprocessingml/2006/main" xmlns:w14="http://schemas.microsoft.com/office/word/2010/wordml" xmlns:w15="http://schemas.microsoft.com/office/word/2012/wordml" xmlns:w16cex="http://schemas.microsoft.com/office/word/2018/wordml/cex" xmlns:w16cid="http://schemas.microsoft.com/office/word/2016/wordml/cid" xmlns:w16="http://schemas.microsoft.com/office/word/2018/wordml" xmlns:w16sdtdh="http://schemas.microsoft.com/office/word/2020/wordml/sdtdatahash" xmlns:w16sdtfl="http://schemas.microsoft.com/office/word/2024/wordml/sdtformatlock" xmlns:w16se="http://schemas.microsoft.com/office/word/2015/wordml/symex" xmlns:w16du="http://schemas.microsoft.com/office/word/2023/wordml/word16du" xmlns:wne="http://schemas.microsoft.com/office/word/2006/wordml" mc:Ignorable="w14 w15 w16se w16cid w16 w16cex w16sdtdh w16sdtfl w16du wp14">
   <w:abstractNum w:abstractNumId="0" w15:restartNumberingAfterBreak="0">
+    <w:nsid w:val="04F027DD"/>
+    <w:multiLevelType w:val="multilevel"/>
+    <w:tmpl w:val="E8747266"/>
+    <w:lvl w:ilvl="0">
+      <w:start w:val="1"/>
+      <w:numFmt w:val="bullet"/>
+      <w:lvlText w:val=""/>
+      <w:lvlJc w:val="left"/>
+      <w:pPr>
+        <w:tabs>
+          <w:tab w:val="num" w:pos="720"/>
+        </w:tabs>
+        <w:ind w:left="720" w:hanging="360"/>
+      </w:pPr>
+      <w:rPr>
+        <w:rFonts w:ascii="Symbol" w:hAnsi="Symbol" w:hint="default"/>
+        <w:sz w:val="20"/>
+      </w:rPr>
+    </w:lvl>
+    <w:lvl w:ilvl="1" w:tentative="1">
+      <w:start w:val="1"/>
+      <w:numFmt w:val="bullet"/>
+      <w:lvlText w:val="o"/>
+      <w:lvlJc w:val="left"/>
+      <w:pPr>
+        <w:tabs>
+          <w:tab w:val="num" w:pos="1440"/>
+        </w:tabs>
+        <w:ind w:left="1440" w:hanging="360"/>
+      </w:pPr>
+      <w:rPr>
+        <w:rFonts w:ascii="Courier New" w:hAnsi="Courier New" w:hint="default"/>
+        <w:sz w:val="20"/>
+      </w:rPr>
+    </w:lvl>
+    <w:lvl w:ilvl="2" w:tentative="1">
+      <w:start w:val="1"/>
+      <w:numFmt w:val="bullet"/>
+      <w:lvlText w:val=""/>
+      <w:lvlJc w:val="left"/>
+      <w:pPr>
+        <w:tabs>
+          <w:tab w:val="num" w:pos="2160"/>
+        </w:tabs>
+        <w:ind w:left="2160" w:hanging="360"/>
+      </w:pPr>
+      <w:rPr>
+        <w:rFonts w:ascii="Wingdings" w:hAnsi="Wingdings" w:hint="default"/>
+        <w:sz w:val="20"/>
+      </w:rPr>
+    </w:lvl>
+    <w:lvl w:ilvl="3" w:tentative="1">
+      <w:start w:val="1"/>
+      <w:numFmt w:val="bullet"/>
+      <w:lvlText w:val=""/>
+      <w:lvlJc w:val="left"/>
+      <w:pPr>
+        <w:tabs>
+          <w:tab w:val="num" w:pos="2880"/>
+        </w:tabs>
+        <w:ind w:left="2880" w:hanging="360"/>
+      </w:pPr>
+      <w:rPr>
+        <w:rFonts w:ascii="Wingdings" w:hAnsi="Wingdings" w:hint="default"/>
+        <w:sz w:val="20"/>
+      </w:rPr>
+    </w:lvl>
+    <w:lvl w:ilvl="4" w:tentative="1">
+      <w:start w:val="1"/>
+      <w:numFmt w:val="bullet"/>
+      <w:lvlText w:val=""/>
+      <w:lvlJc w:val="left"/>
+      <w:pPr>
+        <w:tabs>
+          <w:tab w:val="num" w:pos="3600"/>
+        </w:tabs>
+        <w:ind w:left="3600" w:hanging="360"/>
+      </w:pPr>
+      <w:rPr>
+        <w:rFonts w:ascii="Wingdings" w:hAnsi="Wingdings" w:hint="default"/>
+        <w:sz w:val="20"/>
+      </w:rPr>
+    </w:lvl>
+    <w:lvl w:ilvl="5" w:tentative="1">
+      <w:start w:val="1"/>
+      <w:numFmt w:val="bullet"/>
+      <w:lvlText w:val=""/>
+      <w:lvlJc w:val="left"/>
+      <w:pPr>
+        <w:tabs>
+          <w:tab w:val="num" w:pos="4320"/>
+        </w:tabs>
+        <w:ind w:left="4320" w:hanging="360"/>
+      </w:pPr>
+      <w:rPr>
+        <w:rFonts w:ascii="Wingdings" w:hAnsi="Wingdings" w:hint="default"/>
+        <w:sz w:val="20"/>
+      </w:rPr>
+    </w:lvl>
+    <w:lvl w:ilvl="6" w:tentative="1">
+      <w:start w:val="1"/>
+      <w:numFmt w:val="bullet"/>
+      <w:lvlText w:val=""/>
+      <w:lvlJc w:val="left"/>
+      <w:pPr>
+        <w:tabs>
+          <w:tab w:val="num" w:pos="5040"/>
+        </w:tabs>
+        <w:ind w:left="5040" w:hanging="360"/>
+      </w:pPr>
+      <w:rPr>
+        <w:rFonts w:ascii="Wingdings" w:hAnsi="Wingdings" w:hint="default"/>
+        <w:sz w:val="20"/>
+      </w:rPr>
+    </w:lvl>
+    <w:lvl w:ilvl="7" w:tentative="1">
+      <w:start w:val="1"/>
+      <w:numFmt w:val="bullet"/>
+      <w:lvlText w:val=""/>
+      <w:lvlJc w:val="left"/>
+      <w:pPr>
+        <w:tabs>
+          <w:tab w:val="num" w:pos="5760"/>
+        </w:tabs>
+        <w:ind w:left="5760" w:hanging="360"/>
+      </w:pPr>
+      <w:rPr>
+        <w:rFonts w:ascii="Wingdings" w:hAnsi="Wingdings" w:hint="default"/>
+        <w:sz w:val="20"/>
+      </w:rPr>
+    </w:lvl>
+    <w:lvl w:ilvl="8" w:tentative="1">
+      <w:start w:val="1"/>
+      <w:numFmt w:val="bullet"/>
+      <w:lvlText w:val=""/>
+      <w:lvlJc w:val="left"/>
+      <w:pPr>
+        <w:tabs>
+          <w:tab w:val="num" w:pos="6480"/>
+        </w:tabs>
+        <w:ind w:left="6480" w:hanging="360"/>
+      </w:pPr>
+      <w:rPr>
+        <w:rFonts w:ascii="Wingdings" w:hAnsi="Wingdings" w:hint="default"/>
+        <w:sz w:val="20"/>
+      </w:rPr>
+    </w:lvl>
+  </w:abstractNum>
+  <w:abstractNum w:abstractNumId="1" w15:restartNumberingAfterBreak="0">
+    <w:nsid w:val="06882E17"/>
+    <w:multiLevelType w:val="multilevel"/>
+    <w:tmpl w:val="AA2E3DFA"/>
+    <w:lvl w:ilvl="0">
+      <w:start w:val="1"/>
+      <w:numFmt w:val="bullet"/>
+      <w:lvlText w:val=""/>
+      <w:lvlJc w:val="left"/>
+      <w:pPr>
+        <w:tabs>
+          <w:tab w:val="num" w:pos="720"/>
+        </w:tabs>
+        <w:ind w:left="720" w:hanging="360"/>
+      </w:pPr>
+      <w:rPr>
+        <w:rFonts w:ascii="Symbol" w:hAnsi="Symbol" w:hint="default"/>
+        <w:sz w:val="20"/>
+      </w:rPr>
+    </w:lvl>
+    <w:lvl w:ilvl="1" w:tentative="1">
+      <w:start w:val="1"/>
+      <w:numFmt w:val="bullet"/>
+      <w:lvlText w:val="o"/>
+      <w:lvlJc w:val="left"/>
+      <w:pPr>
+        <w:tabs>
+          <w:tab w:val="num" w:pos="1440"/>
+        </w:tabs>
+        <w:ind w:left="1440" w:hanging="360"/>
+      </w:pPr>
+      <w:rPr>
+        <w:rFonts w:ascii="Courier New" w:hAnsi="Courier New" w:hint="default"/>
+        <w:sz w:val="20"/>
+      </w:rPr>
+    </w:lvl>
+    <w:lvl w:ilvl="2" w:tentative="1">
+      <w:start w:val="1"/>
+      <w:numFmt w:val="bullet"/>
+      <w:lvlText w:val=""/>
+      <w:lvlJc w:val="left"/>
+      <w:pPr>
+        <w:tabs>
+          <w:tab w:val="num" w:pos="2160"/>
+        </w:tabs>
+        <w:ind w:left="2160" w:hanging="360"/>
+      </w:pPr>
+      <w:rPr>
+        <w:rFonts w:ascii="Wingdings" w:hAnsi="Wingdings" w:hint="default"/>
+        <w:sz w:val="20"/>
+      </w:rPr>
+    </w:lvl>
+    <w:lvl w:ilvl="3" w:tentative="1">
+      <w:start w:val="1"/>
+      <w:numFmt w:val="bullet"/>
+      <w:lvlText w:val=""/>
+      <w:lvlJc w:val="left"/>
+      <w:pPr>
+        <w:tabs>
+          <w:tab w:val="num" w:pos="2880"/>
+        </w:tabs>
+        <w:ind w:left="2880" w:hanging="360"/>
+      </w:pPr>
+      <w:rPr>
+        <w:rFonts w:ascii="Wingdings" w:hAnsi="Wingdings" w:hint="default"/>
+        <w:sz w:val="20"/>
+      </w:rPr>
+    </w:lvl>
+    <w:lvl w:ilvl="4" w:tentative="1">
+      <w:start w:val="1"/>
+      <w:numFmt w:val="bullet"/>
+      <w:lvlText w:val=""/>
+      <w:lvlJc w:val="left"/>
+      <w:pPr>
+        <w:tabs>
+          <w:tab w:val="num" w:pos="3600"/>
+        </w:tabs>
+        <w:ind w:left="3600" w:hanging="360"/>
+      </w:pPr>
+      <w:rPr>
+        <w:rFonts w:ascii="Wingdings" w:hAnsi="Wingdings" w:hint="default"/>
+        <w:sz w:val="20"/>
+      </w:rPr>
+    </w:lvl>
+    <w:lvl w:ilvl="5" w:tentative="1">
+      <w:start w:val="1"/>
+      <w:numFmt w:val="bullet"/>
+      <w:lvlText w:val=""/>
+      <w:lvlJc w:val="left"/>
+      <w:pPr>
+        <w:tabs>
+          <w:tab w:val="num" w:pos="4320"/>
+        </w:tabs>
+        <w:ind w:left="4320" w:hanging="360"/>
+      </w:pPr>
+      <w:rPr>
+        <w:rFonts w:ascii="Wingdings" w:hAnsi="Wingdings" w:hint="default"/>
+        <w:sz w:val="20"/>
+      </w:rPr>
+    </w:lvl>
+    <w:lvl w:ilvl="6" w:tentative="1">
+      <w:start w:val="1"/>
+      <w:numFmt w:val="bullet"/>
+      <w:lvlText w:val=""/>
+      <w:lvlJc w:val="left"/>
+      <w:pPr>
+        <w:tabs>
+          <w:tab w:val="num" w:pos="5040"/>
+        </w:tabs>
+        <w:ind w:left="5040" w:hanging="360"/>
+      </w:pPr>
+      <w:rPr>
+        <w:rFonts w:ascii="Wingdings" w:hAnsi="Wingdings" w:hint="default"/>
+        <w:sz w:val="20"/>
+      </w:rPr>
+    </w:lvl>
+    <w:lvl w:ilvl="7" w:tentative="1">
+      <w:start w:val="1"/>
+      <w:numFmt w:val="bullet"/>
+      <w:lvlText w:val=""/>
+      <w:lvlJc w:val="left"/>
+      <w:pPr>
+        <w:tabs>
+          <w:tab w:val="num" w:pos="5760"/>
+        </w:tabs>
+        <w:ind w:left="5760" w:hanging="360"/>
+      </w:pPr>
+      <w:rPr>
+        <w:rFonts w:ascii="Wingdings" w:hAnsi="Wingdings" w:hint="default"/>
+        <w:sz w:val="20"/>
+      </w:rPr>
+    </w:lvl>
+    <w:lvl w:ilvl="8" w:tentative="1">
+      <w:start w:val="1"/>
+      <w:numFmt w:val="bullet"/>
+      <w:lvlText w:val=""/>
+      <w:lvlJc w:val="left"/>
+      <w:pPr>
+        <w:tabs>
+          <w:tab w:val="num" w:pos="6480"/>
+        </w:tabs>
+        <w:ind w:left="6480" w:hanging="360"/>
+      </w:pPr>
+      <w:rPr>
+        <w:rFonts w:ascii="Wingdings" w:hAnsi="Wingdings" w:hint="default"/>
+        <w:sz w:val="20"/>
+      </w:rPr>
+    </w:lvl>
+  </w:abstractNum>
+  <w:abstractNum w:abstractNumId="2" w15:restartNumberingAfterBreak="0">
+    <w:nsid w:val="22304B33"/>
+    <w:multiLevelType w:val="multilevel"/>
+    <w:tmpl w:val="5128BA1E"/>
+    <w:lvl w:ilvl="0">
+      <w:start w:val="1"/>
+      <w:numFmt w:val="bullet"/>
+      <w:lvlText w:val=""/>
+      <w:lvlJc w:val="left"/>
+      <w:pPr>
+        <w:tabs>
+          <w:tab w:val="num" w:pos="720"/>
+        </w:tabs>
+        <w:ind w:left="720" w:hanging="360"/>
+      </w:pPr>
+      <w:rPr>
+        <w:rFonts w:ascii="Symbol" w:hAnsi="Symbol" w:hint="default"/>
+        <w:sz w:val="20"/>
+      </w:rPr>
+    </w:lvl>
+    <w:lvl w:ilvl="1" w:tentative="1">
+      <w:start w:val="1"/>
+      <w:numFmt w:val="bullet"/>
+      <w:lvlText w:val="o"/>
+      <w:lvlJc w:val="left"/>
+      <w:pPr>
+        <w:tabs>
+          <w:tab w:val="num" w:pos="1440"/>
+        </w:tabs>
+        <w:ind w:left="1440" w:hanging="360"/>
+      </w:pPr>
+      <w:rPr>
+        <w:rFonts w:ascii="Courier New" w:hAnsi="Courier New" w:hint="default"/>
+        <w:sz w:val="20"/>
+      </w:rPr>
+    </w:lvl>
+    <w:lvl w:ilvl="2" w:tentative="1">
+      <w:start w:val="1"/>
+      <w:numFmt w:val="bullet"/>
+      <w:lvlText w:val=""/>
+      <w:lvlJc w:val="left"/>
+      <w:pPr>
+        <w:tabs>
+          <w:tab w:val="num" w:pos="2160"/>
+        </w:tabs>
+        <w:ind w:left="2160" w:hanging="360"/>
+      </w:pPr>
+      <w:rPr>
+        <w:rFonts w:ascii="Wingdings" w:hAnsi="Wingdings" w:hint="default"/>
+        <w:sz w:val="20"/>
+      </w:rPr>
+    </w:lvl>
+    <w:lvl w:ilvl="3" w:tentative="1">
+      <w:start w:val="1"/>
+      <w:numFmt w:val="bullet"/>
+      <w:lvlText w:val=""/>
+      <w:lvlJc w:val="left"/>
+      <w:pPr>
+        <w:tabs>
+          <w:tab w:val="num" w:pos="2880"/>
+        </w:tabs>
+        <w:ind w:left="2880" w:hanging="360"/>
+      </w:pPr>
+      <w:rPr>
+        <w:rFonts w:ascii="Wingdings" w:hAnsi="Wingdings" w:hint="default"/>
+        <w:sz w:val="20"/>
+      </w:rPr>
+    </w:lvl>
+    <w:lvl w:ilvl="4" w:tentative="1">
+      <w:start w:val="1"/>
+      <w:numFmt w:val="bullet"/>
+      <w:lvlText w:val=""/>
+      <w:lvlJc w:val="left"/>
+      <w:pPr>
+        <w:tabs>
+          <w:tab w:val="num" w:pos="3600"/>
+        </w:tabs>
+        <w:ind w:left="3600" w:hanging="360"/>
+      </w:pPr>
+      <w:rPr>
+        <w:rFonts w:ascii="Wingdings" w:hAnsi="Wingdings" w:hint="default"/>
+        <w:sz w:val="20"/>
+      </w:rPr>
+    </w:lvl>
+    <w:lvl w:ilvl="5" w:tentative="1">
+      <w:start w:val="1"/>
+      <w:numFmt w:val="bullet"/>
+      <w:lvlText w:val=""/>
+      <w:lvlJc w:val="left"/>
+      <w:pPr>
+        <w:tabs>
+          <w:tab w:val="num" w:pos="4320"/>
+        </w:tabs>
+        <w:ind w:left="4320" w:hanging="360"/>
+      </w:pPr>
+      <w:rPr>
+        <w:rFonts w:ascii="Wingdings" w:hAnsi="Wingdings" w:hint="default"/>
+        <w:sz w:val="20"/>
+      </w:rPr>
+    </w:lvl>
+    <w:lvl w:ilvl="6" w:tentative="1">
+      <w:start w:val="1"/>
+      <w:numFmt w:val="bullet"/>
+      <w:lvlText w:val=""/>
+      <w:lvlJc w:val="left"/>
+      <w:pPr>
+        <w:tabs>
+          <w:tab w:val="num" w:pos="5040"/>
+        </w:tabs>
+        <w:ind w:left="5040" w:hanging="360"/>
+      </w:pPr>
+      <w:rPr>
+        <w:rFonts w:ascii="Wingdings" w:hAnsi="Wingdings" w:hint="default"/>
+        <w:sz w:val="20"/>
+      </w:rPr>
+    </w:lvl>
+    <w:lvl w:ilvl="7" w:tentative="1">
+      <w:start w:val="1"/>
+      <w:numFmt w:val="bullet"/>
+      <w:lvlText w:val=""/>
+      <w:lvlJc w:val="left"/>
+      <w:pPr>
+        <w:tabs>
+          <w:tab w:val="num" w:pos="5760"/>
+        </w:tabs>
+        <w:ind w:left="5760" w:hanging="360"/>
+      </w:pPr>
+      <w:rPr>
+        <w:rFonts w:ascii="Wingdings" w:hAnsi="Wingdings" w:hint="default"/>
+        <w:sz w:val="20"/>
+      </w:rPr>
+    </w:lvl>
+    <w:lvl w:ilvl="8" w:tentative="1">
+      <w:start w:val="1"/>
+      <w:numFmt w:val="bullet"/>
+      <w:lvlText w:val=""/>
+      <w:lvlJc w:val="left"/>
+      <w:pPr>
+        <w:tabs>
+          <w:tab w:val="num" w:pos="6480"/>
+        </w:tabs>
+        <w:ind w:left="6480" w:hanging="360"/>
+      </w:pPr>
+      <w:rPr>
+        <w:rFonts w:ascii="Wingdings" w:hAnsi="Wingdings" w:hint="default"/>
+        <w:sz w:val="20"/>
+      </w:rPr>
+    </w:lvl>
+  </w:abstractNum>
+  <w:abstractNum w:abstractNumId="3" w15:restartNumberingAfterBreak="0">
+    <w:nsid w:val="242150C9"/>
+    <w:multiLevelType w:val="multilevel"/>
+    <w:tmpl w:val="CF4C281A"/>
+    <w:lvl w:ilvl="0">
+      <w:start w:val="1"/>
+      <w:numFmt w:val="bullet"/>
+      <w:lvlText w:val=""/>
+      <w:lvlJc w:val="left"/>
+      <w:pPr>
+        <w:tabs>
+          <w:tab w:val="num" w:pos="720"/>
+        </w:tabs>
+        <w:ind w:left="720" w:hanging="360"/>
+      </w:pPr>
+      <w:rPr>
+        <w:rFonts w:ascii="Symbol" w:hAnsi="Symbol" w:hint="default"/>
+        <w:sz w:val="20"/>
+      </w:rPr>
+    </w:lvl>
+    <w:lvl w:ilvl="1" w:tentative="1">
+      <w:start w:val="1"/>
+      <w:numFmt w:val="bullet"/>
+      <w:lvlText w:val="o"/>
+      <w:lvlJc w:val="left"/>
+      <w:pPr>
+        <w:tabs>
+          <w:tab w:val="num" w:pos="1440"/>
+        </w:tabs>
+        <w:ind w:left="1440" w:hanging="360"/>
+      </w:pPr>
+      <w:rPr>
+        <w:rFonts w:ascii="Courier New" w:hAnsi="Courier New" w:hint="default"/>
+        <w:sz w:val="20"/>
+      </w:rPr>
+    </w:lvl>
+    <w:lvl w:ilvl="2" w:tentative="1">
+      <w:start w:val="1"/>
+      <w:numFmt w:val="bullet"/>
+      <w:lvlText w:val=""/>
+      <w:lvlJc w:val="left"/>
+      <w:pPr>
+        <w:tabs>
+          <w:tab w:val="num" w:pos="2160"/>
+        </w:tabs>
+        <w:ind w:left="2160" w:hanging="360"/>
+      </w:pPr>
+      <w:rPr>
+        <w:rFonts w:ascii="Wingdings" w:hAnsi="Wingdings" w:hint="default"/>
+        <w:sz w:val="20"/>
+      </w:rPr>
+    </w:lvl>
+    <w:lvl w:ilvl="3" w:tentative="1">
+      <w:start w:val="1"/>
+      <w:numFmt w:val="bullet"/>
+      <w:lvlText w:val=""/>
+      <w:lvlJc w:val="left"/>
+      <w:pPr>
+        <w:tabs>
+          <w:tab w:val="num" w:pos="2880"/>
+        </w:tabs>
+        <w:ind w:left="2880" w:hanging="360"/>
+      </w:pPr>
+      <w:rPr>
+        <w:rFonts w:ascii="Wingdings" w:hAnsi="Wingdings" w:hint="default"/>
+        <w:sz w:val="20"/>
+      </w:rPr>
+    </w:lvl>
+    <w:lvl w:ilvl="4" w:tentative="1">
+      <w:start w:val="1"/>
+      <w:numFmt w:val="bullet"/>
+      <w:lvlText w:val=""/>
+      <w:lvlJc w:val="left"/>
+      <w:pPr>
+        <w:tabs>
+          <w:tab w:val="num" w:pos="3600"/>
+        </w:tabs>
+        <w:ind w:left="3600" w:hanging="360"/>
+      </w:pPr>
+      <w:rPr>
+        <w:rFonts w:ascii="Wingdings" w:hAnsi="Wingdings" w:hint="default"/>
+        <w:sz w:val="20"/>
+      </w:rPr>
+    </w:lvl>
+    <w:lvl w:ilvl="5" w:tentative="1">
+      <w:start w:val="1"/>
+      <w:numFmt w:val="bullet"/>
+      <w:lvlText w:val=""/>
+      <w:lvlJc w:val="left"/>
+      <w:pPr>
+        <w:tabs>
+          <w:tab w:val="num" w:pos="4320"/>
+        </w:tabs>
+        <w:ind w:left="4320" w:hanging="360"/>
+      </w:pPr>
+      <w:rPr>
+        <w:rFonts w:ascii="Wingdings" w:hAnsi="Wingdings" w:hint="default"/>
+        <w:sz w:val="20"/>
+      </w:rPr>
+    </w:lvl>
+    <w:lvl w:ilvl="6" w:tentative="1">
+      <w:start w:val="1"/>
+      <w:numFmt w:val="bullet"/>
+      <w:lvlText w:val=""/>
+      <w:lvlJc w:val="left"/>
+      <w:pPr>
+        <w:tabs>
+          <w:tab w:val="num" w:pos="5040"/>
+        </w:tabs>
+        <w:ind w:left="5040" w:hanging="360"/>
+      </w:pPr>
+      <w:rPr>
+        <w:rFonts w:ascii="Wingdings" w:hAnsi="Wingdings" w:hint="default"/>
+        <w:sz w:val="20"/>
+      </w:rPr>
+    </w:lvl>
+    <w:lvl w:ilvl="7" w:tentative="1">
+      <w:start w:val="1"/>
+      <w:numFmt w:val="bullet"/>
+      <w:lvlText w:val=""/>
+      <w:lvlJc w:val="left"/>
+      <w:pPr>
+        <w:tabs>
+          <w:tab w:val="num" w:pos="5760"/>
+        </w:tabs>
+        <w:ind w:left="5760" w:hanging="360"/>
+      </w:pPr>
+      <w:rPr>
+        <w:rFonts w:ascii="Wingdings" w:hAnsi="Wingdings" w:hint="default"/>
+        <w:sz w:val="20"/>
+      </w:rPr>
+    </w:lvl>
+    <w:lvl w:ilvl="8" w:tentative="1">
+      <w:start w:val="1"/>
+      <w:numFmt w:val="bullet"/>
+      <w:lvlText w:val=""/>
+      <w:lvlJc w:val="left"/>
+      <w:pPr>
+        <w:tabs>
+          <w:tab w:val="num" w:pos="6480"/>
+        </w:tabs>
+        <w:ind w:left="6480" w:hanging="360"/>
+      </w:pPr>
+      <w:rPr>
+        <w:rFonts w:ascii="Wingdings" w:hAnsi="Wingdings" w:hint="default"/>
+        <w:sz w:val="20"/>
+      </w:rPr>
+    </w:lvl>
+  </w:abstractNum>
+  <w:abstractNum w:abstractNumId="4" w15:restartNumberingAfterBreak="0">
     <w:nsid w:val="313AAA46"/>
     <w:multiLevelType w:val="hybridMultilevel"/>
     <w:tmpl w:val="ADFE58DE"/>
@@ -2351,7 +2449,156 @@
       </w:pPr>
     </w:lvl>
   </w:abstractNum>
-  <w:abstractNum w:abstractNumId="1" w15:restartNumberingAfterBreak="0">
+  <w:abstractNum w:abstractNumId="5" w15:restartNumberingAfterBreak="0">
+    <w:nsid w:val="327745D8"/>
+    <w:multiLevelType w:val="multilevel"/>
+    <w:tmpl w:val="55ECC97C"/>
+    <w:lvl w:ilvl="0">
+      <w:start w:val="1"/>
+      <w:numFmt w:val="bullet"/>
+      <w:lvlText w:val=""/>
+      <w:lvlJc w:val="left"/>
+      <w:pPr>
+        <w:tabs>
+          <w:tab w:val="num" w:pos="720"/>
+        </w:tabs>
+        <w:ind w:left="720" w:hanging="360"/>
+      </w:pPr>
+      <w:rPr>
+        <w:rFonts w:ascii="Symbol" w:hAnsi="Symbol" w:hint="default"/>
+        <w:sz w:val="20"/>
+      </w:rPr>
+    </w:lvl>
+    <w:lvl w:ilvl="1" w:tentative="1">
+      <w:start w:val="1"/>
+      <w:numFmt w:val="bullet"/>
+      <w:lvlText w:val="o"/>
+      <w:lvlJc w:val="left"/>
+      <w:pPr>
+        <w:tabs>
+          <w:tab w:val="num" w:pos="1440"/>
+        </w:tabs>
+        <w:ind w:left="1440" w:hanging="360"/>
+      </w:pPr>
+      <w:rPr>
+        <w:rFonts w:ascii="Courier New" w:hAnsi="Courier New" w:hint="default"/>
+        <w:sz w:val="20"/>
+      </w:rPr>
+    </w:lvl>
+    <w:lvl w:ilvl="2" w:tentative="1">
+      <w:start w:val="1"/>
+      <w:numFmt w:val="bullet"/>
+      <w:lvlText w:val=""/>
+      <w:lvlJc w:val="left"/>
+      <w:pPr>
+        <w:tabs>
+          <w:tab w:val="num" w:pos="2160"/>
+        </w:tabs>
+        <w:ind w:left="2160" w:hanging="360"/>
+      </w:pPr>
+      <w:rPr>
+        <w:rFonts w:ascii="Wingdings" w:hAnsi="Wingdings" w:hint="default"/>
+        <w:sz w:val="20"/>
+      </w:rPr>
+    </w:lvl>
+    <w:lvl w:ilvl="3" w:tentative="1">
+      <w:start w:val="1"/>
+      <w:numFmt w:val="bullet"/>
+      <w:lvlText w:val=""/>
+      <w:lvlJc w:val="left"/>
+      <w:pPr>
+        <w:tabs>
+          <w:tab w:val="num" w:pos="2880"/>
+        </w:tabs>
+        <w:ind w:left="2880" w:hanging="360"/>
+      </w:pPr>
+      <w:rPr>
+        <w:rFonts w:ascii="Wingdings" w:hAnsi="Wingdings" w:hint="default"/>
+        <w:sz w:val="20"/>
+      </w:rPr>
+    </w:lvl>
+    <w:lvl w:ilvl="4" w:tentative="1">
+      <w:start w:val="1"/>
+      <w:numFmt w:val="bullet"/>
+      <w:lvlText w:val=""/>
+      <w:lvlJc w:val="left"/>
+      <w:pPr>
+        <w:tabs>
+          <w:tab w:val="num" w:pos="3600"/>
+        </w:tabs>
+        <w:ind w:left="3600" w:hanging="360"/>
+      </w:pPr>
+      <w:rPr>
+        <w:rFonts w:ascii="Wingdings" w:hAnsi="Wingdings" w:hint="default"/>
+        <w:sz w:val="20"/>
+      </w:rPr>
+    </w:lvl>
+    <w:lvl w:ilvl="5" w:tentative="1">
+      <w:start w:val="1"/>
+      <w:numFmt w:val="bullet"/>
+      <w:lvlText w:val=""/>
+      <w:lvlJc w:val="left"/>
+      <w:pPr>
+        <w:tabs>
+          <w:tab w:val="num" w:pos="4320"/>
+        </w:tabs>
+        <w:ind w:left="4320" w:hanging="360"/>
+      </w:pPr>
+      <w:rPr>
+        <w:rFonts w:ascii="Wingdings" w:hAnsi="Wingdings" w:hint="default"/>
+        <w:sz w:val="20"/>
+      </w:rPr>
+    </w:lvl>
+    <w:lvl w:ilvl="6" w:tentative="1">
+      <w:start w:val="1"/>
+      <w:numFmt w:val="bullet"/>
+      <w:lvlText w:val=""/>
+      <w:lvlJc w:val="left"/>
+      <w:pPr>
+        <w:tabs>
+          <w:tab w:val="num" w:pos="5040"/>
+        </w:tabs>
+        <w:ind w:left="5040" w:hanging="360"/>
+      </w:pPr>
+      <w:rPr>
+        <w:rFonts w:ascii="Wingdings" w:hAnsi="Wingdings" w:hint="default"/>
+        <w:sz w:val="20"/>
+      </w:rPr>
+    </w:lvl>
+    <w:lvl w:ilvl="7" w:tentative="1">
+      <w:start w:val="1"/>
+      <w:numFmt w:val="bullet"/>
+      <w:lvlText w:val=""/>
+      <w:lvlJc w:val="left"/>
+      <w:pPr>
+        <w:tabs>
+          <w:tab w:val="num" w:pos="5760"/>
+        </w:tabs>
+        <w:ind w:left="5760" w:hanging="360"/>
+      </w:pPr>
+      <w:rPr>
+        <w:rFonts w:ascii="Wingdings" w:hAnsi="Wingdings" w:hint="default"/>
+        <w:sz w:val="20"/>
+      </w:rPr>
+    </w:lvl>
+    <w:lvl w:ilvl="8" w:tentative="1">
+      <w:start w:val="1"/>
+      <w:numFmt w:val="bullet"/>
+      <w:lvlText w:val=""/>
+      <w:lvlJc w:val="left"/>
+      <w:pPr>
+        <w:tabs>
+          <w:tab w:val="num" w:pos="6480"/>
+        </w:tabs>
+        <w:ind w:left="6480" w:hanging="360"/>
+      </w:pPr>
+      <w:rPr>
+        <w:rFonts w:ascii="Wingdings" w:hAnsi="Wingdings" w:hint="default"/>
+        <w:sz w:val="20"/>
+      </w:rPr>
+    </w:lvl>
+  </w:abstractNum>
+  <w:abstractNum w:abstractNumId="6" w15:restartNumberingAfterBreak="0">
     <w:nsid w:val="38113355"/>
     <w:multiLevelType w:val="multilevel"/>
     <w:tmpl w:val="F7947FBE"/>
@@ -2500,7 +2747,305 @@
       </w:rPr>
     </w:lvl>
   </w:abstractNum>
-  <w:abstractNum w:abstractNumId="2" w15:restartNumberingAfterBreak="0">
+  <w:abstractNum w:abstractNumId="7" w15:restartNumberingAfterBreak="0">
+    <w:nsid w:val="3F8169AE"/>
+    <w:multiLevelType w:val="multilevel"/>
+    <w:tmpl w:val="30AC8B9C"/>
+    <w:lvl w:ilvl="0">
+      <w:start w:val="1"/>
+      <w:numFmt w:val="bullet"/>
+      <w:lvlText w:val=""/>
+      <w:lvlJc w:val="left"/>
+      <w:pPr>
+        <w:tabs>
+          <w:tab w:val="num" w:pos="720"/>
+        </w:tabs>
+        <w:ind w:left="720" w:hanging="360"/>
+      </w:pPr>
+      <w:rPr>
+        <w:rFonts w:ascii="Symbol" w:hAnsi="Symbol" w:hint="default"/>
+        <w:sz w:val="20"/>
+      </w:rPr>
+    </w:lvl>
+    <w:lvl w:ilvl="1" w:tentative="1">
+      <w:start w:val="1"/>
+      <w:numFmt w:val="bullet"/>
+      <w:lvlText w:val="o"/>
+      <w:lvlJc w:val="left"/>
+      <w:pPr>
+        <w:tabs>
+          <w:tab w:val="num" w:pos="1440"/>
+        </w:tabs>
+        <w:ind w:left="1440" w:hanging="360"/>
+      </w:pPr>
+      <w:rPr>
+        <w:rFonts w:ascii="Courier New" w:hAnsi="Courier New" w:hint="default"/>
+        <w:sz w:val="20"/>
+      </w:rPr>
+    </w:lvl>
+    <w:lvl w:ilvl="2" w:tentative="1">
+      <w:start w:val="1"/>
+      <w:numFmt w:val="bullet"/>
+      <w:lvlText w:val=""/>
+      <w:lvlJc w:val="left"/>
+      <w:pPr>
+        <w:tabs>
+          <w:tab w:val="num" w:pos="2160"/>
+        </w:tabs>
+        <w:ind w:left="2160" w:hanging="360"/>
+      </w:pPr>
+      <w:rPr>
+        <w:rFonts w:ascii="Wingdings" w:hAnsi="Wingdings" w:hint="default"/>
+        <w:sz w:val="20"/>
+      </w:rPr>
+    </w:lvl>
+    <w:lvl w:ilvl="3" w:tentative="1">
+      <w:start w:val="1"/>
+      <w:numFmt w:val="bullet"/>
+      <w:lvlText w:val=""/>
+      <w:lvlJc w:val="left"/>
+      <w:pPr>
+        <w:tabs>
+          <w:tab w:val="num" w:pos="2880"/>
+        </w:tabs>
+        <w:ind w:left="2880" w:hanging="360"/>
+      </w:pPr>
+      <w:rPr>
+        <w:rFonts w:ascii="Wingdings" w:hAnsi="Wingdings" w:hint="default"/>
+        <w:sz w:val="20"/>
+      </w:rPr>
+    </w:lvl>
+    <w:lvl w:ilvl="4" w:tentative="1">
+      <w:start w:val="1"/>
+      <w:numFmt w:val="bullet"/>
+      <w:lvlText w:val=""/>
+      <w:lvlJc w:val="left"/>
+      <w:pPr>
+        <w:tabs>
+          <w:tab w:val="num" w:pos="3600"/>
+        </w:tabs>
+        <w:ind w:left="3600" w:hanging="360"/>
+      </w:pPr>
+      <w:rPr>
+        <w:rFonts w:ascii="Wingdings" w:hAnsi="Wingdings" w:hint="default"/>
+        <w:sz w:val="20"/>
+      </w:rPr>
+    </w:lvl>
+    <w:lvl w:ilvl="5" w:tentative="1">
+      <w:start w:val="1"/>
+      <w:numFmt w:val="bullet"/>
+      <w:lvlText w:val=""/>
+      <w:lvlJc w:val="left"/>
+      <w:pPr>
+        <w:tabs>
+          <w:tab w:val="num" w:pos="4320"/>
+        </w:tabs>
+        <w:ind w:left="4320" w:hanging="360"/>
+      </w:pPr>
+      <w:rPr>
+        <w:rFonts w:ascii="Wingdings" w:hAnsi="Wingdings" w:hint="default"/>
+        <w:sz w:val="20"/>
+      </w:rPr>
+    </w:lvl>
+    <w:lvl w:ilvl="6" w:tentative="1">
+      <w:start w:val="1"/>
+      <w:numFmt w:val="bullet"/>
+      <w:lvlText w:val=""/>
+      <w:lvlJc w:val="left"/>
+      <w:pPr>
+        <w:tabs>
+          <w:tab w:val="num" w:pos="5040"/>
+        </w:tabs>
+        <w:ind w:left="5040" w:hanging="360"/>
+      </w:pPr>
+      <w:rPr>
+        <w:rFonts w:ascii="Wingdings" w:hAnsi="Wingdings" w:hint="default"/>
+        <w:sz w:val="20"/>
+      </w:rPr>
+    </w:lvl>
+    <w:lvl w:ilvl="7" w:tentative="1">
+      <w:start w:val="1"/>
+      <w:numFmt w:val="bullet"/>
+      <w:lvlText w:val=""/>
+      <w:lvlJc w:val="left"/>
+      <w:pPr>
+        <w:tabs>
+          <w:tab w:val="num" w:pos="5760"/>
+        </w:tabs>
+        <w:ind w:left="5760" w:hanging="360"/>
+      </w:pPr>
+      <w:rPr>
+        <w:rFonts w:ascii="Wingdings" w:hAnsi="Wingdings" w:hint="default"/>
+        <w:sz w:val="20"/>
+      </w:rPr>
+    </w:lvl>
+    <w:lvl w:ilvl="8" w:tentative="1">
+      <w:start w:val="1"/>
+      <w:numFmt w:val="bullet"/>
+      <w:lvlText w:val=""/>
+      <w:lvlJc w:val="left"/>
+      <w:pPr>
+        <w:tabs>
+          <w:tab w:val="num" w:pos="6480"/>
+        </w:tabs>
+        <w:ind w:left="6480" w:hanging="360"/>
+      </w:pPr>
+      <w:rPr>
+        <w:rFonts w:ascii="Wingdings" w:hAnsi="Wingdings" w:hint="default"/>
+        <w:sz w:val="20"/>
+      </w:rPr>
+    </w:lvl>
+  </w:abstractNum>
+  <w:abstractNum w:abstractNumId="8" w15:restartNumberingAfterBreak="0">
+    <w:nsid w:val="42BC78BD"/>
+    <w:multiLevelType w:val="multilevel"/>
+    <w:tmpl w:val="68CE3EA2"/>
+    <w:lvl w:ilvl="0">
+      <w:start w:val="1"/>
+      <w:numFmt w:val="bullet"/>
+      <w:lvlText w:val=""/>
+      <w:lvlJc w:val="left"/>
+      <w:pPr>
+        <w:tabs>
+          <w:tab w:val="num" w:pos="720"/>
+        </w:tabs>
+        <w:ind w:left="720" w:hanging="360"/>
+      </w:pPr>
+      <w:rPr>
+        <w:rFonts w:ascii="Symbol" w:hAnsi="Symbol" w:hint="default"/>
+        <w:sz w:val="20"/>
+      </w:rPr>
+    </w:lvl>
+    <w:lvl w:ilvl="1" w:tentative="1">
+      <w:start w:val="1"/>
+      <w:numFmt w:val="bullet"/>
+      <w:lvlText w:val="o"/>
+      <w:lvlJc w:val="left"/>
+      <w:pPr>
+        <w:tabs>
+          <w:tab w:val="num" w:pos="1440"/>
+        </w:tabs>
+        <w:ind w:left="1440" w:hanging="360"/>
+      </w:pPr>
+      <w:rPr>
+        <w:rFonts w:ascii="Courier New" w:hAnsi="Courier New" w:hint="default"/>
+        <w:sz w:val="20"/>
+      </w:rPr>
+    </w:lvl>
+    <w:lvl w:ilvl="2" w:tentative="1">
+      <w:start w:val="1"/>
+      <w:numFmt w:val="bullet"/>
+      <w:lvlText w:val=""/>
+      <w:lvlJc w:val="left"/>
+      <w:pPr>
+        <w:tabs>
+          <w:tab w:val="num" w:pos="2160"/>
+        </w:tabs>
+        <w:ind w:left="2160" w:hanging="360"/>
+      </w:pPr>
+      <w:rPr>
+        <w:rFonts w:ascii="Wingdings" w:hAnsi="Wingdings" w:hint="default"/>
+        <w:sz w:val="20"/>
+      </w:rPr>
+    </w:lvl>
+    <w:lvl w:ilvl="3" w:tentative="1">
+      <w:start w:val="1"/>
+      <w:numFmt w:val="bullet"/>
+      <w:lvlText w:val=""/>
+      <w:lvlJc w:val="left"/>
+      <w:pPr>
+        <w:tabs>
+          <w:tab w:val="num" w:pos="2880"/>
+        </w:tabs>
+        <w:ind w:left="2880" w:hanging="360"/>
+      </w:pPr>
+      <w:rPr>
+        <w:rFonts w:ascii="Wingdings" w:hAnsi="Wingdings" w:hint="default"/>
+        <w:sz w:val="20"/>
+      </w:rPr>
+    </w:lvl>
+    <w:lvl w:ilvl="4" w:tentative="1">
+      <w:start w:val="1"/>
+      <w:numFmt w:val="bullet"/>
+      <w:lvlText w:val=""/>
+      <w:lvlJc w:val="left"/>
+      <w:pPr>
+        <w:tabs>
+          <w:tab w:val="num" w:pos="3600"/>
+        </w:tabs>
+        <w:ind w:left="3600" w:hanging="360"/>
+      </w:pPr>
+      <w:rPr>
+        <w:rFonts w:ascii="Wingdings" w:hAnsi="Wingdings" w:hint="default"/>
+        <w:sz w:val="20"/>
+      </w:rPr>
+    </w:lvl>
+    <w:lvl w:ilvl="5" w:tentative="1">
+      <w:start w:val="1"/>
+      <w:numFmt w:val="bullet"/>
+      <w:lvlText w:val=""/>
+      <w:lvlJc w:val="left"/>
+      <w:pPr>
+        <w:tabs>
+          <w:tab w:val="num" w:pos="4320"/>
+        </w:tabs>
+        <w:ind w:left="4320" w:hanging="360"/>
+      </w:pPr>
+      <w:rPr>
+        <w:rFonts w:ascii="Wingdings" w:hAnsi="Wingdings" w:hint="default"/>
+        <w:sz w:val="20"/>
+      </w:rPr>
+    </w:lvl>
+    <w:lvl w:ilvl="6" w:tentative="1">
+      <w:start w:val="1"/>
+      <w:numFmt w:val="bullet"/>
+      <w:lvlText w:val=""/>
+      <w:lvlJc w:val="left"/>
+      <w:pPr>
+        <w:tabs>
+          <w:tab w:val="num" w:pos="5040"/>
+        </w:tabs>
+        <w:ind w:left="5040" w:hanging="360"/>
+      </w:pPr>
+      <w:rPr>
+        <w:rFonts w:ascii="Wingdings" w:hAnsi="Wingdings" w:hint="default"/>
+        <w:sz w:val="20"/>
+      </w:rPr>
+    </w:lvl>
+    <w:lvl w:ilvl="7" w:tentative="1">
+      <w:start w:val="1"/>
+      <w:numFmt w:val="bullet"/>
+      <w:lvlText w:val=""/>
+      <w:lvlJc w:val="left"/>
+      <w:pPr>
+        <w:tabs>
+          <w:tab w:val="num" w:pos="5760"/>
+        </w:tabs>
+        <w:ind w:left="5760" w:hanging="360"/>
+      </w:pPr>
+      <w:rPr>
+        <w:rFonts w:ascii="Wingdings" w:hAnsi="Wingdings" w:hint="default"/>
+        <w:sz w:val="20"/>
+      </w:rPr>
+    </w:lvl>
+    <w:lvl w:ilvl="8" w:tentative="1">
+      <w:start w:val="1"/>
+      <w:numFmt w:val="bullet"/>
+      <w:lvlText w:val=""/>
+      <w:lvlJc w:val="left"/>
+      <w:pPr>
+        <w:tabs>
+          <w:tab w:val="num" w:pos="6480"/>
+        </w:tabs>
+        <w:ind w:left="6480" w:hanging="360"/>
+      </w:pPr>
+      <w:rPr>
+        <w:rFonts w:ascii="Wingdings" w:hAnsi="Wingdings" w:hint="default"/>
+        <w:sz w:val="20"/>
+      </w:rPr>
+    </w:lvl>
+  </w:abstractNum>
+  <w:abstractNum w:abstractNumId="9" w15:restartNumberingAfterBreak="0">
     <w:nsid w:val="44900D66"/>
     <w:multiLevelType w:val="hybridMultilevel"/>
     <w:tmpl w:val="9816253C"/>
@@ -2613,7 +3158,120 @@
       </w:rPr>
     </w:lvl>
   </w:abstractNum>
-  <w:abstractNum w:abstractNumId="3" w15:restartNumberingAfterBreak="0">
+  <w:abstractNum w:abstractNumId="10" w15:restartNumberingAfterBreak="0">
+    <w:nsid w:val="465449AD"/>
+    <w:multiLevelType w:val="multilevel"/>
+    <w:tmpl w:val="6988101A"/>
+    <w:lvl w:ilvl="0">
+      <w:start w:val="1"/>
+      <w:numFmt w:val="decimal"/>
+      <w:lvlText w:val="%1."/>
+      <w:lvlJc w:val="left"/>
+      <w:pPr>
+        <w:tabs>
+          <w:tab w:val="num" w:pos="720"/>
+        </w:tabs>
+        <w:ind w:left="720" w:hanging="360"/>
+      </w:pPr>
+    </w:lvl>
+    <w:lvl w:ilvl="1" w:tentative="1">
+      <w:start w:val="1"/>
+      <w:numFmt w:val="decimal"/>
+      <w:lvlText w:val="%2."/>
+      <w:lvlJc w:val="left"/>
+      <w:pPr>
+        <w:tabs>
+          <w:tab w:val="num" w:pos="1440"/>
+        </w:tabs>
+        <w:ind w:left="1440" w:hanging="360"/>
+      </w:pPr>
+    </w:lvl>
+    <w:lvl w:ilvl="2" w:tentative="1">
+      <w:start w:val="1"/>
+      <w:numFmt w:val="decimal"/>
+      <w:lvlText w:val="%3."/>
+      <w:lvlJc w:val="left"/>
+      <w:pPr>
+        <w:tabs>
+          <w:tab w:val="num" w:pos="2160"/>
+        </w:tabs>
+        <w:ind w:left="2160" w:hanging="360"/>
+      </w:pPr>
+    </w:lvl>
+    <w:lvl w:ilvl="3" w:tentative="1">
+      <w:start w:val="1"/>
+      <w:numFmt w:val="decimal"/>
+      <w:lvlText w:val="%4."/>
+      <w:lvlJc w:val="left"/>
+      <w:pPr>
+        <w:tabs>
+          <w:tab w:val="num" w:pos="2880"/>
+        </w:tabs>
+        <w:ind w:left="2880" w:hanging="360"/>
+      </w:pPr>
+    </w:lvl>
+    <w:lvl w:ilvl="4" w:tentative="1">
+      <w:start w:val="1"/>
+      <w:numFmt w:val="decimal"/>
+      <w:lvlText w:val="%5."/>
+      <w:lvlJc w:val="left"/>
+      <w:pPr>
+        <w:tabs>
+          <w:tab w:val="num" w:pos="3600"/>
+        </w:tabs>
+        <w:ind w:left="3600" w:hanging="360"/>
+      </w:pPr>
+    </w:lvl>
+    <w:lvl w:ilvl="5" w:tentative="1">
+      <w:start w:val="1"/>
+      <w:numFmt w:val="decimal"/>
+      <w:lvlText w:val="%6."/>
+      <w:lvlJc w:val="left"/>
+      <w:pPr>
+        <w:tabs>
+          <w:tab w:val="num" w:pos="4320"/>
+        </w:tabs>
+        <w:ind w:left="4320" w:hanging="360"/>
+      </w:pPr>
+    </w:lvl>
+    <w:lvl w:ilvl="6" w:tentative="1">
+      <w:start w:val="1"/>
+      <w:numFmt w:val="decimal"/>
+      <w:lvlText w:val="%7."/>
+      <w:lvlJc w:val="left"/>
+      <w:pPr>
+        <w:tabs>
+          <w:tab w:val="num" w:pos="5040"/>
+        </w:tabs>
+        <w:ind w:left="5040" w:hanging="360"/>
+      </w:pPr>
+    </w:lvl>
+    <w:lvl w:ilvl="7" w:tentative="1">
+      <w:start w:val="1"/>
+      <w:numFmt w:val="decimal"/>
+      <w:lvlText w:val="%8."/>
+      <w:lvlJc w:val="left"/>
+      <w:pPr>
+        <w:tabs>
+          <w:tab w:val="num" w:pos="5760"/>
+        </w:tabs>
+        <w:ind w:left="5760" w:hanging="360"/>
+      </w:pPr>
+    </w:lvl>
+    <w:lvl w:ilvl="8" w:tentative="1">
+      <w:start w:val="1"/>
+      <w:numFmt w:val="decimal"/>
+      <w:lvlText w:val="%9."/>
+      <w:lvlJc w:val="left"/>
+      <w:pPr>
+        <w:tabs>
+          <w:tab w:val="num" w:pos="6480"/>
+        </w:tabs>
+        <w:ind w:left="6480" w:hanging="360"/>
+      </w:pPr>
+    </w:lvl>
+  </w:abstractNum>
+  <w:abstractNum w:abstractNumId="11" w15:restartNumberingAfterBreak="0">
     <w:nsid w:val="4B3B859F"/>
     <w:multiLevelType w:val="hybridMultilevel"/>
     <w:tmpl w:val="AD3C5DA0"/>
@@ -2726,7 +3384,156 @@
       </w:rPr>
     </w:lvl>
   </w:abstractNum>
-  <w:abstractNum w:abstractNumId="4" w15:restartNumberingAfterBreak="0">
+  <w:abstractNum w:abstractNumId="12" w15:restartNumberingAfterBreak="0">
+    <w:nsid w:val="4DC369DB"/>
+    <w:multiLevelType w:val="multilevel"/>
+    <w:tmpl w:val="9CDC4336"/>
+    <w:lvl w:ilvl="0">
+      <w:start w:val="1"/>
+      <w:numFmt w:val="bullet"/>
+      <w:lvlText w:val=""/>
+      <w:lvlJc w:val="left"/>
+      <w:pPr>
+        <w:tabs>
+          <w:tab w:val="num" w:pos="720"/>
+        </w:tabs>
+        <w:ind w:left="720" w:hanging="360"/>
+      </w:pPr>
+      <w:rPr>
+        <w:rFonts w:ascii="Symbol" w:hAnsi="Symbol" w:hint="default"/>
+        <w:sz w:val="20"/>
+      </w:rPr>
+    </w:lvl>
+    <w:lvl w:ilvl="1" w:tentative="1">
+      <w:start w:val="1"/>
+      <w:numFmt w:val="bullet"/>
+      <w:lvlText w:val="o"/>
+      <w:lvlJc w:val="left"/>
+      <w:pPr>
+        <w:tabs>
+          <w:tab w:val="num" w:pos="1440"/>
+        </w:tabs>
+        <w:ind w:left="1440" w:hanging="360"/>
+      </w:pPr>
+      <w:rPr>
+        <w:rFonts w:ascii="Courier New" w:hAnsi="Courier New" w:hint="default"/>
+        <w:sz w:val="20"/>
+      </w:rPr>
+    </w:lvl>
+    <w:lvl w:ilvl="2" w:tentative="1">
+      <w:start w:val="1"/>
+      <w:numFmt w:val="bullet"/>
+      <w:lvlText w:val=""/>
+      <w:lvlJc w:val="left"/>
+      <w:pPr>
+        <w:tabs>
+          <w:tab w:val="num" w:pos="2160"/>
+        </w:tabs>
+        <w:ind w:left="2160" w:hanging="360"/>
+      </w:pPr>
+      <w:rPr>
+        <w:rFonts w:ascii="Wingdings" w:hAnsi="Wingdings" w:hint="default"/>
+        <w:sz w:val="20"/>
+      </w:rPr>
+    </w:lvl>
+    <w:lvl w:ilvl="3" w:tentative="1">
+      <w:start w:val="1"/>
+      <w:numFmt w:val="bullet"/>
+      <w:lvlText w:val=""/>
+      <w:lvlJc w:val="left"/>
+      <w:pPr>
+        <w:tabs>
+          <w:tab w:val="num" w:pos="2880"/>
+        </w:tabs>
+        <w:ind w:left="2880" w:hanging="360"/>
+      </w:pPr>
+      <w:rPr>
+        <w:rFonts w:ascii="Wingdings" w:hAnsi="Wingdings" w:hint="default"/>
+        <w:sz w:val="20"/>
+      </w:rPr>
+    </w:lvl>
+    <w:lvl w:ilvl="4" w:tentative="1">
+      <w:start w:val="1"/>
+      <w:numFmt w:val="bullet"/>
+      <w:lvlText w:val=""/>
+      <w:lvlJc w:val="left"/>
+      <w:pPr>
+        <w:tabs>
+          <w:tab w:val="num" w:pos="3600"/>
+        </w:tabs>
+        <w:ind w:left="3600" w:hanging="360"/>
+      </w:pPr>
+      <w:rPr>
+        <w:rFonts w:ascii="Wingdings" w:hAnsi="Wingdings" w:hint="default"/>
+        <w:sz w:val="20"/>
+      </w:rPr>
+    </w:lvl>
+    <w:lvl w:ilvl="5" w:tentative="1">
+      <w:start w:val="1"/>
+      <w:numFmt w:val="bullet"/>
+      <w:lvlText w:val=""/>
+      <w:lvlJc w:val="left"/>
+      <w:pPr>
+        <w:tabs>
+          <w:tab w:val="num" w:pos="4320"/>
+        </w:tabs>
+        <w:ind w:left="4320" w:hanging="360"/>
+      </w:pPr>
+      <w:rPr>
+        <w:rFonts w:ascii="Wingdings" w:hAnsi="Wingdings" w:hint="default"/>
+        <w:sz w:val="20"/>
+      </w:rPr>
+    </w:lvl>
+    <w:lvl w:ilvl="6" w:tentative="1">
+      <w:start w:val="1"/>
+      <w:numFmt w:val="bullet"/>
+      <w:lvlText w:val=""/>
+      <w:lvlJc w:val="left"/>
+      <w:pPr>
+        <w:tabs>
+          <w:tab w:val="num" w:pos="5040"/>
+        </w:tabs>
+        <w:ind w:left="5040" w:hanging="360"/>
+      </w:pPr>
+      <w:rPr>
+        <w:rFonts w:ascii="Wingdings" w:hAnsi="Wingdings" w:hint="default"/>
+        <w:sz w:val="20"/>
+      </w:rPr>
+    </w:lvl>
+    <w:lvl w:ilvl="7" w:tentative="1">
+      <w:start w:val="1"/>
+      <w:numFmt w:val="bullet"/>
+      <w:lvlText w:val=""/>
+      <w:lvlJc w:val="left"/>
+      <w:pPr>
+        <w:tabs>
+          <w:tab w:val="num" w:pos="5760"/>
+        </w:tabs>
+        <w:ind w:left="5760" w:hanging="360"/>
+      </w:pPr>
+      <w:rPr>
+        <w:rFonts w:ascii="Wingdings" w:hAnsi="Wingdings" w:hint="default"/>
+        <w:sz w:val="20"/>
+      </w:rPr>
+    </w:lvl>
+    <w:lvl w:ilvl="8" w:tentative="1">
+      <w:start w:val="1"/>
+      <w:numFmt w:val="bullet"/>
+      <w:lvlText w:val=""/>
+      <w:lvlJc w:val="left"/>
+      <w:pPr>
+        <w:tabs>
+          <w:tab w:val="num" w:pos="6480"/>
+        </w:tabs>
+        <w:ind w:left="6480" w:hanging="360"/>
+      </w:pPr>
+      <w:rPr>
+        <w:rFonts w:ascii="Wingdings" w:hAnsi="Wingdings" w:hint="default"/>
+        <w:sz w:val="20"/>
+      </w:rPr>
+    </w:lvl>
+  </w:abstractNum>
+  <w:abstractNum w:abstractNumId="13" w15:restartNumberingAfterBreak="0">
     <w:nsid w:val="5553AEA6"/>
     <w:multiLevelType w:val="hybridMultilevel"/>
     <w:tmpl w:val="4E3A62B4"/>
@@ -2839,7 +3646,7 @@
       </w:rPr>
     </w:lvl>
   </w:abstractNum>
-  <w:abstractNum w:abstractNumId="5" w15:restartNumberingAfterBreak="0">
+  <w:abstractNum w:abstractNumId="14" w15:restartNumberingAfterBreak="0">
     <w:nsid w:val="5826DB83"/>
     <w:multiLevelType w:val="hybridMultilevel"/>
     <w:tmpl w:val="51E8C834"/>
@@ -2952,7 +3759,7 @@
       </w:rPr>
     </w:lvl>
   </w:abstractNum>
-  <w:abstractNum w:abstractNumId="6" w15:restartNumberingAfterBreak="0">
+  <w:abstractNum w:abstractNumId="15" w15:restartNumberingAfterBreak="0">
     <w:nsid w:val="68DF6ED9"/>
     <w:multiLevelType w:val="multilevel"/>
     <w:tmpl w:val="AD10CF16"/>
@@ -3101,26 +3908,205 @@
       </w:rPr>
     </w:lvl>
   </w:abstractNum>
+  <w:abstractNum w:abstractNumId="16" w15:restartNumberingAfterBreak="0">
+    <w:nsid w:val="71FA63F2"/>
+    <w:multiLevelType w:val="multilevel"/>
+    <w:tmpl w:val="19764A0A"/>
+    <w:lvl w:ilvl="0">
+      <w:start w:val="1"/>
+      <w:numFmt w:val="bullet"/>
+      <w:lvlText w:val=""/>
+      <w:lvlJc w:val="left"/>
+      <w:pPr>
+        <w:tabs>
+          <w:tab w:val="num" w:pos="720"/>
+        </w:tabs>
+        <w:ind w:left="720" w:hanging="360"/>
+      </w:pPr>
+      <w:rPr>
+        <w:rFonts w:ascii="Symbol" w:hAnsi="Symbol" w:hint="default"/>
+        <w:sz w:val="20"/>
+      </w:rPr>
+    </w:lvl>
+    <w:lvl w:ilvl="1" w:tentative="1">
+      <w:start w:val="1"/>
+      <w:numFmt w:val="bullet"/>
+      <w:lvlText w:val="o"/>
+      <w:lvlJc w:val="left"/>
+      <w:pPr>
+        <w:tabs>
+          <w:tab w:val="num" w:pos="1440"/>
+        </w:tabs>
+        <w:ind w:left="1440" w:hanging="360"/>
+      </w:pPr>
+      <w:rPr>
+        <w:rFonts w:ascii="Courier New" w:hAnsi="Courier New" w:hint="default"/>
+        <w:sz w:val="20"/>
+      </w:rPr>
+    </w:lvl>
+    <w:lvl w:ilvl="2" w:tentative="1">
+      <w:start w:val="1"/>
+      <w:numFmt w:val="bullet"/>
+      <w:lvlText w:val=""/>
+      <w:lvlJc w:val="left"/>
+      <w:pPr>
+        <w:tabs>
+          <w:tab w:val="num" w:pos="2160"/>
+        </w:tabs>
+        <w:ind w:left="2160" w:hanging="360"/>
+      </w:pPr>
+      <w:rPr>
+        <w:rFonts w:ascii="Wingdings" w:hAnsi="Wingdings" w:hint="default"/>
+        <w:sz w:val="20"/>
+      </w:rPr>
+    </w:lvl>
+    <w:lvl w:ilvl="3" w:tentative="1">
+      <w:start w:val="1"/>
+      <w:numFmt w:val="bullet"/>
+      <w:lvlText w:val=""/>
+      <w:lvlJc w:val="left"/>
+      <w:pPr>
+        <w:tabs>
+          <w:tab w:val="num" w:pos="2880"/>
+        </w:tabs>
+        <w:ind w:left="2880" w:hanging="360"/>
+      </w:pPr>
+      <w:rPr>
+        <w:rFonts w:ascii="Wingdings" w:hAnsi="Wingdings" w:hint="default"/>
+        <w:sz w:val="20"/>
+      </w:rPr>
+    </w:lvl>
+    <w:lvl w:ilvl="4" w:tentative="1">
+      <w:start w:val="1"/>
+      <w:numFmt w:val="bullet"/>
+      <w:lvlText w:val=""/>
+      <w:lvlJc w:val="left"/>
+      <w:pPr>
+        <w:tabs>
+          <w:tab w:val="num" w:pos="3600"/>
+        </w:tabs>
+        <w:ind w:left="3600" w:hanging="360"/>
+      </w:pPr>
+      <w:rPr>
+        <w:rFonts w:ascii="Wingdings" w:hAnsi="Wingdings" w:hint="default"/>
+        <w:sz w:val="20"/>
+      </w:rPr>
+    </w:lvl>
+    <w:lvl w:ilvl="5" w:tentative="1">
+      <w:start w:val="1"/>
+      <w:numFmt w:val="bullet"/>
+      <w:lvlText w:val=""/>
+      <w:lvlJc w:val="left"/>
+      <w:pPr>
+        <w:tabs>
+          <w:tab w:val="num" w:pos="4320"/>
+        </w:tabs>
+        <w:ind w:left="4320" w:hanging="360"/>
+      </w:pPr>
+      <w:rPr>
+        <w:rFonts w:ascii="Wingdings" w:hAnsi="Wingdings" w:hint="default"/>
+        <w:sz w:val="20"/>
+      </w:rPr>
+    </w:lvl>
+    <w:lvl w:ilvl="6" w:tentative="1">
+      <w:start w:val="1"/>
+      <w:numFmt w:val="bullet"/>
+      <w:lvlText w:val=""/>
+      <w:lvlJc w:val="left"/>
+      <w:pPr>
+        <w:tabs>
+          <w:tab w:val="num" w:pos="5040"/>
+        </w:tabs>
+        <w:ind w:left="5040" w:hanging="360"/>
+      </w:pPr>
+      <w:rPr>
+        <w:rFonts w:ascii="Wingdings" w:hAnsi="Wingdings" w:hint="default"/>
+        <w:sz w:val="20"/>
+      </w:rPr>
+    </w:lvl>
+    <w:lvl w:ilvl="7" w:tentative="1">
+      <w:start w:val="1"/>
+      <w:numFmt w:val="bullet"/>
+      <w:lvlText w:val=""/>
+      <w:lvlJc w:val="left"/>
+      <w:pPr>
+        <w:tabs>
+          <w:tab w:val="num" w:pos="5760"/>
+        </w:tabs>
+        <w:ind w:left="5760" w:hanging="360"/>
+      </w:pPr>
+      <w:rPr>
+        <w:rFonts w:ascii="Wingdings" w:hAnsi="Wingdings" w:hint="default"/>
+        <w:sz w:val="20"/>
+      </w:rPr>
+    </w:lvl>
+    <w:lvl w:ilvl="8" w:tentative="1">
+      <w:start w:val="1"/>
+      <w:numFmt w:val="bullet"/>
+      <w:lvlText w:val=""/>
+      <w:lvlJc w:val="left"/>
+      <w:pPr>
+        <w:tabs>
+          <w:tab w:val="num" w:pos="6480"/>
+        </w:tabs>
+        <w:ind w:left="6480" w:hanging="360"/>
+      </w:pPr>
+      <w:rPr>
+        <w:rFonts w:ascii="Wingdings" w:hAnsi="Wingdings" w:hint="default"/>
+        <w:sz w:val="20"/>
+      </w:rPr>
+    </w:lvl>
+  </w:abstractNum>
   <w:num w:numId="1" w16cid:durableId="1034429438">
+    <w:abstractNumId w:val="13"/>
+  </w:num>
+  <w:num w:numId="2" w16cid:durableId="646320259">
+    <w:abstractNumId w:val="9"/>
+  </w:num>
+  <w:num w:numId="3" w16cid:durableId="734011797">
+    <w:abstractNumId w:val="11"/>
+  </w:num>
+  <w:num w:numId="4" w16cid:durableId="144055342">
     <w:abstractNumId w:val="4"/>
   </w:num>
-  <w:num w:numId="2" w16cid:durableId="646320259">
+  <w:num w:numId="5" w16cid:durableId="1575121700">
+    <w:abstractNumId w:val="14"/>
+  </w:num>
+  <w:num w:numId="6" w16cid:durableId="519468361">
+    <w:abstractNumId w:val="6"/>
+  </w:num>
+  <w:num w:numId="7" w16cid:durableId="489369513">
+    <w:abstractNumId w:val="15"/>
+  </w:num>
+  <w:num w:numId="8" w16cid:durableId="1422724168">
     <w:abstractNumId w:val="2"/>
   </w:num>
-  <w:num w:numId="3" w16cid:durableId="734011797">
+  <w:num w:numId="9" w16cid:durableId="1944460994">
+    <w:abstractNumId w:val="12"/>
+  </w:num>
+  <w:num w:numId="10" w16cid:durableId="728385752">
+    <w:abstractNumId w:val="8"/>
+  </w:num>
+  <w:num w:numId="11" w16cid:durableId="53159911">
+    <w:abstractNumId w:val="10"/>
+  </w:num>
+  <w:num w:numId="12" w16cid:durableId="114688255">
+    <w:abstractNumId w:val="0"/>
+  </w:num>
+  <w:num w:numId="13" w16cid:durableId="1824469305">
+    <w:abstractNumId w:val="16"/>
+  </w:num>
+  <w:num w:numId="14" w16cid:durableId="30736485">
+    <w:abstractNumId w:val="1"/>
+  </w:num>
+  <w:num w:numId="15" w16cid:durableId="1819417407">
     <w:abstractNumId w:val="3"/>
   </w:num>
-  <w:num w:numId="4" w16cid:durableId="144055342">
-    <w:abstractNumId w:val="0"/>
+  <w:num w:numId="16" w16cid:durableId="674771505">
+    <w:abstractNumId w:val="7"/>
   </w:num>
-  <w:num w:numId="5" w16cid:durableId="1575121700">
+  <w:num w:numId="17" w16cid:durableId="366026022">
     <w:abstractNumId w:val="5"/>
-  </w:num>
-  <w:num w:numId="6" w16cid:durableId="519468361">
-    <w:abstractNumId w:val="1"/>
-  </w:num>
-  <w:num w:numId="7" w16cid:durableId="489369513">
-    <w:abstractNumId w:val="6"/>
   </w:num>
 </w:numbering>
 </file>
@@ -4088,6 +5074,56 @@
       <w:szCs w:val="20"/>
     </w:rPr>
   </w:style>
+  <w:style w:type="paragraph" w:styleId="HTMLPreformatted">
+    <w:name w:val="HTML Preformatted"/>
+    <w:basedOn w:val="Normal"/>
+    <w:link w:val="HTMLPreformattedChar"/>
+    <w:uiPriority w:val="99"/>
+    <w:semiHidden/>
+    <w:unhideWhenUsed/>
+    <w:rsid w:val="00EB10A8"/>
+    <w:pPr>
+      <w:tabs>
+        <w:tab w:val="left" w:pos="916"/>
+        <w:tab w:val="left" w:pos="1832"/>
+        <w:tab w:val="left" w:pos="2748"/>
+        <w:tab w:val="left" w:pos="3664"/>
+        <w:tab w:val="left" w:pos="4580"/>
+        <w:tab w:val="left" w:pos="5496"/>
+        <w:tab w:val="left" w:pos="6412"/>
+        <w:tab w:val="left" w:pos="7328"/>
+        <w:tab w:val="left" w:pos="8244"/>
+        <w:tab w:val="left" w:pos="9160"/>
+        <w:tab w:val="left" w:pos="10076"/>
+        <w:tab w:val="left" w:pos="10992"/>
+        <w:tab w:val="left" w:pos="11908"/>
+        <w:tab w:val="left" w:pos="12824"/>
+        <w:tab w:val="left" w:pos="13740"/>
+        <w:tab w:val="left" w:pos="14656"/>
+      </w:tabs>
+      <w:spacing w:after="0" w:line="240" w:lineRule="auto"/>
+    </w:pPr>
+    <w:rPr>
+      <w:rFonts w:ascii="Courier New" w:eastAsia="Times New Roman" w:hAnsi="Courier New" w:cs="Courier New"/>
+      <w:sz w:val="20"/>
+      <w:szCs w:val="20"/>
+      <w:lang w:val="en-DK" w:eastAsia="zh-CN"/>
+    </w:rPr>
+  </w:style>
+  <w:style w:type="character" w:customStyle="1" w:styleId="HTMLPreformattedChar">
+    <w:name w:val="HTML Preformatted Char"/>
+    <w:basedOn w:val="DefaultParagraphFont"/>
+    <w:link w:val="HTMLPreformatted"/>
+    <w:uiPriority w:val="99"/>
+    <w:semiHidden/>
+    <w:rsid w:val="00EB10A8"/>
+    <w:rPr>
+      <w:rFonts w:ascii="Courier New" w:eastAsia="Times New Roman" w:hAnsi="Courier New" w:cs="Courier New"/>
+      <w:sz w:val="20"/>
+      <w:szCs w:val="20"/>
+      <w:lang w:val="en-DK" w:eastAsia="zh-CN"/>
+    </w:rPr>
+  </w:style>
 </w:styles>
 </file>
 
@@ -4353,15 +5389,6 @@
 </file>
 
 <file path=customXml/item1.xml><?xml version="1.0" encoding="utf-8"?>
-<?mso-contentType ?>
-<FormTemplates xmlns="http://schemas.microsoft.com/sharepoint/v3/contenttype/forms">
-  <Display>DocumentLibraryForm</Display>
-  <Edit>DocumentLibraryForm</Edit>
-  <New>DocumentLibraryForm</New>
-</FormTemplates>
-</file>
-
-<file path=customXml/item2.xml><?xml version="1.0" encoding="utf-8"?>
 <p:properties xmlns:p="http://schemas.microsoft.com/office/2006/metadata/properties" xmlns:xsi="http://www.w3.org/2001/XMLSchema-instance" xmlns:pc="http://schemas.microsoft.com/office/infopath/2007/PartnerControls">
   <documentManagement>
     <lcf76f155ced4ddcb4097134ff3c332f xmlns="e849f5a5-735c-42fe-b98c-e71ffb699442">
@@ -4370,6 +5397,15 @@
     <TaxCatchAll xmlns="92085a0b-995c-4352-a904-96fa709bce5d" xsi:nil="true"/>
   </documentManagement>
 </p:properties>
+</file>
+
+<file path=customXml/item2.xml><?xml version="1.0" encoding="utf-8"?>
+<?mso-contentType ?>
+<FormTemplates xmlns="http://schemas.microsoft.com/sharepoint/v3/contenttype/forms">
+  <Display>DocumentLibraryForm</Display>
+  <Edit>DocumentLibraryForm</Edit>
+  <New>DocumentLibraryForm</New>
+</FormTemplates>
 </file>
 
 <file path=customXml/item3.xml><?xml version="1.0" encoding="utf-8"?>
@@ -4574,20 +5610,20 @@
 </file>
 
 <file path=customXml/itemProps1.xml><?xml version="1.0" encoding="utf-8"?>
-<ds:datastoreItem xmlns:ds="http://schemas.openxmlformats.org/officeDocument/2006/customXml" ds:itemID="{571876B2-2E3A-4D7B-9C6C-8D830A65F91E}">
-  <ds:schemaRefs>
-    <ds:schemaRef ds:uri="http://schemas.microsoft.com/sharepoint/v3/contenttype/forms"/>
-  </ds:schemaRefs>
-</ds:datastoreItem>
-</file>
-
-<file path=customXml/itemProps2.xml><?xml version="1.0" encoding="utf-8"?>
 <ds:datastoreItem xmlns:ds="http://schemas.openxmlformats.org/officeDocument/2006/customXml" ds:itemID="{5364EBF9-97AF-4047-BAB4-3971E9487EA1}">
   <ds:schemaRefs>
     <ds:schemaRef ds:uri="http://schemas.microsoft.com/office/2006/metadata/properties"/>
     <ds:schemaRef ds:uri="http://schemas.microsoft.com/office/infopath/2007/PartnerControls"/>
     <ds:schemaRef ds:uri="e849f5a5-735c-42fe-b98c-e71ffb699442"/>
     <ds:schemaRef ds:uri="92085a0b-995c-4352-a904-96fa709bce5d"/>
+  </ds:schemaRefs>
+</ds:datastoreItem>
+</file>
+
+<file path=customXml/itemProps2.xml><?xml version="1.0" encoding="utf-8"?>
+<ds:datastoreItem xmlns:ds="http://schemas.openxmlformats.org/officeDocument/2006/customXml" ds:itemID="{571876B2-2E3A-4D7B-9C6C-8D830A65F91E}">
+  <ds:schemaRefs>
+    <ds:schemaRef ds:uri="http://schemas.microsoft.com/sharepoint/v3/contenttype/forms"/>
   </ds:schemaRefs>
 </ds:datastoreItem>
 </file>

--- a/oggaver/Uge38_39.docx
+++ b/oggaver/Uge38_39.docx
@@ -1432,7 +1432,7 @@
         <w:rPr>
           <w:noProof/>
         </w:rPr>
-        <w:pict w14:anchorId="4FF50E29">
+        <w:pict w14:anchorId="0D4D1632">
           <v:rect id="_x0000_i1025" style="width:0;height:1.5pt" o:hralign="center" o:hrstd="t" o:hr="t" fillcolor="#a0a0a0" stroked="f"/>
         </w:pict>
       </w:r>
@@ -1729,23 +1729,7 @@
           <w:rFonts w:ascii="Times New Roman" w:eastAsia="Times New Roman" w:hAnsi="Times New Roman" w:cs="Times New Roman"/>
           <w:lang w:val="en-DK" w:eastAsia="zh-CN"/>
         </w:rPr>
-        <w:t>Eventuelle særlige ønsker</w:t>
-      </w:r>
-    </w:p>
-    <w:p>
-      <w:pPr>
-        <w:spacing w:after="0" w:line="257" w:lineRule="auto"/>
-        <w:rPr>
-          <w:lang w:val="da-DK"/>
-        </w:rPr>
-      </w:pPr>
-      <w:r>
-        <w:rPr>
-          <w:rFonts w:ascii="system-ui" w:eastAsia="system-ui" w:hAnsi="system-ui" w:cs="system-ui"/>
-          <w:lang w:val="da"/>
-        </w:rPr>
-        <w:lastRenderedPageBreak/>
-        <w:t xml:space="preserve"> </w:t>
+        <w:t>Eventuelle særlige ønske</w:t>
       </w:r>
     </w:p>
     <w:p>

--- a/oggaver/Uge38_39.docx
+++ b/oggaver/Uge38_39.docx
@@ -1396,6 +1396,20 @@
       <w:r>
         <w:t>Input-felter på formularer</w:t>
       </w:r>
+      <w:r>
+        <w:t xml:space="preserve"> +</w:t>
+      </w:r>
+      <w:r>
+        <w:t xml:space="preserve"> </w:t>
+      </w:r>
+      <w:hyperlink r:id="rId11" w:history="1">
+        <w:r>
+          <w:rPr>
+            <w:rStyle w:val="Hyperlink"/>
+          </w:rPr>
+          <w:t>https://www.w3schools.com/html/html_form_input_types.asp</w:t>
+        </w:r>
+      </w:hyperlink>
     </w:p>
     <w:p>
       <w:pPr>
@@ -1404,6 +1418,20 @@
       <w:r>
         <w:t>Radioknapper og checkboxe</w:t>
       </w:r>
+      <w:r>
+        <w:t xml:space="preserve"> </w:t>
+      </w:r>
+      <w:r>
+        <w:t xml:space="preserve">+ </w:t>
+      </w:r>
+      <w:hyperlink r:id="rId12" w:history="1">
+        <w:r>
+          <w:rPr>
+            <w:rStyle w:val="Hyperlink"/>
+          </w:rPr>
+          <w:t>https://www.w3schools.com/tags/att_input_type_date.asp</w:t>
+        </w:r>
+      </w:hyperlink>
     </w:p>
     <w:p>
       <w:pPr>
@@ -1418,22 +1446,27 @@
         <w:pStyle w:val="NormalWeb"/>
       </w:pPr>
       <w:r>
-        <w:t>Label</w:t>
-      </w:r>
-      <w:r>
-        <w:t xml:space="preserve">+ </w:t>
-      </w:r>
-      <w:r>
         <w:t>Styling af formularer</w:t>
       </w:r>
+      <w:r>
+        <w:t xml:space="preserve">+label </w:t>
+      </w:r>
+      <w:r>
+        <w:t xml:space="preserve"> </w:t>
+      </w:r>
     </w:p>
     <w:p>
       <w:r>
         <w:rPr>
           <w:noProof/>
         </w:rPr>
-        <w:pict w14:anchorId="0D4D1632">
-          <v:rect id="_x0000_i1025" style="width:0;height:1.5pt" o:hralign="center" o:hrstd="t" o:hr="t" fillcolor="#a0a0a0" stroked="f"/>
+      </w:r>
+      <w:r>
+        <w:pict w14:anchorId="0BB84E7D">
+          <v:rect id="Horizontal Line 1" o:spid="_x0000_s1026" style="width:468pt;height:1.1pt;visibility:visible;mso-wrap-style:square;mso-left-percent:-10001;mso-top-percent:-10001;mso-position-horizontal:absolute;mso-position-horizontal-relative:char;mso-position-vertical:absolute;mso-position-vertical-relative:line;mso-left-percent:-10001;mso-top-percent:-10001;v-text-anchor:top" o:gfxdata="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" filled="f">
+            <o:lock v:ext="edit" rotation="t" aspectratio="t" verticies="t" text="t" shapetype="t"/>
+            <w10:anchorlock/>
+          </v:rect>
         </w:pict>
       </w:r>
     </w:p>
@@ -1493,10 +1526,7 @@
         <w:t>, hvor en kunde kan indtaste sine oplysninger og vælge, hvilken kage kunden ønsker at bestille.</w:t>
       </w:r>
       <w:r>
-        <w:t xml:space="preserve"> (</w:t>
-      </w:r>
-      <w:r>
-        <w:t xml:space="preserve">Der skal </w:t>
+        <w:t xml:space="preserve"> (Der skal </w:t>
       </w:r>
       <w:r>
         <w:rPr>
@@ -1505,16 +1535,7 @@
         <w:t>ikke</w:t>
       </w:r>
       <w:r>
-        <w:t xml:space="preserve"> udvikles eller bruges nogen backend</w:t>
-      </w:r>
-      <w:r>
-        <w:t xml:space="preserve"> til send fomular data videre</w:t>
-      </w:r>
-      <w:r>
-        <w:t>.</w:t>
-      </w:r>
-      <w:r>
-        <w:t>e.g. PHP eller Python)</w:t>
+        <w:t xml:space="preserve"> udvikles eller bruges nogen backend til send fomular data videre.e.g. PHP eller Python)</w:t>
       </w:r>
     </w:p>
     <w:p>
@@ -1731,13 +1752,6 @@
         </w:rPr>
         <w:t>Eventuelle særlige ønske</w:t>
       </w:r>
-    </w:p>
-    <w:p>
-      <w:pPr>
-        <w:rPr>
-          <w:lang w:val="da-DK"/>
-        </w:rPr>
-      </w:pPr>
     </w:p>
     <w:sectPr>
       <w:pgSz w:w="12240" w:h="15840"/>
@@ -5373,26 +5387,6 @@
 </file>
 
 <file path=customXml/item1.xml><?xml version="1.0" encoding="utf-8"?>
-<p:properties xmlns:p="http://schemas.microsoft.com/office/2006/metadata/properties" xmlns:xsi="http://www.w3.org/2001/XMLSchema-instance" xmlns:pc="http://schemas.microsoft.com/office/infopath/2007/PartnerControls">
-  <documentManagement>
-    <lcf76f155ced4ddcb4097134ff3c332f xmlns="e849f5a5-735c-42fe-b98c-e71ffb699442">
-      <Terms xmlns="http://schemas.microsoft.com/office/infopath/2007/PartnerControls"/>
-    </lcf76f155ced4ddcb4097134ff3c332f>
-    <TaxCatchAll xmlns="92085a0b-995c-4352-a904-96fa709bce5d" xsi:nil="true"/>
-  </documentManagement>
-</p:properties>
-</file>
-
-<file path=customXml/item2.xml><?xml version="1.0" encoding="utf-8"?>
-<?mso-contentType ?>
-<FormTemplates xmlns="http://schemas.microsoft.com/sharepoint/v3/contenttype/forms">
-  <Display>DocumentLibraryForm</Display>
-  <Edit>DocumentLibraryForm</Edit>
-  <New>DocumentLibraryForm</New>
-</FormTemplates>
-</file>
-
-<file path=customXml/item3.xml><?xml version="1.0" encoding="utf-8"?>
 <ct:contentTypeSchema xmlns:ct="http://schemas.microsoft.com/office/2006/metadata/contentType" xmlns:ma="http://schemas.microsoft.com/office/2006/metadata/properties/metaAttributes" ct:_="" ma:_="" ma:contentTypeName="Document" ma:contentTypeID="0x0101008FEB4FDFDDEF084D824E2343C1FDD94C" ma:contentTypeVersion="12" ma:contentTypeDescription="Create a new document." ma:contentTypeScope="" ma:versionID="c80cde8f840fec0df13a584d491b53ed">
   <xsd:schema xmlns:xsd="http://www.w3.org/2001/XMLSchema" xmlns:xs="http://www.w3.org/2001/XMLSchema" xmlns:p="http://schemas.microsoft.com/office/2006/metadata/properties" xmlns:ns2="e849f5a5-735c-42fe-b98c-e71ffb699442" xmlns:ns3="92085a0b-995c-4352-a904-96fa709bce5d" targetNamespace="http://schemas.microsoft.com/office/2006/metadata/properties" ma:root="true" ma:fieldsID="6332249688d2fc58235550a5b9c62145" ns2:_="" ns3:_="">
     <xsd:import namespace="e849f5a5-735c-42fe-b98c-e71ffb699442"/>
@@ -5593,26 +5587,27 @@
 </ct:contentTypeSchema>
 </file>
 
-<file path=customXml/itemProps1.xml><?xml version="1.0" encoding="utf-8"?>
-<ds:datastoreItem xmlns:ds="http://schemas.openxmlformats.org/officeDocument/2006/customXml" ds:itemID="{5364EBF9-97AF-4047-BAB4-3971E9487EA1}">
-  <ds:schemaRefs>
-    <ds:schemaRef ds:uri="http://schemas.microsoft.com/office/2006/metadata/properties"/>
-    <ds:schemaRef ds:uri="http://schemas.microsoft.com/office/infopath/2007/PartnerControls"/>
-    <ds:schemaRef ds:uri="e849f5a5-735c-42fe-b98c-e71ffb699442"/>
-    <ds:schemaRef ds:uri="92085a0b-995c-4352-a904-96fa709bce5d"/>
-  </ds:schemaRefs>
-</ds:datastoreItem>
+<file path=customXml/item2.xml><?xml version="1.0" encoding="utf-8"?>
+<?mso-contentType ?>
+<FormTemplates xmlns="http://schemas.microsoft.com/sharepoint/v3/contenttype/forms">
+  <Display>DocumentLibraryForm</Display>
+  <Edit>DocumentLibraryForm</Edit>
+  <New>DocumentLibraryForm</New>
+</FormTemplates>
 </file>
 
-<file path=customXml/itemProps2.xml><?xml version="1.0" encoding="utf-8"?>
-<ds:datastoreItem xmlns:ds="http://schemas.openxmlformats.org/officeDocument/2006/customXml" ds:itemID="{571876B2-2E3A-4D7B-9C6C-8D830A65F91E}">
-  <ds:schemaRefs>
-    <ds:schemaRef ds:uri="http://schemas.microsoft.com/sharepoint/v3/contenttype/forms"/>
-  </ds:schemaRefs>
-</ds:datastoreItem>
+<file path=customXml/item3.xml><?xml version="1.0" encoding="utf-8"?>
+<p:properties xmlns:p="http://schemas.microsoft.com/office/2006/metadata/properties" xmlns:xsi="http://www.w3.org/2001/XMLSchema-instance" xmlns:pc="http://schemas.microsoft.com/office/infopath/2007/PartnerControls">
+  <documentManagement>
+    <lcf76f155ced4ddcb4097134ff3c332f xmlns="e849f5a5-735c-42fe-b98c-e71ffb699442">
+      <Terms xmlns="http://schemas.microsoft.com/office/infopath/2007/PartnerControls"/>
+    </lcf76f155ced4ddcb4097134ff3c332f>
+    <TaxCatchAll xmlns="92085a0b-995c-4352-a904-96fa709bce5d" xsi:nil="true"/>
+  </documentManagement>
+</p:properties>
 </file>
 
-<file path=customXml/itemProps3.xml><?xml version="1.0" encoding="utf-8"?>
+<file path=customXml/itemProps1.xml><?xml version="1.0" encoding="utf-8"?>
 <ds:datastoreItem xmlns:ds="http://schemas.openxmlformats.org/officeDocument/2006/customXml" ds:itemID="{B9119486-789B-43C9-8927-9E4EDCAB78A0}">
   <ds:schemaRefs>
     <ds:schemaRef ds:uri="http://schemas.microsoft.com/office/2006/metadata/contentType"/>
@@ -5629,4 +5624,23 @@
     <ds:schemaRef ds:uri="http://schemas.microsoft.com/internal/obd"/>
   </ds:schemaRefs>
 </ds:datastoreItem>
+</file>
+
+<file path=customXml/itemProps2.xml><?xml version="1.0" encoding="utf-8"?>
+<ds:datastoreItem xmlns:ds="http://schemas.openxmlformats.org/officeDocument/2006/customXml" ds:itemID="{571876B2-2E3A-4D7B-9C6C-8D830A65F91E}">
+  <ds:schemaRefs>
+    <ds:schemaRef ds:uri="http://schemas.microsoft.com/sharepoint/v3/contenttype/forms"/>
+  </ds:schemaRefs>
+</ds:datastoreItem>
+</file>
+
+<file path=customXml/itemProps3.xml><?xml version="1.0" encoding="utf-8"?>
+<ds:datastoreItem xmlns:ds="http://schemas.openxmlformats.org/officeDocument/2006/customXml" ds:itemID="{5364EBF9-97AF-4047-BAB4-3971E9487EA1}">
+  <ds:schemaRefs>
+    <ds:schemaRef ds:uri="http://schemas.microsoft.com/office/2006/metadata/properties"/>
+    <ds:schemaRef ds:uri="http://schemas.microsoft.com/office/infopath/2007/PartnerControls"/>
+    <ds:schemaRef ds:uri="e849f5a5-735c-42fe-b98c-e71ffb699442"/>
+    <ds:schemaRef ds:uri="92085a0b-995c-4352-a904-96fa709bce5d"/>
+  </ds:schemaRefs>
+</ds:datastoreItem>
 </file>